--- a/프로젝트정의서(PDR).docx
+++ b/프로젝트정의서(PDR).docx
@@ -14,25 +14,26 @@
         <w:wordWrap/>
         <w:spacing w:before="23" w:after="0"/>
         <w:ind w:left="495" w:hanging="353"/>
+        <w:jc w:val="center"/>
         <w:rPr>
-          <w:rFonts w:ascii="맑은 고딕" w:eastAsia="맑은 고딕" w:hAnsi="맑은 고딕" w:cs="맑은 고딕"/>
+          <w:rFonts w:asciiTheme="majorHAnsi" w:eastAsiaTheme="majorHAnsi" w:hAnsiTheme="majorHAnsi" w:cs="맑은 고딕"/>
           <w:b/>
           <w:color w:val="000000" w:themeColor="text1"/>
           <w:kern w:val="0"/>
-          <w:sz w:val="28"/>
-          <w:szCs w:val="22"/>
+          <w:sz w:val="30"/>
+          <w:szCs w:val="30"/>
           <w14:ligatures w14:val="none"/>
         </w:rPr>
       </w:pPr>
       <w:r>
         <w:rPr>
-          <w:rFonts w:ascii="맑은 고딕" w:eastAsia="맑은 고딕" w:hAnsi="맑은 고딕" w:cs="맑은 고딕"/>
+          <w:rFonts w:asciiTheme="majorHAnsi" w:eastAsiaTheme="majorHAnsi" w:hAnsiTheme="majorHAnsi" w:cs="맑은 고딕"/>
           <w:b/>
           <w:color w:val="000000" w:themeColor="text1"/>
           <w:spacing w:val="-2"/>
           <w:kern w:val="0"/>
-          <w:sz w:val="28"/>
-          <w:szCs w:val="22"/>
+          <w:sz w:val="30"/>
+          <w:szCs w:val="30"/>
           <w14:ligatures w14:val="none"/>
         </w:rPr>
         <w:t>프로젝트정의서(PDR)</w:t>
@@ -43,7 +44,7 @@
         <w:wordWrap/>
         <w:spacing w:after="0" w:line="213" w:lineRule="auto"/>
         <w:rPr>
-          <w:rFonts w:ascii="맑은 고딕" w:eastAsia="맑은 고딕" w:hAnsi="맑은 고딕" w:cs="맑은 고딕"/>
+          <w:rFonts w:asciiTheme="majorHAnsi" w:eastAsiaTheme="majorHAnsi" w:hAnsiTheme="majorHAnsi" w:cs="맑은 고딕"/>
           <w:kern w:val="0"/>
           <w:sz w:val="20"/>
           <w:szCs w:val="22"/>
@@ -98,7 +99,7 @@
               <w:spacing w:before="277" w:after="0"/>
               <w:jc w:val="center"/>
               <w:rPr>
-                <w:rFonts w:ascii="맑은 고딕" w:eastAsia="맑은 고딕" w:hAnsi="맑은 고딕" w:cs="맑은 고딕"/>
+                <w:rFonts w:asciiTheme="majorHAnsi" w:eastAsiaTheme="majorHAnsi" w:hAnsiTheme="majorHAnsi" w:cs="맑은 고딕"/>
                 <w:b/>
                 <w:color w:val="000000"/>
                 <w:kern w:val="0"/>
@@ -109,7 +110,7 @@
             </w:pPr>
             <w:r>
               <w:rPr>
-                <w:rFonts w:ascii="맑은 고딕" w:eastAsia="맑은 고딕" w:hAnsi="맑은 고딕" w:cs="맑은 고딕" w:hint="eastAsia"/>
+                <w:rFonts w:asciiTheme="majorHAnsi" w:eastAsiaTheme="majorHAnsi" w:hAnsiTheme="majorHAnsi" w:cs="맑은 고딕" w:hint="eastAsia"/>
                 <w:b/>
                 <w:color w:val="000000"/>
                 <w:spacing w:val="-4"/>
@@ -139,7 +140,7 @@
               <w:ind w:left="133"/>
               <w:jc w:val="both"/>
               <w:rPr>
-                <w:rFonts w:ascii="맑은 고딕" w:eastAsia="맑은 고딕" w:hAnsi="맑은 고딕" w:cs="맑은 고딕"/>
+                <w:rFonts w:asciiTheme="majorHAnsi" w:eastAsiaTheme="majorHAnsi" w:hAnsiTheme="majorHAnsi" w:cs="맑은 고딕"/>
                 <w:color w:val="000000"/>
                 <w:kern w:val="0"/>
                 <w:sz w:val="20"/>
@@ -149,7 +150,7 @@
             </w:pPr>
             <w:r>
               <w:rPr>
-                <w:rFonts w:ascii="맑은 고딕" w:eastAsia="맑은 고딕" w:hAnsi="맑은 고딕" w:cs="맑은 고딕"/>
+                <w:rFonts w:asciiTheme="majorHAnsi" w:eastAsiaTheme="majorHAnsi" w:hAnsiTheme="majorHAnsi" w:cs="맑은 고딕"/>
                 <w:color w:val="000000"/>
                 <w:kern w:val="0"/>
                 <w:sz w:val="20"/>
@@ -160,7 +161,7 @@
             </w:r>
             <w:r>
               <w:rPr>
-                <w:rFonts w:ascii="맑은 고딕" w:eastAsia="맑은 고딕" w:hAnsi="맑은 고딕" w:cs="맑은 고딕"/>
+                <w:rFonts w:asciiTheme="majorHAnsi" w:eastAsiaTheme="majorHAnsi" w:hAnsiTheme="majorHAnsi" w:cs="맑은 고딕"/>
                 <w:color w:val="000000"/>
                 <w:spacing w:val="24"/>
                 <w:kern w:val="0"/>
@@ -170,9 +171,10 @@
               </w:rPr>
               <w:t xml:space="preserve"> </w:t>
             </w:r>
-            <w:r>
-              <w:rPr>
-                <w:rFonts w:ascii="맑은 고딕" w:eastAsia="맑은 고딕" w:hAnsi="맑은 고딕" w:cs="맑은 고딕" w:hint="eastAsia"/>
+            <w:proofErr w:type="spellStart"/>
+            <w:r>
+              <w:rPr>
+                <w:rFonts w:asciiTheme="majorHAnsi" w:eastAsiaTheme="majorHAnsi" w:hAnsiTheme="majorHAnsi" w:cs="맑은 고딕" w:hint="eastAsia"/>
                 <w:color w:val="000000"/>
                 <w:kern w:val="0"/>
                 <w:sz w:val="20"/>
@@ -181,6 +183,7 @@
               </w:rPr>
               <w:t>플래시톡</w:t>
             </w:r>
+            <w:proofErr w:type="spellEnd"/>
           </w:p>
         </w:tc>
       </w:tr>
@@ -203,7 +206,7 @@
               <w:wordWrap/>
               <w:spacing w:after="0"/>
               <w:rPr>
-                <w:rFonts w:ascii="맑은 고딕" w:eastAsia="맑은 고딕" w:hAnsi="맑은 고딕" w:cs="맑은 고딕"/>
+                <w:rFonts w:asciiTheme="majorHAnsi" w:eastAsiaTheme="majorHAnsi" w:hAnsiTheme="majorHAnsi" w:cs="맑은 고딕"/>
                 <w:color w:val="000000"/>
                 <w:kern w:val="0"/>
                 <w:sz w:val="2"/>
@@ -251,7 +254,7 @@
               <w:spacing w:after="0" w:line="540" w:lineRule="atLeast"/>
               <w:jc w:val="both"/>
               <w:rPr>
-                <w:rFonts w:ascii="inherit" w:eastAsia="굴림체" w:hAnsi="inherit" w:cs="굴림체" w:hint="eastAsia"/>
+                <w:rFonts w:asciiTheme="majorHAnsi" w:eastAsiaTheme="majorHAnsi" w:hAnsiTheme="majorHAnsi" w:cs="굴림체" w:hint="eastAsia"/>
                 <w:color w:val="1F1F1F"/>
                 <w:kern w:val="0"/>
                 <w:sz w:val="42"/>
@@ -261,7 +264,7 @@
             </w:pPr>
             <w:r>
               <w:rPr>
-                <w:rFonts w:ascii="굴림체" w:eastAsia="굴림체" w:hAnsi="굴림체" w:cs="굴림체"/>
+                <w:rFonts w:asciiTheme="majorHAnsi" w:eastAsiaTheme="majorHAnsi" w:hAnsiTheme="majorHAnsi" w:cs="굴림체"/>
                 <w:color w:val="000000"/>
                 <w:spacing w:val="-4"/>
                 <w:kern w:val="0"/>
@@ -272,7 +275,7 @@
             </w:r>
             <w:r>
               <w:rPr>
-                <w:rFonts w:ascii="inherit" w:eastAsia="굴림체" w:hAnsi="inherit" w:cs="굴림체"/>
+                <w:rFonts w:asciiTheme="majorHAnsi" w:eastAsiaTheme="majorHAnsi" w:hAnsiTheme="majorHAnsi" w:cs="굴림체"/>
                 <w:color w:val="1F1F1F"/>
                 <w:kern w:val="0"/>
                 <w:sz w:val="42"/>
@@ -284,7 +287,7 @@
             </w:r>
             <w:r>
               <w:rPr>
-                <w:rFonts w:ascii="inherit" w:eastAsia="굴림체" w:hAnsi="inherit" w:cs="굴림체" w:hint="eastAsia"/>
+                <w:rFonts w:asciiTheme="majorHAnsi" w:eastAsiaTheme="majorHAnsi" w:hAnsiTheme="majorHAnsi" w:cs="굴림체" w:hint="eastAsia"/>
                 <w:color w:val="1F1F1F"/>
                 <w:kern w:val="0"/>
                 <w:sz w:val="24"/>
@@ -315,7 +318,7 @@
               <w:spacing w:before="110" w:after="0" w:line="213" w:lineRule="auto"/>
               <w:ind w:left="535" w:hanging="140"/>
               <w:rPr>
-                <w:rFonts w:ascii="맑은 고딕" w:eastAsia="맑은 고딕" w:hAnsi="맑은 고딕" w:cs="맑은 고딕"/>
+                <w:rFonts w:asciiTheme="majorHAnsi" w:eastAsiaTheme="majorHAnsi" w:hAnsiTheme="majorHAnsi" w:cs="맑은 고딕"/>
                 <w:color w:val="000000"/>
                 <w:kern w:val="0"/>
                 <w:sz w:val="20"/>
@@ -325,7 +328,7 @@
             </w:pPr>
             <w:r>
               <w:rPr>
-                <w:rFonts w:ascii="맑은 고딕" w:eastAsia="맑은 고딕" w:hAnsi="맑은 고딕" w:cs="맑은 고딕"/>
+                <w:rFonts w:asciiTheme="majorHAnsi" w:eastAsiaTheme="majorHAnsi" w:hAnsiTheme="majorHAnsi" w:cs="맑은 고딕"/>
                 <w:color w:val="000000"/>
                 <w:kern w:val="0"/>
                 <w:sz w:val="20"/>
@@ -336,7 +339,7 @@
             </w:r>
             <w:r>
               <w:rPr>
-                <w:rFonts w:ascii="맑은 고딕" w:eastAsia="맑은 고딕" w:hAnsi="맑은 고딕" w:cs="맑은 고딕"/>
+                <w:rFonts w:asciiTheme="majorHAnsi" w:eastAsiaTheme="majorHAnsi" w:hAnsiTheme="majorHAnsi" w:cs="맑은 고딕"/>
                 <w:color w:val="000000"/>
                 <w:spacing w:val="-4"/>
                 <w:kern w:val="0"/>
@@ -365,7 +368,7 @@
               <w:ind w:left="22" w:right="2"/>
               <w:jc w:val="center"/>
               <w:rPr>
-                <w:rFonts w:ascii="맑은 고딕" w:eastAsia="맑은 고딕" w:hAnsi="맑은 고딕" w:cs="맑은 고딕"/>
+                <w:rFonts w:asciiTheme="majorHAnsi" w:eastAsiaTheme="majorHAnsi" w:hAnsiTheme="majorHAnsi" w:cs="맑은 고딕"/>
                 <w:color w:val="000000"/>
                 <w:kern w:val="0"/>
                 <w:sz w:val="20"/>
@@ -375,7 +378,7 @@
             </w:pPr>
             <w:r>
               <w:rPr>
-                <w:rFonts w:ascii="맑은 고딕" w:eastAsia="맑은 고딕" w:hAnsi="맑은 고딕" w:cs="맑은 고딕"/>
+                <w:rFonts w:asciiTheme="majorHAnsi" w:eastAsiaTheme="majorHAnsi" w:hAnsiTheme="majorHAnsi" w:cs="맑은 고딕"/>
                 <w:color w:val="000000"/>
                 <w:kern w:val="0"/>
                 <w:sz w:val="20"/>
@@ -386,7 +389,7 @@
             </w:r>
             <w:r>
               <w:rPr>
-                <w:rFonts w:ascii="맑은 고딕" w:eastAsia="맑은 고딕" w:hAnsi="맑은 고딕" w:cs="맑은 고딕" w:hint="eastAsia"/>
+                <w:rFonts w:asciiTheme="majorHAnsi" w:eastAsiaTheme="majorHAnsi" w:hAnsiTheme="majorHAnsi" w:cs="맑은 고딕" w:hint="eastAsia"/>
                 <w:color w:val="000000"/>
                 <w:kern w:val="0"/>
                 <w:sz w:val="20"/>
@@ -397,7 +400,7 @@
             </w:r>
             <w:r>
               <w:rPr>
-                <w:rFonts w:ascii="맑은 고딕" w:eastAsia="맑은 고딕" w:hAnsi="맑은 고딕" w:cs="맑은 고딕"/>
+                <w:rFonts w:asciiTheme="majorHAnsi" w:eastAsiaTheme="majorHAnsi" w:hAnsiTheme="majorHAnsi" w:cs="맑은 고딕"/>
                 <w:color w:val="000000"/>
                 <w:spacing w:val="-12"/>
                 <w:kern w:val="0"/>
@@ -427,7 +430,7 @@
               <w:spacing w:after="0"/>
               <w:jc w:val="both"/>
               <w:rPr>
-                <w:rFonts w:ascii="Times New Roman" w:eastAsia="맑은 고딕" w:hAnsi="맑은 고딕" w:cs="맑은 고딕"/>
+                <w:rFonts w:asciiTheme="majorHAnsi" w:eastAsiaTheme="majorHAnsi" w:hAnsiTheme="majorHAnsi" w:cs="맑은 고딕"/>
                 <w:color w:val="000000"/>
                 <w:kern w:val="0"/>
                 <w:sz w:val="18"/>
@@ -437,69 +440,36 @@
             </w:pPr>
             <w:r>
               <w:rPr>
-                <w:rFonts w:ascii="Times New Roman" w:eastAsia="맑은 고딕" w:hAnsi="맑은 고딕" w:cs="맑은 고딕" w:hint="eastAsia"/>
+                <w:rFonts w:asciiTheme="majorHAnsi" w:eastAsiaTheme="majorHAnsi" w:hAnsiTheme="majorHAnsi" w:cs="맑은 고딕" w:hint="eastAsia"/>
                 <w:color w:val="000000"/>
                 <w:kern w:val="0"/>
                 <w:sz w:val="18"/>
                 <w:szCs w:val="22"/>
                 <w14:ligatures w14:val="none"/>
               </w:rPr>
-              <w:t>컴퓨터</w:t>
-            </w:r>
-            <w:r>
-              <w:rPr>
-                <w:rFonts w:ascii="Times New Roman" w:eastAsia="맑은 고딕" w:hAnsi="맑은 고딕" w:cs="맑은 고딕" w:hint="eastAsia"/>
+              <w:t>컴퓨터 소프트웨어</w:t>
+            </w:r>
+            <w:r>
+              <w:rPr>
+                <w:rFonts w:asciiTheme="majorHAnsi" w:eastAsiaTheme="majorHAnsi" w:hAnsiTheme="majorHAnsi" w:cs="맑은 고딕" w:hint="eastAsia"/>
                 <w:color w:val="000000"/>
                 <w:kern w:val="0"/>
                 <w:sz w:val="18"/>
                 <w:szCs w:val="22"/>
                 <w14:ligatures w14:val="none"/>
               </w:rPr>
-              <w:t xml:space="preserve"> </w:t>
-            </w:r>
-            <w:r>
-              <w:rPr>
-                <w:rFonts w:ascii="Times New Roman" w:eastAsia="맑은 고딕" w:hAnsi="맑은 고딕" w:cs="맑은 고딕" w:hint="eastAsia"/>
+              <w:t>공</w:t>
+            </w:r>
+            <w:r>
+              <w:rPr>
+                <w:rFonts w:asciiTheme="majorHAnsi" w:eastAsiaTheme="majorHAnsi" w:hAnsiTheme="majorHAnsi" w:cs="맑은 고딕" w:hint="eastAsia"/>
                 <w:color w:val="000000"/>
                 <w:kern w:val="0"/>
                 <w:sz w:val="18"/>
                 <w:szCs w:val="22"/>
                 <w14:ligatures w14:val="none"/>
               </w:rPr>
-              <w:t>소프트웨어</w:t>
-            </w:r>
-            <w:r>
-              <w:rPr>
-                <w:rFonts w:ascii="Times New Roman" w:eastAsia="맑은 고딕" w:hAnsi="맑은 고딕" w:cs="맑은 고딕" w:hint="eastAsia"/>
-                <w:color w:val="000000"/>
-                <w:kern w:val="0"/>
-                <w:sz w:val="18"/>
-                <w:szCs w:val="22"/>
-                <w14:ligatures w14:val="none"/>
-              </w:rPr>
-              <w:t>공</w:t>
-            </w:r>
-            <w:r>
-              <w:rPr>
-                <w:rFonts w:ascii="Times New Roman" w:eastAsia="맑은 고딕" w:hAnsi="맑은 고딕" w:cs="맑은 고딕" w:hint="eastAsia"/>
-                <w:color w:val="000000"/>
-                <w:kern w:val="0"/>
-                <w:sz w:val="18"/>
-                <w:szCs w:val="22"/>
-                <w14:ligatures w14:val="none"/>
-              </w:rPr>
-              <w:t>학과</w:t>
-            </w:r>
-            <w:r>
-              <w:rPr>
-                <w:rFonts w:ascii="Times New Roman" w:eastAsia="맑은 고딕" w:hAnsi="맑은 고딕" w:cs="맑은 고딕" w:hint="eastAsia"/>
-                <w:color w:val="000000"/>
-                <w:kern w:val="0"/>
-                <w:sz w:val="18"/>
-                <w:szCs w:val="22"/>
-                <w14:ligatures w14:val="none"/>
-              </w:rPr>
-              <w:t xml:space="preserve"> </w:t>
+              <w:t xml:space="preserve">학과 </w:t>
             </w:r>
           </w:p>
         </w:tc>
@@ -523,7 +493,7 @@
               <w:ind w:left="28"/>
               <w:jc w:val="center"/>
               <w:rPr>
-                <w:rFonts w:ascii="맑은 고딕" w:eastAsia="맑은 고딕" w:hAnsi="맑은 고딕" w:cs="맑은 고딕"/>
+                <w:rFonts w:asciiTheme="majorHAnsi" w:eastAsiaTheme="majorHAnsi" w:hAnsiTheme="majorHAnsi" w:cs="맑은 고딕"/>
                 <w:color w:val="000000"/>
                 <w:kern w:val="0"/>
                 <w:sz w:val="20"/>
@@ -533,7 +503,7 @@
             </w:pPr>
             <w:r>
               <w:rPr>
-                <w:rFonts w:ascii="맑은 고딕" w:eastAsia="맑은 고딕" w:hAnsi="맑은 고딕" w:cs="맑은 고딕"/>
+                <w:rFonts w:asciiTheme="majorHAnsi" w:eastAsiaTheme="majorHAnsi" w:hAnsiTheme="majorHAnsi" w:cs="맑은 고딕"/>
                 <w:color w:val="000000"/>
                 <w:spacing w:val="-10"/>
                 <w:kern w:val="0"/>
@@ -561,7 +531,7 @@
               <w:spacing w:after="0"/>
               <w:jc w:val="both"/>
               <w:rPr>
-                <w:rFonts w:ascii="Times New Roman" w:eastAsia="맑은 고딕" w:hAnsi="맑은 고딕" w:cs="맑은 고딕"/>
+                <w:rFonts w:asciiTheme="majorHAnsi" w:eastAsiaTheme="majorHAnsi" w:hAnsiTheme="majorHAnsi" w:cs="맑은 고딕"/>
                 <w:color w:val="000000"/>
                 <w:kern w:val="0"/>
                 <w:sz w:val="18"/>
@@ -571,7 +541,7 @@
             </w:pPr>
             <w:r>
               <w:rPr>
-                <w:rFonts w:ascii="Times New Roman" w:eastAsia="맑은 고딕" w:hAnsi="맑은 고딕" w:cs="맑은 고딕" w:hint="eastAsia"/>
+                <w:rFonts w:asciiTheme="majorHAnsi" w:eastAsiaTheme="majorHAnsi" w:hAnsiTheme="majorHAnsi" w:cs="맑은 고딕" w:hint="eastAsia"/>
                 <w:color w:val="000000"/>
                 <w:kern w:val="0"/>
                 <w:sz w:val="18"/>
@@ -602,7 +572,7 @@
               <w:wordWrap/>
               <w:spacing w:after="0"/>
               <w:rPr>
-                <w:rFonts w:ascii="맑은 고딕" w:eastAsia="맑은 고딕" w:hAnsi="맑은 고딕" w:cs="맑은 고딕"/>
+                <w:rFonts w:asciiTheme="majorHAnsi" w:eastAsiaTheme="majorHAnsi" w:hAnsiTheme="majorHAnsi" w:cs="맑은 고딕"/>
                 <w:color w:val="000000"/>
                 <w:kern w:val="0"/>
                 <w:sz w:val="2"/>
@@ -629,7 +599,7 @@
               <w:ind w:left="22" w:right="2"/>
               <w:jc w:val="center"/>
               <w:rPr>
-                <w:rFonts w:ascii="맑은 고딕" w:eastAsia="맑은 고딕" w:hAnsi="맑은 고딕" w:cs="맑은 고딕"/>
+                <w:rFonts w:asciiTheme="majorHAnsi" w:eastAsiaTheme="majorHAnsi" w:hAnsiTheme="majorHAnsi" w:cs="맑은 고딕"/>
                 <w:color w:val="000000"/>
                 <w:kern w:val="0"/>
                 <w:sz w:val="20"/>
@@ -639,7 +609,7 @@
             </w:pPr>
             <w:r>
               <w:rPr>
-                <w:rFonts w:ascii="맑은 고딕" w:eastAsia="맑은 고딕" w:hAnsi="맑은 고딕" w:cs="맑은 고딕"/>
+                <w:rFonts w:asciiTheme="majorHAnsi" w:eastAsiaTheme="majorHAnsi" w:hAnsiTheme="majorHAnsi" w:cs="맑은 고딕"/>
                 <w:color w:val="000000"/>
                 <w:kern w:val="0"/>
                 <w:sz w:val="20"/>
@@ -650,7 +620,7 @@
             </w:r>
             <w:r>
               <w:rPr>
-                <w:rFonts w:ascii="맑은 고딕" w:eastAsia="맑은 고딕" w:hAnsi="맑은 고딕" w:cs="맑은 고딕" w:hint="eastAsia"/>
+                <w:rFonts w:asciiTheme="majorHAnsi" w:eastAsiaTheme="majorHAnsi" w:hAnsiTheme="majorHAnsi" w:cs="맑은 고딕" w:hint="eastAsia"/>
                 <w:color w:val="000000"/>
                 <w:kern w:val="0"/>
                 <w:sz w:val="20"/>
@@ -661,7 +631,7 @@
             </w:r>
             <w:r>
               <w:rPr>
-                <w:rFonts w:ascii="맑은 고딕" w:eastAsia="맑은 고딕" w:hAnsi="맑은 고딕" w:cs="맑은 고딕"/>
+                <w:rFonts w:asciiTheme="majorHAnsi" w:eastAsiaTheme="majorHAnsi" w:hAnsiTheme="majorHAnsi" w:cs="맑은 고딕"/>
                 <w:color w:val="000000"/>
                 <w:spacing w:val="-12"/>
                 <w:kern w:val="0"/>
@@ -689,7 +659,7 @@
               <w:wordWrap/>
               <w:spacing w:after="0"/>
               <w:rPr>
-                <w:rFonts w:ascii="Times New Roman" w:eastAsia="맑은 고딕" w:hAnsi="맑은 고딕" w:cs="맑은 고딕" w:hint="eastAsia"/>
+                <w:rFonts w:asciiTheme="majorHAnsi" w:eastAsiaTheme="majorHAnsi" w:hAnsiTheme="majorHAnsi" w:cs="맑은 고딕" w:hint="eastAsia"/>
                 <w:color w:val="000000"/>
                 <w:kern w:val="0"/>
                 <w:sz w:val="18"/>
@@ -697,6 +667,28 @@
                 <w14:ligatures w14:val="none"/>
               </w:rPr>
             </w:pPr>
+            <w:r>
+              <w:rPr>
+                <w:rFonts w:asciiTheme="majorHAnsi" w:eastAsiaTheme="majorHAnsi" w:hAnsiTheme="majorHAnsi" w:cs="맑은 고딕" w:hint="eastAsia"/>
+                <w:color w:val="000000"/>
+                <w:kern w:val="0"/>
+                <w:sz w:val="18"/>
+                <w:szCs w:val="22"/>
+                <w14:ligatures w14:val="none"/>
+              </w:rPr>
+              <w:t>010</w:t>
+            </w:r>
+            <w:r>
+              <w:rPr>
+                <w:rFonts w:asciiTheme="majorHAnsi" w:eastAsiaTheme="majorHAnsi" w:hAnsiTheme="majorHAnsi" w:cs="맑은 고딕" w:hint="eastAsia"/>
+                <w:color w:val="000000"/>
+                <w:kern w:val="0"/>
+                <w:sz w:val="18"/>
+                <w:szCs w:val="22"/>
+                <w14:ligatures w14:val="none"/>
+              </w:rPr>
+              <w:t>-4373-6549</w:t>
+            </w:r>
           </w:p>
         </w:tc>
         <w:tc>
@@ -716,7 +708,7 @@
               <w:ind w:left="28"/>
               <w:jc w:val="center"/>
               <w:rPr>
-                <w:rFonts w:ascii="맑은 고딕" w:eastAsia="맑은 고딕" w:hAnsi="맑은 고딕" w:cs="맑은 고딕"/>
+                <w:rFonts w:asciiTheme="majorHAnsi" w:eastAsiaTheme="majorHAnsi" w:hAnsiTheme="majorHAnsi" w:cs="맑은 고딕"/>
                 <w:color w:val="000000"/>
                 <w:kern w:val="0"/>
                 <w:sz w:val="20"/>
@@ -726,7 +718,7 @@
             </w:pPr>
             <w:r>
               <w:rPr>
-                <w:rFonts w:ascii="맑은 고딕" w:eastAsia="맑은 고딕" w:hAnsi="맑은 고딕" w:cs="맑은 고딕"/>
+                <w:rFonts w:asciiTheme="majorHAnsi" w:eastAsiaTheme="majorHAnsi" w:hAnsiTheme="majorHAnsi" w:cs="맑은 고딕"/>
                 <w:color w:val="000000"/>
                 <w:spacing w:val="-5"/>
                 <w:kern w:val="0"/>
@@ -752,7 +744,7 @@
               <w:wordWrap/>
               <w:spacing w:after="0"/>
               <w:rPr>
-                <w:rFonts w:ascii="Times New Roman" w:eastAsia="맑은 고딕" w:hAnsi="맑은 고딕" w:cs="맑은 고딕"/>
+                <w:rFonts w:asciiTheme="majorHAnsi" w:eastAsiaTheme="majorHAnsi" w:hAnsiTheme="majorHAnsi" w:cs="맑은 고딕" w:hint="eastAsia"/>
                 <w:color w:val="000000"/>
                 <w:kern w:val="0"/>
                 <w:sz w:val="18"/>
@@ -760,6 +752,17 @@
                 <w14:ligatures w14:val="none"/>
               </w:rPr>
             </w:pPr>
+            <w:r>
+              <w:rPr>
+                <w:rFonts w:asciiTheme="majorHAnsi" w:eastAsiaTheme="majorHAnsi" w:hAnsiTheme="majorHAnsi" w:cs="맑은 고딕" w:hint="eastAsia"/>
+                <w:color w:val="000000"/>
+                <w:kern w:val="0"/>
+                <w:sz w:val="18"/>
+                <w:szCs w:val="22"/>
+                <w14:ligatures w14:val="none"/>
+              </w:rPr>
+              <w:t>alstjd426@365.bc.ac.kr</w:t>
+            </w:r>
           </w:p>
         </w:tc>
       </w:tr>
@@ -783,7 +786,7 @@
               <w:ind w:left="9"/>
               <w:jc w:val="center"/>
               <w:rPr>
-                <w:rFonts w:ascii="맑은 고딕" w:eastAsia="맑은 고딕" w:hAnsi="맑은 고딕" w:cs="맑은 고딕"/>
+                <w:rFonts w:asciiTheme="majorHAnsi" w:eastAsiaTheme="majorHAnsi" w:hAnsiTheme="majorHAnsi" w:cs="맑은 고딕"/>
                 <w:color w:val="000000"/>
                 <w:kern w:val="0"/>
                 <w:sz w:val="20"/>
@@ -793,7 +796,7 @@
             </w:pPr>
             <w:r>
               <w:rPr>
-                <w:rFonts w:ascii="맑은 고딕" w:eastAsia="맑은 고딕" w:hAnsi="맑은 고딕" w:cs="맑은 고딕"/>
+                <w:rFonts w:asciiTheme="majorHAnsi" w:eastAsiaTheme="majorHAnsi" w:hAnsiTheme="majorHAnsi" w:cs="맑은 고딕"/>
                 <w:color w:val="000000"/>
                 <w:kern w:val="0"/>
                 <w:sz w:val="20"/>
@@ -804,7 +807,7 @@
             </w:r>
             <w:r>
               <w:rPr>
-                <w:rFonts w:ascii="맑은 고딕" w:eastAsia="맑은 고딕" w:hAnsi="맑은 고딕" w:cs="맑은 고딕"/>
+                <w:rFonts w:asciiTheme="majorHAnsi" w:eastAsiaTheme="majorHAnsi" w:hAnsiTheme="majorHAnsi" w:cs="맑은 고딕"/>
                 <w:color w:val="000000"/>
                 <w:spacing w:val="28"/>
                 <w:kern w:val="0"/>
@@ -816,7 +819,7 @@
             </w:r>
             <w:r>
               <w:rPr>
-                <w:rFonts w:ascii="맑은 고딕" w:eastAsia="맑은 고딕" w:hAnsi="맑은 고딕" w:cs="맑은 고딕"/>
+                <w:rFonts w:asciiTheme="majorHAnsi" w:eastAsiaTheme="majorHAnsi" w:hAnsiTheme="majorHAnsi" w:cs="맑은 고딕"/>
                 <w:color w:val="000000"/>
                 <w:spacing w:val="-5"/>
                 <w:kern w:val="0"/>
@@ -845,7 +848,7 @@
               <w:ind w:left="136"/>
               <w:jc w:val="center"/>
               <w:rPr>
-                <w:rFonts w:ascii="맑은 고딕" w:eastAsia="맑은 고딕" w:hAnsi="맑은 고딕" w:cs="맑은 고딕"/>
+                <w:rFonts w:asciiTheme="majorHAnsi" w:eastAsiaTheme="majorHAnsi" w:hAnsiTheme="majorHAnsi" w:cs="맑은 고딕"/>
                 <w:color w:val="000000"/>
                 <w:kern w:val="0"/>
                 <w:sz w:val="20"/>
@@ -855,7 +858,7 @@
             </w:pPr>
             <w:r>
               <w:rPr>
-                <w:rFonts w:ascii="맑은 고딕" w:eastAsia="맑은 고딕" w:hAnsi="맑은 고딕" w:cs="맑은 고딕"/>
+                <w:rFonts w:asciiTheme="majorHAnsi" w:eastAsiaTheme="majorHAnsi" w:hAnsiTheme="majorHAnsi" w:cs="맑은 고딕"/>
                 <w:color w:val="000000"/>
                 <w:kern w:val="0"/>
                 <w:sz w:val="20"/>
@@ -866,7 +869,7 @@
             </w:r>
             <w:r>
               <w:rPr>
-                <w:rFonts w:ascii="맑은 고딕" w:eastAsia="맑은 고딕" w:hAnsi="맑은 고딕" w:cs="맑은 고딕" w:hint="eastAsia"/>
+                <w:rFonts w:asciiTheme="majorHAnsi" w:eastAsiaTheme="majorHAnsi" w:hAnsiTheme="majorHAnsi" w:cs="맑은 고딕" w:hint="eastAsia"/>
                 <w:color w:val="000000"/>
                 <w:kern w:val="0"/>
                 <w:sz w:val="20"/>
@@ -877,7 +880,7 @@
             </w:r>
             <w:r>
               <w:rPr>
-                <w:rFonts w:ascii="맑은 고딕" w:eastAsia="맑은 고딕" w:hAnsi="맑은 고딕" w:cs="맑은 고딕"/>
+                <w:rFonts w:asciiTheme="majorHAnsi" w:eastAsiaTheme="majorHAnsi" w:hAnsiTheme="majorHAnsi" w:cs="맑은 고딕"/>
                 <w:color w:val="000000"/>
                 <w:kern w:val="0"/>
                 <w:sz w:val="20"/>
@@ -888,7 +891,7 @@
             </w:r>
             <w:r>
               <w:rPr>
-                <w:rFonts w:ascii="맑은 고딕" w:eastAsia="맑은 고딕" w:hAnsi="맑은 고딕" w:cs="맑은 고딕"/>
+                <w:rFonts w:asciiTheme="majorHAnsi" w:eastAsiaTheme="majorHAnsi" w:hAnsiTheme="majorHAnsi" w:cs="맑은 고딕"/>
                 <w:color w:val="000000"/>
                 <w:spacing w:val="26"/>
                 <w:kern w:val="0"/>
@@ -900,7 +903,7 @@
             </w:r>
             <w:r>
               <w:rPr>
-                <w:rFonts w:ascii="맑은 고딕" w:eastAsia="맑은 고딕" w:hAnsi="맑은 고딕" w:cs="맑은 고딕"/>
+                <w:rFonts w:asciiTheme="majorHAnsi" w:eastAsiaTheme="majorHAnsi" w:hAnsiTheme="majorHAnsi" w:cs="맑은 고딕"/>
                 <w:color w:val="000000"/>
                 <w:kern w:val="0"/>
                 <w:sz w:val="20"/>
@@ -911,7 +914,7 @@
             </w:r>
             <w:r>
               <w:rPr>
-                <w:rFonts w:ascii="맑은 고딕" w:eastAsia="맑은 고딕" w:hAnsi="맑은 고딕" w:cs="맑은 고딕"/>
+                <w:rFonts w:asciiTheme="majorHAnsi" w:eastAsiaTheme="majorHAnsi" w:hAnsiTheme="majorHAnsi" w:cs="맑은 고딕"/>
                 <w:color w:val="000000"/>
                 <w:spacing w:val="27"/>
                 <w:kern w:val="0"/>
@@ -923,7 +926,7 @@
             </w:r>
             <w:r>
               <w:rPr>
-                <w:rFonts w:ascii="맑은 고딕" w:eastAsia="맑은 고딕" w:hAnsi="맑은 고딕" w:cs="맑은 고딕" w:hint="eastAsia"/>
+                <w:rFonts w:asciiTheme="majorHAnsi" w:eastAsiaTheme="majorHAnsi" w:hAnsiTheme="majorHAnsi" w:cs="맑은 고딕" w:hint="eastAsia"/>
                 <w:color w:val="000000"/>
                 <w:kern w:val="0"/>
                 <w:sz w:val="20"/>
@@ -934,7 +937,7 @@
             </w:r>
             <w:r>
               <w:rPr>
-                <w:rFonts w:ascii="맑은 고딕" w:eastAsia="맑은 고딕" w:hAnsi="맑은 고딕" w:cs="맑은 고딕"/>
+                <w:rFonts w:asciiTheme="majorHAnsi" w:eastAsiaTheme="majorHAnsi" w:hAnsiTheme="majorHAnsi" w:cs="맑은 고딕"/>
                 <w:color w:val="000000"/>
                 <w:kern w:val="0"/>
                 <w:sz w:val="20"/>
@@ -945,7 +948,7 @@
             </w:r>
             <w:r>
               <w:rPr>
-                <w:rFonts w:ascii="맑은 고딕" w:eastAsia="맑은 고딕" w:hAnsi="맑은 고딕" w:cs="맑은 고딕"/>
+                <w:rFonts w:asciiTheme="majorHAnsi" w:eastAsiaTheme="majorHAnsi" w:hAnsiTheme="majorHAnsi" w:cs="맑은 고딕"/>
                 <w:color w:val="000000"/>
                 <w:spacing w:val="26"/>
                 <w:kern w:val="0"/>
@@ -957,7 +960,7 @@
             </w:r>
             <w:r>
               <w:rPr>
-                <w:rFonts w:ascii="맑은 고딕" w:eastAsia="맑은 고딕" w:hAnsi="맑은 고딕" w:cs="맑은 고딕"/>
+                <w:rFonts w:asciiTheme="majorHAnsi" w:eastAsiaTheme="majorHAnsi" w:hAnsiTheme="majorHAnsi" w:cs="맑은 고딕"/>
                 <w:color w:val="000000"/>
                 <w:kern w:val="0"/>
                 <w:sz w:val="20"/>
@@ -968,7 +971,7 @@
             </w:r>
             <w:r>
               <w:rPr>
-                <w:rFonts w:ascii="맑은 고딕" w:eastAsia="맑은 고딕" w:hAnsi="맑은 고딕" w:cs="맑은 고딕"/>
+                <w:rFonts w:asciiTheme="majorHAnsi" w:eastAsiaTheme="majorHAnsi" w:hAnsiTheme="majorHAnsi" w:cs="맑은 고딕"/>
                 <w:color w:val="000000"/>
                 <w:spacing w:val="27"/>
                 <w:kern w:val="0"/>
@@ -980,7 +983,7 @@
             </w:r>
             <w:r>
               <w:rPr>
-                <w:rFonts w:ascii="맑은 고딕" w:eastAsia="맑은 고딕" w:hAnsi="맑은 고딕" w:cs="맑은 고딕"/>
+                <w:rFonts w:asciiTheme="majorHAnsi" w:eastAsiaTheme="majorHAnsi" w:hAnsiTheme="majorHAnsi" w:cs="맑은 고딕"/>
                 <w:color w:val="000000"/>
                 <w:kern w:val="0"/>
                 <w:sz w:val="20"/>
@@ -991,7 +994,7 @@
             </w:r>
             <w:r>
               <w:rPr>
-                <w:rFonts w:ascii="맑은 고딕" w:eastAsia="맑은 고딕" w:hAnsi="맑은 고딕" w:cs="맑은 고딕" w:hint="eastAsia"/>
+                <w:rFonts w:asciiTheme="majorHAnsi" w:eastAsiaTheme="majorHAnsi" w:hAnsiTheme="majorHAnsi" w:cs="맑은 고딕" w:hint="eastAsia"/>
                 <w:color w:val="000000"/>
                 <w:kern w:val="0"/>
                 <w:sz w:val="20"/>
@@ -1002,7 +1005,7 @@
             </w:r>
             <w:r>
               <w:rPr>
-                <w:rFonts w:ascii="맑은 고딕" w:eastAsia="맑은 고딕" w:hAnsi="맑은 고딕" w:cs="맑은 고딕"/>
+                <w:rFonts w:asciiTheme="majorHAnsi" w:eastAsiaTheme="majorHAnsi" w:hAnsiTheme="majorHAnsi" w:cs="맑은 고딕"/>
                 <w:color w:val="000000"/>
                 <w:kern w:val="0"/>
                 <w:sz w:val="20"/>
@@ -1013,7 +1016,7 @@
             </w:r>
             <w:r>
               <w:rPr>
-                <w:rFonts w:ascii="맑은 고딕" w:eastAsia="맑은 고딕" w:hAnsi="맑은 고딕" w:cs="맑은 고딕"/>
+                <w:rFonts w:asciiTheme="majorHAnsi" w:eastAsiaTheme="majorHAnsi" w:hAnsiTheme="majorHAnsi" w:cs="맑은 고딕"/>
                 <w:color w:val="000000"/>
                 <w:spacing w:val="26"/>
                 <w:kern w:val="0"/>
@@ -1025,7 +1028,7 @@
             </w:r>
             <w:r>
               <w:rPr>
-                <w:rFonts w:ascii="맑은 고딕" w:eastAsia="맑은 고딕" w:hAnsi="맑은 고딕" w:cs="맑은 고딕"/>
+                <w:rFonts w:asciiTheme="majorHAnsi" w:eastAsiaTheme="majorHAnsi" w:hAnsiTheme="majorHAnsi" w:cs="맑은 고딕"/>
                 <w:color w:val="000000"/>
                 <w:kern w:val="0"/>
                 <w:sz w:val="20"/>
@@ -1036,7 +1039,7 @@
             </w:r>
             <w:r>
               <w:rPr>
-                <w:rFonts w:ascii="맑은 고딕" w:eastAsia="맑은 고딕" w:hAnsi="맑은 고딕" w:cs="맑은 고딕"/>
+                <w:rFonts w:asciiTheme="majorHAnsi" w:eastAsiaTheme="majorHAnsi" w:hAnsiTheme="majorHAnsi" w:cs="맑은 고딕"/>
                 <w:color w:val="000000"/>
                 <w:spacing w:val="25"/>
                 <w:kern w:val="0"/>
@@ -1048,7 +1051,7 @@
             </w:r>
             <w:r>
               <w:rPr>
-                <w:rFonts w:ascii="맑은 고딕" w:eastAsia="맑은 고딕" w:hAnsi="맑은 고딕" w:cs="맑은 고딕" w:hint="eastAsia"/>
+                <w:rFonts w:asciiTheme="majorHAnsi" w:eastAsiaTheme="majorHAnsi" w:hAnsiTheme="majorHAnsi" w:cs="맑은 고딕" w:hint="eastAsia"/>
                 <w:color w:val="000000"/>
                 <w:spacing w:val="25"/>
                 <w:kern w:val="0"/>
@@ -1060,7 +1063,7 @@
             </w:r>
             <w:r>
               <w:rPr>
-                <w:rFonts w:ascii="맑은 고딕" w:eastAsia="맑은 고딕" w:hAnsi="맑은 고딕" w:cs="맑은 고딕"/>
+                <w:rFonts w:asciiTheme="majorHAnsi" w:eastAsiaTheme="majorHAnsi" w:hAnsiTheme="majorHAnsi" w:cs="맑은 고딕"/>
                 <w:color w:val="000000"/>
                 <w:kern w:val="0"/>
                 <w:sz w:val="20"/>
@@ -1071,7 +1074,7 @@
             </w:r>
             <w:r>
               <w:rPr>
-                <w:rFonts w:ascii="맑은 고딕" w:eastAsia="맑은 고딕" w:hAnsi="맑은 고딕" w:cs="맑은 고딕"/>
+                <w:rFonts w:asciiTheme="majorHAnsi" w:eastAsiaTheme="majorHAnsi" w:hAnsiTheme="majorHAnsi" w:cs="맑은 고딕"/>
                 <w:color w:val="000000"/>
                 <w:spacing w:val="28"/>
                 <w:kern w:val="0"/>
@@ -1083,7 +1086,7 @@
             </w:r>
             <w:r>
               <w:rPr>
-                <w:rFonts w:ascii="맑은 고딕" w:eastAsia="맑은 고딕" w:hAnsi="맑은 고딕" w:cs="맑은 고딕"/>
+                <w:rFonts w:asciiTheme="majorHAnsi" w:eastAsiaTheme="majorHAnsi" w:hAnsiTheme="majorHAnsi" w:cs="맑은 고딕"/>
                 <w:color w:val="000000"/>
                 <w:kern w:val="0"/>
                 <w:sz w:val="20"/>
@@ -1094,7 +1097,7 @@
             </w:r>
             <w:r>
               <w:rPr>
-                <w:rFonts w:ascii="맑은 고딕" w:eastAsia="맑은 고딕" w:hAnsi="맑은 고딕" w:cs="맑은 고딕"/>
+                <w:rFonts w:asciiTheme="majorHAnsi" w:eastAsiaTheme="majorHAnsi" w:hAnsiTheme="majorHAnsi" w:cs="맑은 고딕"/>
                 <w:color w:val="000000"/>
                 <w:spacing w:val="27"/>
                 <w:kern w:val="0"/>
@@ -1106,7 +1109,7 @@
             </w:r>
             <w:r>
               <w:rPr>
-                <w:rFonts w:ascii="맑은 고딕" w:eastAsia="맑은 고딕" w:hAnsi="맑은 고딕" w:cs="맑은 고딕"/>
+                <w:rFonts w:asciiTheme="majorHAnsi" w:eastAsiaTheme="majorHAnsi" w:hAnsiTheme="majorHAnsi" w:cs="맑은 고딕"/>
                 <w:color w:val="000000"/>
                 <w:spacing w:val="-4"/>
                 <w:kern w:val="0"/>
@@ -1138,7 +1141,7 @@
               <w:wordWrap/>
               <w:spacing w:before="1" w:after="0"/>
               <w:rPr>
-                <w:rFonts w:ascii="맑은 고딕" w:eastAsia="맑은 고딕" w:hAnsi="맑은 고딕" w:cs="맑은 고딕"/>
+                <w:rFonts w:asciiTheme="majorHAnsi" w:eastAsiaTheme="majorHAnsi" w:hAnsiTheme="majorHAnsi" w:cs="맑은 고딕"/>
                 <w:b/>
                 <w:color w:val="000000"/>
                 <w:kern w:val="0"/>
@@ -1154,7 +1157,7 @@
               <w:spacing w:after="0" w:line="211" w:lineRule="auto"/>
               <w:ind w:left="535" w:hanging="140"/>
               <w:rPr>
-                <w:rFonts w:ascii="맑은 고딕" w:eastAsia="맑은 고딕" w:hAnsi="맑은 고딕" w:cs="맑은 고딕"/>
+                <w:rFonts w:asciiTheme="majorHAnsi" w:eastAsiaTheme="majorHAnsi" w:hAnsiTheme="majorHAnsi" w:cs="맑은 고딕"/>
                 <w:color w:val="000000"/>
                 <w:kern w:val="0"/>
                 <w:sz w:val="20"/>
@@ -1164,18 +1167,42 @@
             </w:pPr>
             <w:r>
               <w:rPr>
-                <w:rFonts w:ascii="맑은 고딕" w:eastAsia="맑은 고딕" w:hAnsi="맑은 고딕" w:cs="맑은 고딕"/>
-                <w:color w:val="000000"/>
-                <w:kern w:val="0"/>
-                <w:sz w:val="20"/>
-                <w:szCs w:val="22"/>
-                <w14:ligatures w14:val="none"/>
-              </w:rPr>
-              <w:t xml:space="preserve">관 련 자 </w:t>
-            </w:r>
-            <w:r>
-              <w:rPr>
-                <w:rFonts w:ascii="맑은 고딕" w:eastAsia="맑은 고딕" w:hAnsi="맑은 고딕" w:cs="맑은 고딕"/>
+                <w:rFonts w:asciiTheme="majorHAnsi" w:eastAsiaTheme="majorHAnsi" w:hAnsiTheme="majorHAnsi" w:cs="맑은 고딕"/>
+                <w:color w:val="000000"/>
+                <w:kern w:val="0"/>
+                <w:sz w:val="20"/>
+                <w:szCs w:val="22"/>
+                <w14:ligatures w14:val="none"/>
+              </w:rPr>
+              <w:t xml:space="preserve">관 </w:t>
+            </w:r>
+            <w:proofErr w:type="spellStart"/>
+            <w:r>
+              <w:rPr>
+                <w:rFonts w:asciiTheme="majorHAnsi" w:eastAsiaTheme="majorHAnsi" w:hAnsiTheme="majorHAnsi" w:cs="맑은 고딕"/>
+                <w:color w:val="000000"/>
+                <w:kern w:val="0"/>
+                <w:sz w:val="20"/>
+                <w:szCs w:val="22"/>
+                <w14:ligatures w14:val="none"/>
+              </w:rPr>
+              <w:t>련</w:t>
+            </w:r>
+            <w:proofErr w:type="spellEnd"/>
+            <w:r>
+              <w:rPr>
+                <w:rFonts w:asciiTheme="majorHAnsi" w:eastAsiaTheme="majorHAnsi" w:hAnsiTheme="majorHAnsi" w:cs="맑은 고딕"/>
+                <w:color w:val="000000"/>
+                <w:kern w:val="0"/>
+                <w:sz w:val="20"/>
+                <w:szCs w:val="22"/>
+                <w14:ligatures w14:val="none"/>
+              </w:rPr>
+              <w:t xml:space="preserve"> 자 </w:t>
+            </w:r>
+            <w:r>
+              <w:rPr>
+                <w:rFonts w:asciiTheme="majorHAnsi" w:eastAsiaTheme="majorHAnsi" w:hAnsiTheme="majorHAnsi" w:cs="맑은 고딕"/>
                 <w:color w:val="000000"/>
                 <w:spacing w:val="-4"/>
                 <w:kern w:val="0"/>
@@ -1204,7 +1231,7 @@
               <w:ind w:left="22"/>
               <w:jc w:val="center"/>
               <w:rPr>
-                <w:rFonts w:ascii="맑은 고딕" w:eastAsia="맑은 고딕" w:hAnsi="맑은 고딕" w:cs="맑은 고딕"/>
+                <w:rFonts w:asciiTheme="majorHAnsi" w:eastAsiaTheme="majorHAnsi" w:hAnsiTheme="majorHAnsi" w:cs="맑은 고딕"/>
                 <w:color w:val="000000"/>
                 <w:kern w:val="0"/>
                 <w:sz w:val="20"/>
@@ -1214,7 +1241,7 @@
             </w:pPr>
             <w:r>
               <w:rPr>
-                <w:rFonts w:ascii="맑은 고딕" w:eastAsia="맑은 고딕" w:hAnsi="맑은 고딕" w:cs="맑은 고딕"/>
+                <w:rFonts w:asciiTheme="majorHAnsi" w:eastAsiaTheme="majorHAnsi" w:hAnsiTheme="majorHAnsi" w:cs="맑은 고딕"/>
                 <w:color w:val="000000"/>
                 <w:spacing w:val="-5"/>
                 <w:kern w:val="0"/>
@@ -1243,7 +1270,7 @@
               <w:ind w:left="24"/>
               <w:jc w:val="center"/>
               <w:rPr>
-                <w:rFonts w:ascii="맑은 고딕" w:eastAsia="맑은 고딕" w:hAnsi="맑은 고딕" w:cs="맑은 고딕"/>
+                <w:rFonts w:asciiTheme="majorHAnsi" w:eastAsiaTheme="majorHAnsi" w:hAnsiTheme="majorHAnsi" w:cs="맑은 고딕"/>
                 <w:color w:val="000000"/>
                 <w:kern w:val="0"/>
                 <w:sz w:val="20"/>
@@ -1253,7 +1280,7 @@
             </w:pPr>
             <w:r>
               <w:rPr>
-                <w:rFonts w:ascii="맑은 고딕" w:eastAsia="맑은 고딕" w:hAnsi="맑은 고딕" w:cs="맑은 고딕"/>
+                <w:rFonts w:asciiTheme="majorHAnsi" w:eastAsiaTheme="majorHAnsi" w:hAnsiTheme="majorHAnsi" w:cs="맑은 고딕"/>
                 <w:color w:val="000000"/>
                 <w:spacing w:val="-5"/>
                 <w:kern w:val="0"/>
@@ -1282,7 +1309,7 @@
               <w:ind w:left="36"/>
               <w:jc w:val="center"/>
               <w:rPr>
-                <w:rFonts w:ascii="맑은 고딕" w:eastAsia="맑은 고딕" w:hAnsi="맑은 고딕" w:cs="맑은 고딕"/>
+                <w:rFonts w:asciiTheme="majorHAnsi" w:eastAsiaTheme="majorHAnsi" w:hAnsiTheme="majorHAnsi" w:cs="맑은 고딕"/>
                 <w:color w:val="000000"/>
                 <w:kern w:val="0"/>
                 <w:sz w:val="20"/>
@@ -1292,7 +1319,7 @@
             </w:pPr>
             <w:r>
               <w:rPr>
-                <w:rFonts w:ascii="맑은 고딕" w:eastAsia="맑은 고딕" w:hAnsi="맑은 고딕" w:cs="맑은 고딕"/>
+                <w:rFonts w:asciiTheme="majorHAnsi" w:eastAsiaTheme="majorHAnsi" w:hAnsiTheme="majorHAnsi" w:cs="맑은 고딕"/>
                 <w:color w:val="000000"/>
                 <w:kern w:val="0"/>
                 <w:sz w:val="20"/>
@@ -1303,7 +1330,7 @@
             </w:r>
             <w:r>
               <w:rPr>
-                <w:rFonts w:ascii="맑은 고딕" w:eastAsia="맑은 고딕" w:hAnsi="맑은 고딕" w:cs="맑은 고딕"/>
+                <w:rFonts w:asciiTheme="majorHAnsi" w:eastAsiaTheme="majorHAnsi" w:hAnsiTheme="majorHAnsi" w:cs="맑은 고딕"/>
                 <w:color w:val="000000"/>
                 <w:spacing w:val="27"/>
                 <w:kern w:val="0"/>
@@ -1315,7 +1342,7 @@
             </w:r>
             <w:r>
               <w:rPr>
-                <w:rFonts w:ascii="맑은 고딕" w:eastAsia="맑은 고딕" w:hAnsi="맑은 고딕" w:cs="맑은 고딕"/>
+                <w:rFonts w:asciiTheme="majorHAnsi" w:eastAsiaTheme="majorHAnsi" w:hAnsiTheme="majorHAnsi" w:cs="맑은 고딕"/>
                 <w:color w:val="000000"/>
                 <w:kern w:val="0"/>
                 <w:sz w:val="20"/>
@@ -1326,7 +1353,7 @@
             </w:r>
             <w:r>
               <w:rPr>
-                <w:rFonts w:ascii="맑은 고딕" w:eastAsia="맑은 고딕" w:hAnsi="맑은 고딕" w:cs="맑은 고딕"/>
+                <w:rFonts w:asciiTheme="majorHAnsi" w:eastAsiaTheme="majorHAnsi" w:hAnsiTheme="majorHAnsi" w:cs="맑은 고딕"/>
                 <w:color w:val="000000"/>
                 <w:spacing w:val="27"/>
                 <w:kern w:val="0"/>
@@ -1338,7 +1365,7 @@
             </w:r>
             <w:r>
               <w:rPr>
-                <w:rFonts w:ascii="맑은 고딕" w:eastAsia="맑은 고딕" w:hAnsi="맑은 고딕" w:cs="맑은 고딕"/>
+                <w:rFonts w:asciiTheme="majorHAnsi" w:eastAsiaTheme="majorHAnsi" w:hAnsiTheme="majorHAnsi" w:cs="맑은 고딕"/>
                 <w:color w:val="000000"/>
                 <w:spacing w:val="-5"/>
                 <w:kern w:val="0"/>
@@ -1370,7 +1397,7 @@
               <w:wordWrap/>
               <w:spacing w:after="0"/>
               <w:rPr>
-                <w:rFonts w:ascii="맑은 고딕" w:eastAsia="맑은 고딕" w:hAnsi="맑은 고딕" w:cs="맑은 고딕"/>
+                <w:rFonts w:asciiTheme="majorHAnsi" w:eastAsiaTheme="majorHAnsi" w:hAnsiTheme="majorHAnsi" w:cs="맑은 고딕"/>
                 <w:color w:val="000000"/>
                 <w:kern w:val="0"/>
                 <w:sz w:val="2"/>
@@ -1397,7 +1424,7 @@
               <w:ind w:left="22"/>
               <w:jc w:val="center"/>
               <w:rPr>
-                <w:rFonts w:ascii="맑은 고딕" w:eastAsia="맑은 고딕" w:hAnsi="맑은 고딕" w:cs="맑은 고딕"/>
+                <w:rFonts w:asciiTheme="majorHAnsi" w:eastAsiaTheme="majorHAnsi" w:hAnsiTheme="majorHAnsi" w:cs="맑은 고딕"/>
                 <w:color w:val="000000"/>
                 <w:kern w:val="0"/>
                 <w:sz w:val="20"/>
@@ -1407,7 +1434,7 @@
             </w:pPr>
             <w:r>
               <w:rPr>
-                <w:rFonts w:ascii="맑은 고딕" w:eastAsia="맑은 고딕" w:hAnsi="맑은 고딕" w:cs="맑은 고딕" w:hint="eastAsia"/>
+                <w:rFonts w:asciiTheme="majorHAnsi" w:eastAsiaTheme="majorHAnsi" w:hAnsiTheme="majorHAnsi" w:cs="맑은 고딕" w:hint="eastAsia"/>
                 <w:color w:val="000000"/>
                 <w:spacing w:val="-5"/>
                 <w:kern w:val="0"/>
@@ -1436,7 +1463,7 @@
               <w:ind w:left="24"/>
               <w:jc w:val="center"/>
               <w:rPr>
-                <w:rFonts w:ascii="맑은 고딕" w:eastAsia="맑은 고딕" w:hAnsi="맑은 고딕" w:cs="맑은 고딕"/>
+                <w:rFonts w:asciiTheme="majorHAnsi" w:eastAsiaTheme="majorHAnsi" w:hAnsiTheme="majorHAnsi" w:cs="맑은 고딕"/>
                 <w:color w:val="000000"/>
                 <w:kern w:val="0"/>
                 <w:sz w:val="20"/>
@@ -1446,7 +1473,7 @@
             </w:pPr>
             <w:r>
               <w:rPr>
-                <w:rFonts w:ascii="맑은 고딕" w:eastAsia="맑은 고딕" w:hAnsi="맑은 고딕" w:cs="맑은 고딕" w:hint="eastAsia"/>
+                <w:rFonts w:asciiTheme="majorHAnsi" w:eastAsiaTheme="majorHAnsi" w:hAnsiTheme="majorHAnsi" w:cs="맑은 고딕" w:hint="eastAsia"/>
                 <w:color w:val="000000"/>
                 <w:spacing w:val="-5"/>
                 <w:kern w:val="0"/>
@@ -1474,7 +1501,7 @@
               <w:spacing w:before="7" w:after="0"/>
               <w:ind w:left="36"/>
               <w:rPr>
-                <w:rFonts w:ascii="맑은 고딕" w:eastAsia="맑은 고딕" w:hAnsi="맑은 고딕" w:cs="맑은 고딕"/>
+                <w:rFonts w:asciiTheme="majorHAnsi" w:eastAsiaTheme="majorHAnsi" w:hAnsiTheme="majorHAnsi" w:cs="맑은 고딕"/>
                 <w:color w:val="000000"/>
                 <w:kern w:val="0"/>
                 <w:sz w:val="20"/>
@@ -1484,7 +1511,7 @@
             </w:pPr>
             <w:r>
               <w:rPr>
-                <w:rFonts w:ascii="맑은 고딕" w:eastAsia="맑은 고딕" w:hAnsi="맑은 고딕" w:cs="맑은 고딕"/>
+                <w:rFonts w:asciiTheme="majorHAnsi" w:eastAsiaTheme="majorHAnsi" w:hAnsiTheme="majorHAnsi" w:cs="맑은 고딕"/>
                 <w:color w:val="000000"/>
                 <w:kern w:val="0"/>
                 <w:sz w:val="20"/>
@@ -1495,7 +1522,7 @@
             </w:r>
             <w:r>
               <w:rPr>
-                <w:rFonts w:ascii="맑은 고딕" w:eastAsia="맑은 고딕" w:hAnsi="맑은 고딕" w:cs="맑은 고딕"/>
+                <w:rFonts w:asciiTheme="majorHAnsi" w:eastAsiaTheme="majorHAnsi" w:hAnsiTheme="majorHAnsi" w:cs="맑은 고딕"/>
                 <w:color w:val="000000"/>
                 <w:spacing w:val="24"/>
                 <w:kern w:val="0"/>
@@ -1507,7 +1534,7 @@
             </w:r>
             <w:r>
               <w:rPr>
-                <w:rFonts w:ascii="맑은 고딕" w:eastAsia="맑은 고딕" w:hAnsi="맑은 고딕" w:cs="맑은 고딕" w:hint="eastAsia"/>
+                <w:rFonts w:asciiTheme="majorHAnsi" w:eastAsiaTheme="majorHAnsi" w:hAnsiTheme="majorHAnsi" w:cs="맑은 고딕" w:hint="eastAsia"/>
                 <w:color w:val="000000"/>
                 <w:kern w:val="0"/>
                 <w:sz w:val="20"/>
@@ -1518,7 +1545,7 @@
             </w:r>
             <w:r>
               <w:rPr>
-                <w:rFonts w:ascii="맑은 고딕" w:eastAsia="맑은 고딕" w:hAnsi="맑은 고딕" w:cs="맑은 고딕" w:hint="eastAsia"/>
+                <w:rFonts w:asciiTheme="majorHAnsi" w:eastAsiaTheme="majorHAnsi" w:hAnsiTheme="majorHAnsi" w:cs="맑은 고딕" w:hint="eastAsia"/>
                 <w:color w:val="000000"/>
                 <w:kern w:val="0"/>
                 <w:sz w:val="20"/>
@@ -1529,7 +1556,7 @@
             </w:r>
             <w:r>
               <w:rPr>
-                <w:rFonts w:ascii="맑은 고딕" w:eastAsia="맑은 고딕" w:hAnsi="맑은 고딕" w:cs="맑은 고딕" w:hint="eastAsia"/>
+                <w:rFonts w:asciiTheme="majorHAnsi" w:eastAsiaTheme="majorHAnsi" w:hAnsiTheme="majorHAnsi" w:cs="맑은 고딕" w:hint="eastAsia"/>
                 <w:color w:val="000000"/>
                 <w:kern w:val="0"/>
                 <w:sz w:val="20"/>
@@ -1540,7 +1567,7 @@
             </w:r>
             <w:r>
               <w:rPr>
-                <w:rFonts w:ascii="맑은 고딕" w:eastAsia="맑은 고딕" w:hAnsi="맑은 고딕" w:cs="맑은 고딕"/>
+                <w:rFonts w:asciiTheme="majorHAnsi" w:eastAsiaTheme="majorHAnsi" w:hAnsiTheme="majorHAnsi" w:cs="맑은 고딕"/>
                 <w:color w:val="000000"/>
                 <w:spacing w:val="24"/>
                 <w:kern w:val="0"/>
@@ -1552,7 +1579,7 @@
             </w:r>
             <w:r>
               <w:rPr>
-                <w:rFonts w:ascii="맑은 고딕" w:eastAsia="맑은 고딕" w:hAnsi="맑은 고딕" w:cs="맑은 고딕"/>
+                <w:rFonts w:asciiTheme="majorHAnsi" w:eastAsiaTheme="majorHAnsi" w:hAnsiTheme="majorHAnsi" w:cs="맑은 고딕"/>
                 <w:color w:val="000000"/>
                 <w:kern w:val="0"/>
                 <w:sz w:val="20"/>
@@ -1563,7 +1590,7 @@
             </w:r>
             <w:r>
               <w:rPr>
-                <w:rFonts w:ascii="맑은 고딕" w:eastAsia="맑은 고딕" w:hAnsi="맑은 고딕" w:cs="맑은 고딕"/>
+                <w:rFonts w:asciiTheme="majorHAnsi" w:eastAsiaTheme="majorHAnsi" w:hAnsiTheme="majorHAnsi" w:cs="맑은 고딕"/>
                 <w:color w:val="000000"/>
                 <w:spacing w:val="25"/>
                 <w:kern w:val="0"/>
@@ -1575,7 +1602,7 @@
             </w:r>
             <w:r>
               <w:rPr>
-                <w:rFonts w:ascii="맑은 고딕" w:eastAsia="맑은 고딕" w:hAnsi="맑은 고딕" w:cs="맑은 고딕"/>
+                <w:rFonts w:asciiTheme="majorHAnsi" w:eastAsiaTheme="majorHAnsi" w:hAnsiTheme="majorHAnsi" w:cs="맑은 고딕"/>
                 <w:color w:val="000000"/>
                 <w:kern w:val="0"/>
                 <w:sz w:val="20"/>
@@ -1606,7 +1633,7 @@
               <w:wordWrap/>
               <w:spacing w:after="0"/>
               <w:rPr>
-                <w:rFonts w:ascii="맑은 고딕" w:eastAsia="맑은 고딕" w:hAnsi="맑은 고딕" w:cs="맑은 고딕"/>
+                <w:rFonts w:asciiTheme="majorHAnsi" w:eastAsiaTheme="majorHAnsi" w:hAnsiTheme="majorHAnsi" w:cs="맑은 고딕"/>
                 <w:color w:val="000000"/>
                 <w:kern w:val="0"/>
                 <w:sz w:val="2"/>
@@ -1633,7 +1660,7 @@
               <w:ind w:left="22"/>
               <w:jc w:val="center"/>
               <w:rPr>
-                <w:rFonts w:ascii="맑은 고딕" w:eastAsia="맑은 고딕" w:hAnsi="맑은 고딕" w:cs="맑은 고딕"/>
+                <w:rFonts w:asciiTheme="majorHAnsi" w:eastAsiaTheme="majorHAnsi" w:hAnsiTheme="majorHAnsi" w:cs="맑은 고딕"/>
                 <w:color w:val="000000"/>
                 <w:kern w:val="0"/>
                 <w:sz w:val="20"/>
@@ -1641,9 +1668,10 @@
                 <w14:ligatures w14:val="none"/>
               </w:rPr>
             </w:pPr>
-            <w:r>
-              <w:rPr>
-                <w:rFonts w:ascii="맑은 고딕" w:eastAsia="맑은 고딕" w:hAnsi="맑은 고딕" w:cs="맑은 고딕" w:hint="eastAsia"/>
+            <w:proofErr w:type="spellStart"/>
+            <w:r>
+              <w:rPr>
+                <w:rFonts w:asciiTheme="majorHAnsi" w:eastAsiaTheme="majorHAnsi" w:hAnsiTheme="majorHAnsi" w:cs="맑은 고딕" w:hint="eastAsia"/>
                 <w:color w:val="000000"/>
                 <w:spacing w:val="-5"/>
                 <w:kern w:val="0"/>
@@ -1653,6 +1681,7 @@
               </w:rPr>
               <w:t>임효진</w:t>
             </w:r>
+            <w:proofErr w:type="spellEnd"/>
           </w:p>
         </w:tc>
         <w:tc>
@@ -1672,7 +1701,7 @@
               <w:ind w:left="24"/>
               <w:jc w:val="center"/>
               <w:rPr>
-                <w:rFonts w:ascii="맑은 고딕" w:eastAsia="맑은 고딕" w:hAnsi="맑은 고딕" w:cs="맑은 고딕"/>
+                <w:rFonts w:asciiTheme="majorHAnsi" w:eastAsiaTheme="majorHAnsi" w:hAnsiTheme="majorHAnsi" w:cs="맑은 고딕"/>
                 <w:color w:val="000000"/>
                 <w:kern w:val="0"/>
                 <w:sz w:val="20"/>
@@ -1682,7 +1711,7 @@
             </w:pPr>
             <w:r>
               <w:rPr>
-                <w:rFonts w:ascii="맑은 고딕" w:eastAsia="맑은 고딕" w:hAnsi="맑은 고딕" w:cs="맑은 고딕" w:hint="eastAsia"/>
+                <w:rFonts w:asciiTheme="majorHAnsi" w:eastAsiaTheme="majorHAnsi" w:hAnsiTheme="majorHAnsi" w:cs="맑은 고딕" w:hint="eastAsia"/>
                 <w:color w:val="000000"/>
                 <w:spacing w:val="-5"/>
                 <w:kern w:val="0"/>
@@ -1710,7 +1739,7 @@
               <w:spacing w:before="4" w:after="0"/>
               <w:ind w:left="36"/>
               <w:rPr>
-                <w:rFonts w:ascii="맑은 고딕" w:eastAsia="맑은 고딕" w:hAnsi="맑은 고딕" w:cs="맑은 고딕"/>
+                <w:rFonts w:asciiTheme="majorHAnsi" w:eastAsiaTheme="majorHAnsi" w:hAnsiTheme="majorHAnsi" w:cs="맑은 고딕"/>
                 <w:color w:val="000000"/>
                 <w:kern w:val="0"/>
                 <w:sz w:val="20"/>
@@ -1720,7 +1749,7 @@
             </w:pPr>
             <w:r>
               <w:rPr>
-                <w:rFonts w:ascii="맑은 고딕" w:eastAsia="맑은 고딕" w:hAnsi="맑은 고딕" w:cs="맑은 고딕" w:hint="eastAsia"/>
+                <w:rFonts w:asciiTheme="majorHAnsi" w:eastAsiaTheme="majorHAnsi" w:hAnsiTheme="majorHAnsi" w:cs="맑은 고딕" w:hint="eastAsia"/>
                 <w:color w:val="000000"/>
                 <w:kern w:val="0"/>
                 <w:sz w:val="20"/>
@@ -1731,7 +1760,7 @@
             </w:r>
             <w:r>
               <w:rPr>
-                <w:rFonts w:ascii="맑은 고딕" w:eastAsia="맑은 고딕" w:hAnsi="맑은 고딕" w:cs="맑은 고딕"/>
+                <w:rFonts w:asciiTheme="majorHAnsi" w:eastAsiaTheme="majorHAnsi" w:hAnsiTheme="majorHAnsi" w:cs="맑은 고딕"/>
                 <w:color w:val="000000"/>
                 <w:spacing w:val="24"/>
                 <w:kern w:val="0"/>
@@ -1743,7 +1772,7 @@
             </w:r>
             <w:r>
               <w:rPr>
-                <w:rFonts w:ascii="맑은 고딕" w:eastAsia="맑은 고딕" w:hAnsi="맑은 고딕" w:cs="맑은 고딕"/>
+                <w:rFonts w:asciiTheme="majorHAnsi" w:eastAsiaTheme="majorHAnsi" w:hAnsiTheme="majorHAnsi" w:cs="맑은 고딕"/>
                 <w:color w:val="000000"/>
                 <w:spacing w:val="-5"/>
                 <w:kern w:val="0"/>
@@ -1755,7 +1784,7 @@
             </w:r>
             <w:r>
               <w:rPr>
-                <w:rFonts w:ascii="맑은 고딕" w:eastAsia="맑은 고딕" w:hAnsi="맑은 고딕" w:cs="맑은 고딕" w:hint="eastAsia"/>
+                <w:rFonts w:asciiTheme="majorHAnsi" w:eastAsiaTheme="majorHAnsi" w:hAnsiTheme="majorHAnsi" w:cs="맑은 고딕" w:hint="eastAsia"/>
                 <w:color w:val="000000"/>
                 <w:spacing w:val="-5"/>
                 <w:kern w:val="0"/>
@@ -1788,7 +1817,7 @@
               <w:spacing w:before="1" w:after="0"/>
               <w:jc w:val="center"/>
               <w:rPr>
-                <w:rFonts w:ascii="맑은 고딕" w:eastAsia="맑은 고딕" w:hAnsi="맑은 고딕" w:cs="맑은 고딕"/>
+                <w:rFonts w:asciiTheme="majorHAnsi" w:eastAsiaTheme="majorHAnsi" w:hAnsiTheme="majorHAnsi" w:cs="맑은 고딕"/>
                 <w:color w:val="000000"/>
                 <w:kern w:val="0"/>
                 <w:sz w:val="20"/>
@@ -1798,7 +1827,7 @@
             </w:pPr>
             <w:r>
               <w:rPr>
-                <w:rFonts w:ascii="맑은 고딕" w:eastAsia="맑은 고딕" w:hAnsi="맑은 고딕" w:cs="맑은 고딕" w:hint="eastAsia"/>
+                <w:rFonts w:asciiTheme="majorHAnsi" w:eastAsiaTheme="majorHAnsi" w:hAnsiTheme="majorHAnsi" w:cs="맑은 고딕" w:hint="eastAsia"/>
                 <w:color w:val="000000"/>
                 <w:kern w:val="0"/>
                 <w:sz w:val="20"/>
@@ -1825,7 +1854,7 @@
               <w:wordWrap/>
               <w:spacing w:after="0" w:line="211" w:lineRule="auto"/>
               <w:rPr>
-                <w:rFonts w:ascii="맑은 고딕" w:eastAsia="맑은 고딕" w:hAnsi="맑은 고딕" w:cs="맑은 고딕"/>
+                <w:rFonts w:asciiTheme="majorHAnsi" w:eastAsiaTheme="majorHAnsi" w:hAnsiTheme="majorHAnsi" w:cs="맑은 고딕"/>
                 <w:color w:val="000000"/>
                 <w:kern w:val="0"/>
                 <w:sz w:val="21"/>
@@ -1835,73 +1864,95 @@
             </w:pPr>
             <w:r>
               <w:rPr>
-                <w:rFonts w:ascii="맑은 고딕" w:eastAsia="맑은 고딕" w:hAnsi="맑은 고딕" w:cs="맑은 고딕" w:hint="eastAsia"/>
+                <w:rFonts w:asciiTheme="majorHAnsi" w:eastAsiaTheme="majorHAnsi" w:hAnsiTheme="majorHAnsi" w:cs="맑은 고딕" w:hint="eastAsia"/>
                 <w:color w:val="000000"/>
                 <w:kern w:val="0"/>
                 <w:sz w:val="21"/>
                 <w:szCs w:val="21"/>
                 <w14:ligatures w14:val="none"/>
               </w:rPr>
-              <w:t>본 시스템은 학교 학번을 기반으로 사용자 인증을 수행하는 웹 채팅 플랫폼으로, 간편 로그인 방식을 제공하며 관리자가 사용자와 시스템을 통제하는 구조를 가진다. 이 시스템의 목적은 동일 학교 사용자 간 빠</w:t>
-            </w:r>
-            <w:r>
-              <w:rPr>
-                <w:rFonts w:ascii="맑은 고딕" w:eastAsia="맑은 고딕" w:hAnsi="맑은 고딕" w:cs="맑은 고딕" w:hint="eastAsia"/>
+              <w:t xml:space="preserve">본 시스템은 학교 학번을 기반으로 사용자 인증을 수행하는 웹 채팅 플랫폼으로, </w:t>
+            </w:r>
+            <w:r>
+              <w:rPr>
+                <w:rFonts w:asciiTheme="majorHAnsi" w:eastAsiaTheme="majorHAnsi" w:hAnsiTheme="majorHAnsi" w:cs="맑은 고딕" w:hint="eastAsia"/>
                 <w:color w:val="000000"/>
                 <w:kern w:val="0"/>
                 <w:sz w:val="21"/>
                 <w:szCs w:val="21"/>
                 <w14:ligatures w14:val="none"/>
               </w:rPr>
-              <w:t>른</w:t>
-            </w:r>
-            <w:r>
-              <w:rPr>
-                <w:rFonts w:ascii="맑은 고딕" w:eastAsia="맑은 고딕" w:hAnsi="맑은 고딕" w:cs="맑은 고딕" w:hint="eastAsia"/>
+              <w:t>학번</w:t>
+            </w:r>
+            <w:r>
+              <w:rPr>
+                <w:rFonts w:asciiTheme="majorHAnsi" w:eastAsiaTheme="majorHAnsi" w:hAnsiTheme="majorHAnsi" w:cs="맑은 고딕" w:hint="eastAsia"/>
                 <w:color w:val="000000"/>
                 <w:kern w:val="0"/>
                 <w:sz w:val="21"/>
                 <w:szCs w:val="21"/>
                 <w14:ligatures w14:val="none"/>
               </w:rPr>
-              <w:t xml:space="preserve"> 실시간</w:t>
-            </w:r>
-            <w:r>
-              <w:rPr>
-                <w:rFonts w:ascii="맑은 고딕" w:eastAsia="맑은 고딕" w:hAnsi="맑은 고딕" w:cs="맑은 고딕" w:hint="eastAsia"/>
+              <w:t xml:space="preserve"> 로그인 방식을 제공하며 관리자가 사용자와 시스템을 통제하는 구조를 가진다. 이 시스템의 목적은 동일 학교 사용자 간 빠</w:t>
+            </w:r>
+            <w:r>
+              <w:rPr>
+                <w:rFonts w:asciiTheme="majorHAnsi" w:eastAsiaTheme="majorHAnsi" w:hAnsiTheme="majorHAnsi" w:cs="맑은 고딕" w:hint="eastAsia"/>
                 <w:color w:val="000000"/>
                 <w:kern w:val="0"/>
                 <w:sz w:val="21"/>
                 <w:szCs w:val="21"/>
                 <w14:ligatures w14:val="none"/>
               </w:rPr>
-              <w:t xml:space="preserve"> 커뮤니케이션을 제공할 수 있도록 </w:t>
-            </w:r>
-            <w:r>
-              <w:rPr>
-                <w:rFonts w:ascii="맑은 고딕" w:eastAsia="맑은 고딕" w:hAnsi="맑은 고딕" w:cs="맑은 고딕" w:hint="eastAsia"/>
+              <w:t>른</w:t>
+            </w:r>
+            <w:r>
+              <w:rPr>
+                <w:rFonts w:asciiTheme="majorHAnsi" w:eastAsiaTheme="majorHAnsi" w:hAnsiTheme="majorHAnsi" w:cs="맑은 고딕" w:hint="eastAsia"/>
                 <w:color w:val="000000"/>
                 <w:kern w:val="0"/>
                 <w:sz w:val="21"/>
                 <w:szCs w:val="21"/>
                 <w14:ligatures w14:val="none"/>
               </w:rPr>
-              <w:t xml:space="preserve">강의 환경, 캠퍼스 등에서 </w:t>
-            </w:r>
-            <w:r>
-              <w:rPr>
-                <w:rFonts w:ascii="맑은 고딕" w:eastAsia="맑은 고딕" w:hAnsi="맑은 고딕" w:cs="맑은 고딕" w:hint="eastAsia"/>
+              <w:t xml:space="preserve"> 실시간</w:t>
+            </w:r>
+            <w:r>
+              <w:rPr>
+                <w:rFonts w:asciiTheme="majorHAnsi" w:eastAsiaTheme="majorHAnsi" w:hAnsiTheme="majorHAnsi" w:cs="맑은 고딕" w:hint="eastAsia"/>
                 <w:color w:val="000000"/>
                 <w:kern w:val="0"/>
                 <w:sz w:val="21"/>
                 <w:szCs w:val="21"/>
                 <w14:ligatures w14:val="none"/>
               </w:rPr>
+              <w:t xml:space="preserve"> 커뮤니케이션을 제공할 수 있도록 </w:t>
+            </w:r>
+            <w:r>
+              <w:rPr>
+                <w:rFonts w:asciiTheme="majorHAnsi" w:eastAsiaTheme="majorHAnsi" w:hAnsiTheme="majorHAnsi" w:cs="맑은 고딕" w:hint="eastAsia"/>
+                <w:color w:val="000000"/>
+                <w:kern w:val="0"/>
+                <w:sz w:val="21"/>
+                <w:szCs w:val="21"/>
+                <w14:ligatures w14:val="none"/>
+              </w:rPr>
+              <w:t xml:space="preserve">강의 환경, 캠퍼스 등에서 </w:t>
+            </w:r>
+            <w:r>
+              <w:rPr>
+                <w:rFonts w:asciiTheme="majorHAnsi" w:eastAsiaTheme="majorHAnsi" w:hAnsiTheme="majorHAnsi" w:cs="맑은 고딕" w:hint="eastAsia"/>
+                <w:color w:val="000000"/>
+                <w:kern w:val="0"/>
+                <w:sz w:val="21"/>
+                <w:szCs w:val="21"/>
+                <w14:ligatures w14:val="none"/>
+              </w:rPr>
               <w:t>즉시 사용 가능한 채팅 환</w:t>
             </w:r>
             <w:r>
               <w:rPr>
-                <w:rFonts w:ascii="맑은 고딕" w:eastAsia="맑은 고딕" w:hAnsi="맑은 고딕" w:cs="맑은 고딕" w:hint="eastAsia"/>
+                <w:rFonts w:asciiTheme="majorHAnsi" w:eastAsiaTheme="majorHAnsi" w:hAnsiTheme="majorHAnsi" w:cs="맑은 고딕" w:hint="eastAsia"/>
                 <w:color w:val="000000"/>
                 <w:kern w:val="0"/>
                 <w:sz w:val="21"/>
@@ -1931,7 +1982,7 @@
               <w:wordWrap/>
               <w:spacing w:before="352" w:after="0"/>
               <w:rPr>
-                <w:rFonts w:ascii="맑은 고딕" w:eastAsia="맑은 고딕" w:hAnsi="맑은 고딕" w:cs="맑은 고딕"/>
+                <w:rFonts w:asciiTheme="majorHAnsi" w:eastAsiaTheme="majorHAnsi" w:hAnsiTheme="majorHAnsi" w:cs="맑은 고딕"/>
                 <w:b/>
                 <w:color w:val="000000"/>
                 <w:kern w:val="0"/>
@@ -1946,9 +1997,9 @@
               <w:wordWrap/>
               <w:spacing w:after="0" w:line="211" w:lineRule="auto"/>
               <w:ind w:left="274" w:right="288" w:firstLine="59"/>
-              <w:jc w:val="both"/>
-              <w:rPr>
-                <w:rFonts w:ascii="맑은 고딕" w:eastAsia="맑은 고딕" w:hAnsi="맑은 고딕" w:cs="맑은 고딕"/>
+              <w:jc w:val="center"/>
+              <w:rPr>
+                <w:rFonts w:asciiTheme="majorHAnsi" w:eastAsiaTheme="majorHAnsi" w:hAnsiTheme="majorHAnsi" w:cs="맑은 고딕"/>
                 <w:color w:val="000000"/>
                 <w:kern w:val="0"/>
                 <w:sz w:val="20"/>
@@ -1958,38 +2009,25 @@
             </w:pPr>
             <w:r>
               <w:rPr>
-                <w:rFonts w:ascii="맑은 고딕" w:eastAsia="맑은 고딕" w:hAnsi="맑은 고딕" w:cs="맑은 고딕"/>
-                <w:color w:val="000000"/>
-                <w:kern w:val="0"/>
-                <w:sz w:val="20"/>
-                <w:szCs w:val="22"/>
-                <w14:ligatures w14:val="none"/>
-              </w:rPr>
-              <w:t>개발 범위 문제 기술 (핵심</w:t>
-            </w:r>
-            <w:r>
-              <w:rPr>
-                <w:rFonts w:ascii="맑은 고딕" w:eastAsia="맑은 고딕" w:hAnsi="맑은 고딕" w:cs="맑은 고딕"/>
-                <w:color w:val="000000"/>
-                <w:spacing w:val="26"/>
-                <w:kern w:val="0"/>
-                <w:sz w:val="20"/>
-                <w:szCs w:val="22"/>
-                <w14:ligatures w14:val="none"/>
-              </w:rPr>
-              <w:t xml:space="preserve"> </w:t>
-            </w:r>
-            <w:r>
-              <w:rPr>
-                <w:rFonts w:ascii="맑은 고딕" w:eastAsia="맑은 고딕" w:hAnsi="맑은 고딕" w:cs="맑은 고딕"/>
-                <w:color w:val="000000"/>
-                <w:spacing w:val="-5"/>
-                <w:kern w:val="0"/>
-                <w:sz w:val="20"/>
-                <w:szCs w:val="22"/>
-                <w14:ligatures w14:val="none"/>
-              </w:rPr>
-              <w:t>기능)</w:t>
+                <w:rFonts w:asciiTheme="majorHAnsi" w:eastAsiaTheme="majorHAnsi" w:hAnsiTheme="majorHAnsi" w:cs="맑은 고딕"/>
+                <w:color w:val="000000"/>
+                <w:kern w:val="0"/>
+                <w:sz w:val="20"/>
+                <w:szCs w:val="22"/>
+                <w14:ligatures w14:val="none"/>
+              </w:rPr>
+              <w:t>개발 범위 문제</w:t>
+            </w:r>
+            <w:r>
+              <w:rPr>
+                <w:rFonts w:asciiTheme="majorHAnsi" w:eastAsiaTheme="majorHAnsi" w:hAnsiTheme="majorHAnsi" w:cs="맑은 고딕" w:hint="eastAsia"/>
+                <w:color w:val="000000"/>
+                <w:kern w:val="0"/>
+                <w:sz w:val="20"/>
+                <w:szCs w:val="22"/>
+                <w14:ligatures w14:val="none"/>
+              </w:rPr>
+              <w:t xml:space="preserve"> 및 주요 기능</w:t>
             </w:r>
           </w:p>
         </w:tc>
@@ -2009,39 +2047,58 @@
               <w:spacing w:after="0" w:line="211" w:lineRule="auto"/>
               <w:ind w:right="564"/>
               <w:rPr>
-                <w:rFonts w:ascii="맑은 고딕" w:eastAsia="맑은 고딕" w:hAnsi="맑은 고딕" w:cs="맑은 고딕"/>
+                <w:rFonts w:asciiTheme="majorHAnsi" w:eastAsiaTheme="majorHAnsi" w:hAnsiTheme="majorHAnsi" w:cs="맑은 고딕"/>
                 <w:b/>
                 <w:bCs/>
                 <w:color w:val="000000"/>
                 <w:kern w:val="0"/>
-                <w:sz w:val="26"/>
-                <w:szCs w:val="26"/>
+                <w:sz w:val="20"/>
+                <w:szCs w:val="22"/>
                 <w14:ligatures w14:val="none"/>
               </w:rPr>
             </w:pPr>
-            <w:r>
-              <w:rPr>
-                <w:rFonts w:ascii="맑은 고딕" w:eastAsia="맑은 고딕" w:hAnsi="맑은 고딕" w:cs="맑은 고딕" w:hint="eastAsia"/>
-                <w:color w:val="000000"/>
-                <w:kern w:val="0"/>
-                <w:sz w:val="20"/>
-                <w:szCs w:val="22"/>
-                <w14:ligatures w14:val="none"/>
-              </w:rPr>
-              <w:t xml:space="preserve">    </w:t>
-            </w:r>
-            <w:r>
-              <w:rPr>
-                <w:rFonts w:ascii="맑은 고딕" w:eastAsia="맑은 고딕" w:hAnsi="맑은 고딕" w:cs="맑은 고딕" w:hint="eastAsia"/>
+          </w:p>
+          <w:p>
+            <w:pPr>
+              <w:wordWrap/>
+              <w:spacing w:after="0" w:line="211" w:lineRule="auto"/>
+              <w:ind w:right="564"/>
+              <w:rPr>
+                <w:rFonts w:asciiTheme="majorHAnsi" w:eastAsiaTheme="majorHAnsi" w:hAnsiTheme="majorHAnsi" w:cs="맑은 고딕" w:hint="eastAsia"/>
                 <w:b/>
                 <w:bCs/>
                 <w:color w:val="000000"/>
                 <w:kern w:val="0"/>
-                <w:sz w:val="26"/>
-                <w:szCs w:val="26"/>
-                <w14:ligatures w14:val="none"/>
-              </w:rPr>
-              <w:t>관리자</w:t>
+                <w:sz w:val="20"/>
+                <w:szCs w:val="22"/>
+                <w14:ligatures w14:val="none"/>
+              </w:rPr>
+            </w:pPr>
+            <w:r>
+              <w:rPr>
+                <w:rFonts w:asciiTheme="majorHAnsi" w:eastAsiaTheme="majorHAnsi" w:hAnsiTheme="majorHAnsi" w:cs="맑은 고딕" w:hint="eastAsia"/>
+                <w:b/>
+                <w:bCs/>
+                <w:color w:val="000000"/>
+                <w:kern w:val="0"/>
+                <w:sz w:val="20"/>
+                <w:szCs w:val="22"/>
+                <w14:ligatures w14:val="none"/>
+              </w:rPr>
+              <w:t>관리자 중심</w:t>
+            </w:r>
+            <w:r>
+              <w:rPr>
+                <w:rFonts w:asciiTheme="majorHAnsi" w:eastAsiaTheme="majorHAnsi" w:hAnsiTheme="majorHAnsi" w:cs="맑은 고딕" w:hint="eastAsia"/>
+                <w:b/>
+                <w:bCs/>
+                <w:color w:val="000000"/>
+                <w:kern w:val="0"/>
+                <w:sz w:val="20"/>
+                <w:szCs w:val="22"/>
+                <w14:ligatures w14:val="none"/>
+              </w:rPr>
+              <w:t xml:space="preserve"> 기능</w:t>
             </w:r>
           </w:p>
           <w:p>
@@ -2049,15 +2106,13 @@
               <w:pStyle w:val="a6"/>
               <w:numPr>
                 <w:ilvl w:val="0"/>
-                <w:numId w:val="17"/>
+                <w:numId w:val="8"/>
               </w:numPr>
               <w:wordWrap/>
               <w:spacing w:after="0" w:line="211" w:lineRule="auto"/>
               <w:ind w:right="564"/>
               <w:rPr>
-                <w:rFonts w:ascii="맑은 고딕" w:eastAsia="맑은 고딕" w:hAnsi="맑은 고딕" w:cs="맑은 고딕"/>
-                <w:b/>
-                <w:bCs/>
+                <w:rFonts w:asciiTheme="majorHAnsi" w:eastAsiaTheme="majorHAnsi" w:hAnsiTheme="majorHAnsi" w:cs="맑은 고딕"/>
                 <w:color w:val="000000"/>
                 <w:kern w:val="0"/>
                 <w:sz w:val="20"/>
@@ -2067,84 +2122,7 @@
             </w:pPr>
             <w:r>
               <w:rPr>
-                <w:rFonts w:ascii="맑은 고딕" w:eastAsia="맑은 고딕" w:hAnsi="맑은 고딕" w:cs="맑은 고딕"/>
-                <w:b/>
-                <w:bCs/>
-                <w:color w:val="000000"/>
-                <w:kern w:val="0"/>
-                <w:sz w:val="20"/>
-                <w:szCs w:val="22"/>
-                <w14:ligatures w14:val="none"/>
-              </w:rPr>
-              <w:t>사용자 관리</w:t>
-            </w:r>
-            <w:r>
-              <w:rPr>
-                <w:rFonts w:ascii="맑은 고딕" w:eastAsia="맑은 고딕" w:hAnsi="맑은 고딕" w:cs="맑은 고딕" w:hint="eastAsia"/>
-                <w:b/>
-                <w:bCs/>
-                <w:color w:val="000000"/>
-                <w:kern w:val="0"/>
-                <w:sz w:val="20"/>
-                <w:szCs w:val="22"/>
-                <w14:ligatures w14:val="none"/>
-              </w:rPr>
-              <w:t xml:space="preserve"> 기능</w:t>
-            </w:r>
-          </w:p>
-          <w:p>
-            <w:pPr>
-              <w:pStyle w:val="a6"/>
-              <w:numPr>
-                <w:ilvl w:val="0"/>
-                <w:numId w:val="16"/>
-              </w:numPr>
-              <w:wordWrap/>
-              <w:spacing w:after="0" w:line="211" w:lineRule="auto"/>
-              <w:ind w:right="564"/>
-              <w:rPr>
-                <w:rFonts w:ascii="맑은 고딕" w:eastAsia="맑은 고딕" w:hAnsi="맑은 고딕" w:cs="맑은 고딕"/>
-                <w:color w:val="000000"/>
-                <w:kern w:val="0"/>
-                <w:sz w:val="20"/>
-                <w:szCs w:val="22"/>
-                <w14:ligatures w14:val="none"/>
-              </w:rPr>
-            </w:pPr>
-            <w:r>
-              <w:rPr>
-                <w:rFonts w:ascii="맑은 고딕" w:eastAsia="맑은 고딕" w:hAnsi="맑은 고딕" w:cs="맑은 고딕" w:hint="eastAsia"/>
-                <w:color w:val="000000"/>
-                <w:kern w:val="0"/>
-                <w:sz w:val="20"/>
-                <w:szCs w:val="22"/>
-                <w14:ligatures w14:val="none"/>
-              </w:rPr>
-              <w:t>생성(Create): 학번 기반 계정 생성 및 상태(활성/비활성) 설정</w:t>
-            </w:r>
-          </w:p>
-          <w:p>
-            <w:pPr>
-              <w:pStyle w:val="a6"/>
-              <w:numPr>
-                <w:ilvl w:val="0"/>
-                <w:numId w:val="16"/>
-              </w:numPr>
-              <w:wordWrap/>
-              <w:spacing w:after="0" w:line="211" w:lineRule="auto"/>
-              <w:ind w:right="564"/>
-              <w:rPr>
-                <w:rFonts w:ascii="맑은 고딕" w:eastAsia="맑은 고딕" w:hAnsi="맑은 고딕" w:cs="맑은 고딕"/>
-                <w:color w:val="000000"/>
-                <w:kern w:val="0"/>
-                <w:sz w:val="20"/>
-                <w:szCs w:val="22"/>
-                <w14:ligatures w14:val="none"/>
-              </w:rPr>
-            </w:pPr>
-            <w:r>
-              <w:rPr>
-                <w:rFonts w:ascii="맑은 고딕" w:eastAsia="맑은 고딕" w:hAnsi="맑은 고딕" w:cs="맑은 고딕" w:hint="eastAsia"/>
+                <w:rFonts w:asciiTheme="majorHAnsi" w:eastAsiaTheme="majorHAnsi" w:hAnsiTheme="majorHAnsi" w:cs="맑은 고딕" w:hint="eastAsia"/>
                 <w:color w:val="000000"/>
                 <w:kern w:val="0"/>
                 <w:sz w:val="20"/>
@@ -2152,207 +2130,6 @@
                 <w14:ligatures w14:val="none"/>
               </w:rPr>
               <w:t>조회(Read): 사용자 목록 조회 및 조건 검색</w:t>
-            </w:r>
-          </w:p>
-          <w:p>
-            <w:pPr>
-              <w:numPr>
-                <w:ilvl w:val="0"/>
-                <w:numId w:val="16"/>
-              </w:numPr>
-              <w:wordWrap/>
-              <w:spacing w:after="0" w:line="211" w:lineRule="auto"/>
-              <w:ind w:right="564"/>
-              <w:rPr>
-                <w:rFonts w:ascii="맑은 고딕" w:eastAsia="맑은 고딕" w:hAnsi="맑은 고딕" w:cs="맑은 고딕"/>
-                <w:color w:val="000000"/>
-                <w:kern w:val="0"/>
-                <w:sz w:val="20"/>
-                <w:szCs w:val="22"/>
-                <w14:ligatures w14:val="none"/>
-              </w:rPr>
-            </w:pPr>
-            <w:r>
-              <w:rPr>
-                <w:rFonts w:ascii="맑은 고딕" w:eastAsia="맑은 고딕" w:hAnsi="맑은 고딕" w:cs="맑은 고딕"/>
-                <w:color w:val="000000"/>
-                <w:kern w:val="0"/>
-                <w:sz w:val="20"/>
-                <w:szCs w:val="22"/>
-                <w14:ligatures w14:val="none"/>
-              </w:rPr>
-              <w:t xml:space="preserve">수정(Update): </w:t>
-            </w:r>
-            <w:r>
-              <w:rPr>
-                <w:rFonts w:ascii="맑은 고딕" w:eastAsia="맑은 고딕" w:hAnsi="맑은 고딕" w:cs="맑은 고딕" w:hint="eastAsia"/>
-                <w:color w:val="000000"/>
-                <w:kern w:val="0"/>
-                <w:sz w:val="20"/>
-                <w:szCs w:val="22"/>
-                <w14:ligatures w14:val="none"/>
-              </w:rPr>
-              <w:t xml:space="preserve">사용자 상태 변경 및 </w:t>
-            </w:r>
-            <w:r>
-              <w:rPr>
-                <w:rFonts w:ascii="맑은 고딕" w:eastAsia="맑은 고딕" w:hAnsi="맑은 고딕" w:cs="맑은 고딕"/>
-                <w:color w:val="000000"/>
-                <w:kern w:val="0"/>
-                <w:sz w:val="20"/>
-                <w:szCs w:val="22"/>
-                <w14:ligatures w14:val="none"/>
-              </w:rPr>
-              <w:t>권한 변경</w:t>
-            </w:r>
-          </w:p>
-          <w:p>
-            <w:pPr>
-              <w:numPr>
-                <w:ilvl w:val="0"/>
-                <w:numId w:val="16"/>
-              </w:numPr>
-              <w:wordWrap/>
-              <w:spacing w:after="0" w:line="211" w:lineRule="auto"/>
-              <w:ind w:right="564"/>
-              <w:rPr>
-                <w:rFonts w:ascii="맑은 고딕" w:eastAsia="맑은 고딕" w:hAnsi="맑은 고딕" w:cs="맑은 고딕"/>
-                <w:color w:val="000000"/>
-                <w:kern w:val="0"/>
-                <w:sz w:val="20"/>
-                <w:szCs w:val="22"/>
-                <w14:ligatures w14:val="none"/>
-              </w:rPr>
-            </w:pPr>
-            <w:r>
-              <w:rPr>
-                <w:rFonts w:ascii="맑은 고딕" w:eastAsia="맑은 고딕" w:hAnsi="맑은 고딕" w:cs="맑은 고딕" w:hint="eastAsia"/>
-                <w:color w:val="000000"/>
-                <w:kern w:val="0"/>
-                <w:sz w:val="20"/>
-                <w:szCs w:val="22"/>
-                <w14:ligatures w14:val="none"/>
-              </w:rPr>
-              <w:t>삭제(Delete): 사용자 계정 정보 등 삭제</w:t>
-            </w:r>
-          </w:p>
-          <w:p>
-            <w:pPr>
-              <w:wordWrap/>
-              <w:spacing w:after="0" w:line="211" w:lineRule="auto"/>
-              <w:ind w:right="564"/>
-              <w:rPr>
-                <w:rFonts w:ascii="맑은 고딕" w:eastAsia="맑은 고딕" w:hAnsi="맑은 고딕" w:cs="맑은 고딕"/>
-                <w:color w:val="000000"/>
-                <w:kern w:val="0"/>
-                <w:sz w:val="20"/>
-                <w:szCs w:val="22"/>
-                <w14:ligatures w14:val="none"/>
-              </w:rPr>
-            </w:pPr>
-          </w:p>
-          <w:p>
-            <w:pPr>
-              <w:wordWrap/>
-              <w:spacing w:after="0" w:line="211" w:lineRule="auto"/>
-              <w:ind w:right="564" w:firstLineChars="200" w:firstLine="520"/>
-              <w:rPr>
-                <w:rFonts w:ascii="맑은 고딕" w:eastAsia="맑은 고딕" w:hAnsi="맑은 고딕" w:cs="맑은 고딕"/>
-                <w:b/>
-                <w:bCs/>
-                <w:color w:val="000000"/>
-                <w:kern w:val="0"/>
-                <w:sz w:val="26"/>
-                <w:szCs w:val="26"/>
-                <w14:ligatures w14:val="none"/>
-              </w:rPr>
-            </w:pPr>
-            <w:r>
-              <w:rPr>
-                <w:rFonts w:ascii="맑은 고딕" w:eastAsia="맑은 고딕" w:hAnsi="맑은 고딕" w:cs="맑은 고딕" w:hint="eastAsia"/>
-                <w:b/>
-                <w:bCs/>
-                <w:color w:val="000000"/>
-                <w:kern w:val="0"/>
-                <w:sz w:val="26"/>
-                <w:szCs w:val="26"/>
-                <w14:ligatures w14:val="none"/>
-              </w:rPr>
-              <w:t>사용자</w:t>
-            </w:r>
-          </w:p>
-          <w:p>
-            <w:pPr>
-              <w:pStyle w:val="a6"/>
-              <w:numPr>
-                <w:ilvl w:val="0"/>
-                <w:numId w:val="5"/>
-              </w:numPr>
-              <w:wordWrap/>
-              <w:spacing w:after="0" w:line="211" w:lineRule="auto"/>
-              <w:ind w:right="564"/>
-              <w:rPr>
-                <w:rFonts w:ascii="맑은 고딕" w:eastAsia="맑은 고딕" w:hAnsi="맑은 고딕" w:cs="맑은 고딕"/>
-                <w:b/>
-                <w:bCs/>
-                <w:color w:val="000000"/>
-                <w:kern w:val="0"/>
-                <w:sz w:val="20"/>
-                <w:szCs w:val="22"/>
-                <w14:ligatures w14:val="none"/>
-              </w:rPr>
-            </w:pPr>
-            <w:r>
-              <w:rPr>
-                <w:rFonts w:ascii="맑은 고딕" w:eastAsia="맑은 고딕" w:hAnsi="맑은 고딕" w:cs="맑은 고딕"/>
-                <w:b/>
-                <w:bCs/>
-                <w:color w:val="000000"/>
-                <w:kern w:val="0"/>
-                <w:sz w:val="20"/>
-                <w:szCs w:val="22"/>
-                <w14:ligatures w14:val="none"/>
-              </w:rPr>
-              <w:t xml:space="preserve">회원 </w:t>
-            </w:r>
-            <w:r>
-              <w:rPr>
-                <w:rFonts w:ascii="맑은 고딕" w:eastAsia="맑은 고딕" w:hAnsi="맑은 고딕" w:cs="맑은 고딕" w:hint="eastAsia"/>
-                <w:b/>
-                <w:bCs/>
-                <w:color w:val="000000"/>
-                <w:kern w:val="0"/>
-                <w:sz w:val="20"/>
-                <w:szCs w:val="22"/>
-                <w14:ligatures w14:val="none"/>
-              </w:rPr>
-              <w:t>가입</w:t>
-            </w:r>
-            <w:r>
-              <w:rPr>
-                <w:rFonts w:ascii="맑은 고딕" w:eastAsia="맑은 고딕" w:hAnsi="맑은 고딕" w:cs="맑은 고딕" w:hint="eastAsia"/>
-                <w:b/>
-                <w:bCs/>
-                <w:color w:val="000000"/>
-                <w:kern w:val="0"/>
-                <w:sz w:val="20"/>
-                <w:szCs w:val="22"/>
-                <w14:ligatures w14:val="none"/>
-              </w:rPr>
-              <w:t xml:space="preserve"> 및 로그인</w:t>
-            </w:r>
-            <w:r>
-              <w:rPr>
-                <w:rFonts w:ascii="맑은 고딕" w:eastAsia="맑은 고딕" w:hAnsi="맑은 고딕" w:cs="맑은 고딕" w:hint="eastAsia"/>
-                <w:b/>
-                <w:bCs/>
-                <w:color w:val="000000"/>
-                <w:kern w:val="0"/>
-                <w:sz w:val="20"/>
-                <w:szCs w:val="22"/>
-                <w14:ligatures w14:val="none"/>
-              </w:rPr>
-              <w:t xml:space="preserve"> 기능</w:t>
             </w:r>
           </w:p>
           <w:p>
@@ -2365,7 +2142,7 @@
               <w:spacing w:after="0" w:line="211" w:lineRule="auto"/>
               <w:ind w:right="564"/>
               <w:rPr>
-                <w:rFonts w:ascii="맑은 고딕" w:eastAsia="맑은 고딕" w:hAnsi="맑은 고딕" w:cs="맑은 고딕"/>
+                <w:rFonts w:asciiTheme="majorHAnsi" w:eastAsiaTheme="majorHAnsi" w:hAnsiTheme="majorHAnsi" w:cs="맑은 고딕"/>
                 <w:color w:val="000000"/>
                 <w:kern w:val="0"/>
                 <w:sz w:val="20"/>
@@ -2375,25 +2152,36 @@
             </w:pPr>
             <w:r>
               <w:rPr>
-                <w:rFonts w:ascii="맑은 고딕" w:eastAsia="맑은 고딕" w:hAnsi="맑은 고딕" w:cs="맑은 고딕" w:hint="eastAsia"/>
-                <w:color w:val="000000"/>
-                <w:kern w:val="0"/>
-                <w:sz w:val="20"/>
-                <w:szCs w:val="22"/>
-                <w14:ligatures w14:val="none"/>
-              </w:rPr>
-              <w:t xml:space="preserve">학번을 통한 </w:t>
-            </w:r>
-            <w:r>
-              <w:rPr>
-                <w:rFonts w:ascii="맑은 고딕" w:eastAsia="맑은 고딕" w:hAnsi="맑은 고딕" w:cs="맑은 고딕"/>
-                <w:color w:val="000000"/>
-                <w:kern w:val="0"/>
-                <w:sz w:val="20"/>
-                <w:szCs w:val="22"/>
-                <w14:ligatures w14:val="none"/>
-              </w:rPr>
-              <w:t>회원가입</w:t>
+                <w:rFonts w:asciiTheme="majorHAnsi" w:eastAsiaTheme="majorHAnsi" w:hAnsiTheme="majorHAnsi" w:cs="맑은 고딕"/>
+                <w:color w:val="000000"/>
+                <w:kern w:val="0"/>
+                <w:sz w:val="20"/>
+                <w:szCs w:val="22"/>
+                <w14:ligatures w14:val="none"/>
+              </w:rPr>
+              <w:t xml:space="preserve">수정(Update): </w:t>
+            </w:r>
+            <w:r>
+              <w:rPr>
+                <w:rFonts w:asciiTheme="majorHAnsi" w:eastAsiaTheme="majorHAnsi" w:hAnsiTheme="majorHAnsi" w:cs="맑은 고딕" w:hint="eastAsia"/>
+                <w:color w:val="000000"/>
+                <w:kern w:val="0"/>
+                <w:sz w:val="20"/>
+                <w:szCs w:val="22"/>
+                <w14:ligatures w14:val="none"/>
+              </w:rPr>
+              <w:t xml:space="preserve">사용자 상태 변경 및 </w:t>
+            </w:r>
+            <w:r>
+              <w:rPr>
+                <w:rFonts w:asciiTheme="majorHAnsi" w:eastAsiaTheme="majorHAnsi" w:hAnsiTheme="majorHAnsi" w:cs="맑은 고딕"/>
+                <w:color w:val="000000"/>
+                <w:kern w:val="0"/>
+                <w:sz w:val="20"/>
+                <w:szCs w:val="22"/>
+                <w14:ligatures w14:val="none"/>
+              </w:rPr>
+              <w:t>권한 변경</w:t>
             </w:r>
           </w:p>
           <w:p>
@@ -2406,7 +2194,7 @@
               <w:spacing w:after="0" w:line="211" w:lineRule="auto"/>
               <w:ind w:right="564"/>
               <w:rPr>
-                <w:rFonts w:ascii="맑은 고딕" w:eastAsia="맑은 고딕" w:hAnsi="맑은 고딕" w:cs="맑은 고딕"/>
+                <w:rFonts w:asciiTheme="majorHAnsi" w:eastAsiaTheme="majorHAnsi" w:hAnsiTheme="majorHAnsi" w:cs="맑은 고딕"/>
                 <w:color w:val="000000"/>
                 <w:kern w:val="0"/>
                 <w:sz w:val="20"/>
@@ -2416,14 +2204,14 @@
             </w:pPr>
             <w:r>
               <w:rPr>
-                <w:rFonts w:ascii="맑은 고딕" w:eastAsia="맑은 고딕" w:hAnsi="맑은 고딕" w:cs="맑은 고딕"/>
-                <w:color w:val="000000"/>
-                <w:kern w:val="0"/>
-                <w:sz w:val="20"/>
-                <w:szCs w:val="22"/>
-                <w14:ligatures w14:val="none"/>
-              </w:rPr>
-              <w:t xml:space="preserve">로그인/로그아웃 </w:t>
+                <w:rFonts w:asciiTheme="majorHAnsi" w:eastAsiaTheme="majorHAnsi" w:hAnsiTheme="majorHAnsi" w:cs="맑은 고딕" w:hint="eastAsia"/>
+                <w:color w:val="000000"/>
+                <w:kern w:val="0"/>
+                <w:sz w:val="20"/>
+                <w:szCs w:val="22"/>
+                <w14:ligatures w14:val="none"/>
+              </w:rPr>
+              <w:t>삭제(Delete): 사용자 계정 정보 등 삭제</w:t>
             </w:r>
           </w:p>
           <w:p>
@@ -2432,271 +2220,7 @@
               <w:spacing w:after="0" w:line="211" w:lineRule="auto"/>
               <w:ind w:right="564"/>
               <w:rPr>
-                <w:rFonts w:ascii="맑은 고딕" w:eastAsia="맑은 고딕" w:hAnsi="맑은 고딕" w:cs="맑은 고딕"/>
-                <w:color w:val="000000"/>
-                <w:kern w:val="0"/>
-                <w:sz w:val="20"/>
-                <w:szCs w:val="22"/>
-                <w14:ligatures w14:val="none"/>
-              </w:rPr>
-            </w:pPr>
-          </w:p>
-          <w:p>
-            <w:pPr>
-              <w:pStyle w:val="a6"/>
-              <w:numPr>
-                <w:ilvl w:val="0"/>
-                <w:numId w:val="5"/>
-              </w:numPr>
-              <w:wordWrap/>
-              <w:spacing w:after="0" w:line="211" w:lineRule="auto"/>
-              <w:ind w:right="564"/>
-              <w:rPr>
-                <w:rFonts w:ascii="맑은 고딕" w:eastAsia="맑은 고딕" w:hAnsi="맑은 고딕" w:cs="맑은 고딕"/>
-                <w:b/>
-                <w:bCs/>
-                <w:color w:val="000000"/>
-                <w:kern w:val="0"/>
-                <w:sz w:val="20"/>
-                <w:szCs w:val="22"/>
-                <w14:ligatures w14:val="none"/>
-              </w:rPr>
-            </w:pPr>
-            <w:r>
-              <w:rPr>
-                <w:rFonts w:ascii="맑은 고딕" w:eastAsia="맑은 고딕" w:hAnsi="맑은 고딕" w:cs="맑은 고딕"/>
-                <w:b/>
-                <w:bCs/>
-                <w:color w:val="000000"/>
-                <w:kern w:val="0"/>
-                <w:sz w:val="20"/>
-                <w:szCs w:val="22"/>
-                <w14:ligatures w14:val="none"/>
-              </w:rPr>
-              <w:t xml:space="preserve">친구 </w:t>
-            </w:r>
-            <w:r>
-              <w:rPr>
-                <w:rFonts w:ascii="맑은 고딕" w:eastAsia="맑은 고딕" w:hAnsi="맑은 고딕" w:cs="맑은 고딕" w:hint="eastAsia"/>
-                <w:b/>
-                <w:bCs/>
-                <w:color w:val="000000"/>
-                <w:kern w:val="0"/>
-                <w:sz w:val="20"/>
-                <w:szCs w:val="22"/>
-                <w14:ligatures w14:val="none"/>
-              </w:rPr>
-              <w:t>찾기</w:t>
-            </w:r>
-            <w:r>
-              <w:rPr>
-                <w:rFonts w:ascii="맑은 고딕" w:eastAsia="맑은 고딕" w:hAnsi="맑은 고딕" w:cs="맑은 고딕" w:hint="eastAsia"/>
-                <w:b/>
-                <w:bCs/>
-                <w:color w:val="000000"/>
-                <w:kern w:val="0"/>
-                <w:sz w:val="20"/>
-                <w:szCs w:val="22"/>
-                <w14:ligatures w14:val="none"/>
-              </w:rPr>
-              <w:t xml:space="preserve"> 기능</w:t>
-            </w:r>
-          </w:p>
-          <w:p>
-            <w:pPr>
-              <w:numPr>
-                <w:ilvl w:val="0"/>
-                <w:numId w:val="9"/>
-              </w:numPr>
-              <w:wordWrap/>
-              <w:spacing w:after="0" w:line="211" w:lineRule="auto"/>
-              <w:ind w:right="564"/>
-              <w:rPr>
-                <w:rFonts w:ascii="맑은 고딕" w:eastAsia="맑은 고딕" w:hAnsi="맑은 고딕" w:cs="맑은 고딕"/>
-                <w:color w:val="000000"/>
-                <w:kern w:val="0"/>
-                <w:sz w:val="20"/>
-                <w:szCs w:val="22"/>
-                <w14:ligatures w14:val="none"/>
-              </w:rPr>
-            </w:pPr>
-            <w:r>
-              <w:rPr>
-                <w:rFonts w:ascii="맑은 고딕" w:eastAsia="맑은 고딕" w:hAnsi="맑은 고딕" w:cs="맑은 고딕" w:hint="eastAsia"/>
-                <w:color w:val="000000"/>
-                <w:kern w:val="0"/>
-                <w:sz w:val="20"/>
-                <w:szCs w:val="22"/>
-                <w14:ligatures w14:val="none"/>
-              </w:rPr>
-              <w:t xml:space="preserve">현재 접속자 기반 </w:t>
-            </w:r>
-            <w:r>
-              <w:rPr>
-                <w:rFonts w:ascii="맑은 고딕" w:eastAsia="맑은 고딕" w:hAnsi="맑은 고딕" w:cs="맑은 고딕"/>
-                <w:color w:val="000000"/>
-                <w:kern w:val="0"/>
-                <w:sz w:val="20"/>
-                <w:szCs w:val="22"/>
-                <w14:ligatures w14:val="none"/>
-              </w:rPr>
-              <w:t>사용자 검색</w:t>
-            </w:r>
-            <w:r>
-              <w:rPr>
-                <w:rFonts w:ascii="맑은 고딕" w:eastAsia="맑은 고딕" w:hAnsi="맑은 고딕" w:cs="맑은 고딕" w:hint="eastAsia"/>
-                <w:color w:val="000000"/>
-                <w:kern w:val="0"/>
-                <w:sz w:val="20"/>
-                <w:szCs w:val="22"/>
-                <w14:ligatures w14:val="none"/>
-              </w:rPr>
-              <w:t xml:space="preserve"> </w:t>
-            </w:r>
-          </w:p>
-          <w:p>
-            <w:pPr>
-              <w:wordWrap/>
-              <w:spacing w:after="0" w:line="211" w:lineRule="auto"/>
-              <w:ind w:right="564"/>
-              <w:rPr>
-                <w:rFonts w:ascii="맑은 고딕" w:eastAsia="맑은 고딕" w:hAnsi="맑은 고딕" w:cs="맑은 고딕"/>
-                <w:b/>
-                <w:bCs/>
-                <w:color w:val="000000"/>
-                <w:kern w:val="0"/>
-                <w:sz w:val="20"/>
-                <w:szCs w:val="22"/>
-                <w14:ligatures w14:val="none"/>
-              </w:rPr>
-            </w:pPr>
-          </w:p>
-          <w:p>
-            <w:pPr>
-              <w:pStyle w:val="a6"/>
-              <w:numPr>
-                <w:ilvl w:val="0"/>
-                <w:numId w:val="5"/>
-              </w:numPr>
-              <w:wordWrap/>
-              <w:spacing w:after="0" w:line="211" w:lineRule="auto"/>
-              <w:ind w:right="564"/>
-              <w:rPr>
-                <w:rFonts w:ascii="맑은 고딕" w:eastAsia="맑은 고딕" w:hAnsi="맑은 고딕" w:cs="맑은 고딕"/>
-                <w:b/>
-                <w:bCs/>
-                <w:color w:val="000000"/>
-                <w:kern w:val="0"/>
-                <w:sz w:val="20"/>
-                <w:szCs w:val="22"/>
-                <w14:ligatures w14:val="none"/>
-              </w:rPr>
-            </w:pPr>
-            <w:r>
-              <w:rPr>
-                <w:rFonts w:ascii="맑은 고딕" w:eastAsia="맑은 고딕" w:hAnsi="맑은 고딕" w:cs="맑은 고딕"/>
-                <w:b/>
-                <w:bCs/>
-                <w:color w:val="000000"/>
-                <w:kern w:val="0"/>
-                <w:sz w:val="20"/>
-                <w:szCs w:val="22"/>
-                <w14:ligatures w14:val="none"/>
-              </w:rPr>
-              <w:t>1:1 채팅</w:t>
-            </w:r>
-            <w:r>
-              <w:rPr>
-                <w:rFonts w:ascii="맑은 고딕" w:eastAsia="맑은 고딕" w:hAnsi="맑은 고딕" w:cs="맑은 고딕" w:hint="eastAsia"/>
-                <w:b/>
-                <w:bCs/>
-                <w:color w:val="000000"/>
-                <w:kern w:val="0"/>
-                <w:sz w:val="20"/>
-                <w:szCs w:val="22"/>
-                <w14:ligatures w14:val="none"/>
-              </w:rPr>
-              <w:t xml:space="preserve"> 기능</w:t>
-            </w:r>
-          </w:p>
-          <w:p>
-            <w:pPr>
-              <w:numPr>
-                <w:ilvl w:val="0"/>
-                <w:numId w:val="10"/>
-              </w:numPr>
-              <w:wordWrap/>
-              <w:spacing w:after="0" w:line="211" w:lineRule="auto"/>
-              <w:ind w:right="564"/>
-              <w:rPr>
-                <w:rFonts w:ascii="맑은 고딕" w:eastAsia="맑은 고딕" w:hAnsi="맑은 고딕" w:cs="맑은 고딕"/>
-                <w:color w:val="000000"/>
-                <w:kern w:val="0"/>
-                <w:sz w:val="20"/>
-                <w:szCs w:val="22"/>
-                <w14:ligatures w14:val="none"/>
-              </w:rPr>
-            </w:pPr>
-            <w:r>
-              <w:rPr>
-                <w:rFonts w:ascii="맑은 고딕" w:eastAsia="맑은 고딕" w:hAnsi="맑은 고딕" w:cs="맑은 고딕" w:hint="eastAsia"/>
-                <w:color w:val="000000"/>
-                <w:kern w:val="0"/>
-                <w:sz w:val="20"/>
-                <w:szCs w:val="22"/>
-                <w14:ligatures w14:val="none"/>
-              </w:rPr>
-              <w:t>현재 접속자 기반 대화 상대 선택</w:t>
-            </w:r>
-          </w:p>
-          <w:p>
-            <w:pPr>
-              <w:numPr>
-                <w:ilvl w:val="0"/>
-                <w:numId w:val="10"/>
-              </w:numPr>
-              <w:wordWrap/>
-              <w:spacing w:after="0" w:line="211" w:lineRule="auto"/>
-              <w:ind w:right="564"/>
-              <w:rPr>
-                <w:rFonts w:ascii="맑은 고딕" w:eastAsia="맑은 고딕" w:hAnsi="맑은 고딕" w:cs="맑은 고딕"/>
-                <w:color w:val="000000"/>
-                <w:kern w:val="0"/>
-                <w:sz w:val="20"/>
-                <w:szCs w:val="22"/>
-                <w14:ligatures w14:val="none"/>
-              </w:rPr>
-            </w:pPr>
-            <w:r>
-              <w:rPr>
-                <w:rFonts w:ascii="맑은 고딕" w:eastAsia="맑은 고딕" w:hAnsi="맑은 고딕" w:cs="맑은 고딕" w:hint="eastAsia"/>
-                <w:color w:val="000000"/>
-                <w:kern w:val="0"/>
-                <w:sz w:val="20"/>
-                <w:szCs w:val="22"/>
-                <w14:ligatures w14:val="none"/>
-              </w:rPr>
-              <w:t>메시지</w:t>
-            </w:r>
-            <w:r>
-              <w:rPr>
-                <w:rFonts w:ascii="맑은 고딕" w:eastAsia="맑은 고딕" w:hAnsi="맑은 고딕" w:cs="맑은 고딕" w:hint="eastAsia"/>
-                <w:color w:val="000000"/>
-                <w:kern w:val="0"/>
-                <w:sz w:val="20"/>
-                <w:szCs w:val="22"/>
-                <w14:ligatures w14:val="none"/>
-              </w:rPr>
-              <w:t xml:space="preserve"> 송수신</w:t>
-            </w:r>
-          </w:p>
-          <w:p>
-            <w:pPr>
-              <w:wordWrap/>
-              <w:spacing w:after="0" w:line="211" w:lineRule="auto"/>
-              <w:ind w:right="564"/>
-              <w:rPr>
-                <w:rFonts w:ascii="맑은 고딕" w:eastAsia="맑은 고딕" w:hAnsi="맑은 고딕" w:cs="맑은 고딕"/>
+                <w:rFonts w:asciiTheme="majorHAnsi" w:eastAsiaTheme="majorHAnsi" w:hAnsiTheme="majorHAnsi" w:cs="맑은 고딕"/>
                 <w:color w:val="000000"/>
                 <w:kern w:val="0"/>
                 <w:sz w:val="20"/>
@@ -2711,7 +2235,9 @@
               <w:spacing w:after="0" w:line="211" w:lineRule="auto"/>
               <w:ind w:right="564"/>
               <w:rPr>
-                <w:rFonts w:ascii="맑은 고딕" w:eastAsia="맑은 고딕" w:hAnsi="맑은 고딕" w:cs="맑은 고딕"/>
+                <w:rFonts w:asciiTheme="majorHAnsi" w:eastAsiaTheme="majorHAnsi" w:hAnsiTheme="majorHAnsi" w:cs="맑은 고딕" w:hint="eastAsia"/>
+                <w:b/>
+                <w:bCs/>
                 <w:color w:val="000000"/>
                 <w:kern w:val="0"/>
                 <w:sz w:val="20"/>
@@ -2719,14 +2245,174 @@
                 <w14:ligatures w14:val="none"/>
               </w:rPr>
             </w:pPr>
+            <w:r>
+              <w:rPr>
+                <w:rFonts w:asciiTheme="majorHAnsi" w:eastAsiaTheme="majorHAnsi" w:hAnsiTheme="majorHAnsi" w:cs="맑은 고딕" w:hint="eastAsia"/>
+                <w:b/>
+                <w:bCs/>
+                <w:color w:val="000000"/>
+                <w:kern w:val="0"/>
+                <w:sz w:val="20"/>
+                <w:szCs w:val="22"/>
+                <w14:ligatures w14:val="none"/>
+              </w:rPr>
+              <w:t>사용자</w:t>
+            </w:r>
+            <w:r>
+              <w:rPr>
+                <w:rFonts w:asciiTheme="majorHAnsi" w:eastAsiaTheme="majorHAnsi" w:hAnsiTheme="majorHAnsi" w:cs="맑은 고딕" w:hint="eastAsia"/>
+                <w:b/>
+                <w:bCs/>
+                <w:color w:val="000000"/>
+                <w:kern w:val="0"/>
+                <w:sz w:val="20"/>
+                <w:szCs w:val="22"/>
+                <w14:ligatures w14:val="none"/>
+              </w:rPr>
+              <w:t xml:space="preserve"> 중심 기능</w:t>
+            </w:r>
+          </w:p>
+          <w:p>
+            <w:pPr>
+              <w:numPr>
+                <w:ilvl w:val="0"/>
+                <w:numId w:val="8"/>
+              </w:numPr>
+              <w:wordWrap/>
+              <w:spacing w:after="0" w:line="211" w:lineRule="auto"/>
+              <w:ind w:right="564"/>
+              <w:rPr>
+                <w:rFonts w:asciiTheme="majorHAnsi" w:eastAsiaTheme="majorHAnsi" w:hAnsiTheme="majorHAnsi" w:cs="맑은 고딕"/>
+                <w:b/>
+                <w:bCs/>
+                <w:color w:val="000000"/>
+                <w:kern w:val="0"/>
+                <w:sz w:val="20"/>
+                <w:szCs w:val="22"/>
+                <w14:ligatures w14:val="none"/>
+              </w:rPr>
+            </w:pPr>
+            <w:r>
+              <w:rPr>
+                <w:rFonts w:asciiTheme="majorHAnsi" w:eastAsiaTheme="majorHAnsi" w:hAnsiTheme="majorHAnsi" w:cs="맑은 고딕"/>
+                <w:b/>
+                <w:bCs/>
+                <w:color w:val="000000"/>
+                <w:kern w:val="0"/>
+                <w:sz w:val="20"/>
+                <w:szCs w:val="22"/>
+                <w14:ligatures w14:val="none"/>
+              </w:rPr>
+              <w:t>회원가입</w:t>
+            </w:r>
+            <w:r>
+              <w:rPr>
+                <w:rFonts w:asciiTheme="majorHAnsi" w:eastAsiaTheme="majorHAnsi" w:hAnsiTheme="majorHAnsi" w:cs="맑은 고딕" w:hint="eastAsia"/>
+                <w:b/>
+                <w:bCs/>
+                <w:color w:val="000000"/>
+                <w:kern w:val="0"/>
+                <w:sz w:val="20"/>
+                <w:szCs w:val="22"/>
+                <w14:ligatures w14:val="none"/>
+              </w:rPr>
+              <w:t xml:space="preserve"> 및 로그인</w:t>
+            </w:r>
           </w:p>
           <w:p>
             <w:pPr>
               <w:wordWrap/>
               <w:spacing w:after="0" w:line="211" w:lineRule="auto"/>
+              <w:ind w:left="800" w:right="564"/>
+              <w:rPr>
+                <w:rFonts w:asciiTheme="majorHAnsi" w:eastAsiaTheme="majorHAnsi" w:hAnsiTheme="majorHAnsi" w:cs="맑은 고딕" w:hint="eastAsia"/>
+                <w:color w:val="000000"/>
+                <w:kern w:val="0"/>
+                <w:sz w:val="20"/>
+                <w:szCs w:val="22"/>
+                <w14:ligatures w14:val="none"/>
+              </w:rPr>
+            </w:pPr>
+            <w:r>
+              <w:rPr>
+                <w:rFonts w:asciiTheme="majorHAnsi" w:eastAsiaTheme="majorHAnsi" w:hAnsiTheme="majorHAnsi" w:cs="맑은 고딕" w:hint="eastAsia"/>
+                <w:color w:val="000000"/>
+                <w:kern w:val="0"/>
+                <w:sz w:val="20"/>
+                <w:szCs w:val="22"/>
+                <w14:ligatures w14:val="none"/>
+              </w:rPr>
+              <w:t xml:space="preserve">사용자는 </w:t>
+            </w:r>
+            <w:r>
+              <w:rPr>
+                <w:rFonts w:asciiTheme="majorHAnsi" w:eastAsiaTheme="majorHAnsi" w:hAnsiTheme="majorHAnsi" w:cs="맑은 고딕" w:hint="eastAsia"/>
+                <w:color w:val="000000"/>
+                <w:kern w:val="0"/>
+                <w:sz w:val="20"/>
+                <w:szCs w:val="22"/>
+                <w14:ligatures w14:val="none"/>
+              </w:rPr>
+              <w:t>학번을 통</w:t>
+            </w:r>
+            <w:r>
+              <w:rPr>
+                <w:rFonts w:asciiTheme="majorHAnsi" w:eastAsiaTheme="majorHAnsi" w:hAnsiTheme="majorHAnsi" w:cs="맑은 고딕" w:hint="eastAsia"/>
+                <w:color w:val="000000"/>
+                <w:kern w:val="0"/>
+                <w:sz w:val="20"/>
+                <w:szCs w:val="22"/>
+                <w14:ligatures w14:val="none"/>
+              </w:rPr>
+              <w:t>해</w:t>
+            </w:r>
+            <w:r>
+              <w:rPr>
+                <w:rFonts w:asciiTheme="majorHAnsi" w:eastAsiaTheme="majorHAnsi" w:hAnsiTheme="majorHAnsi" w:cs="맑은 고딕" w:hint="eastAsia"/>
+                <w:color w:val="000000"/>
+                <w:kern w:val="0"/>
+                <w:sz w:val="20"/>
+                <w:szCs w:val="22"/>
+                <w14:ligatures w14:val="none"/>
+              </w:rPr>
+              <w:t xml:space="preserve"> </w:t>
+            </w:r>
+            <w:r>
+              <w:rPr>
+                <w:rFonts w:asciiTheme="majorHAnsi" w:eastAsiaTheme="majorHAnsi" w:hAnsiTheme="majorHAnsi" w:cs="맑은 고딕"/>
+                <w:color w:val="000000"/>
+                <w:kern w:val="0"/>
+                <w:sz w:val="20"/>
+                <w:szCs w:val="22"/>
+                <w14:ligatures w14:val="none"/>
+              </w:rPr>
+              <w:t>회원가입</w:t>
+            </w:r>
+            <w:r>
+              <w:rPr>
+                <w:rFonts w:asciiTheme="majorHAnsi" w:eastAsiaTheme="majorHAnsi" w:hAnsiTheme="majorHAnsi" w:cs="맑은 고딕" w:hint="eastAsia"/>
+                <w:color w:val="000000"/>
+                <w:kern w:val="0"/>
+                <w:sz w:val="20"/>
+                <w:szCs w:val="22"/>
+                <w14:ligatures w14:val="none"/>
+              </w:rPr>
+              <w:t xml:space="preserve"> 및 로그인 할 수 있다</w:t>
+            </w:r>
+          </w:p>
+          <w:p>
+            <w:pPr>
+              <w:numPr>
+                <w:ilvl w:val="0"/>
+                <w:numId w:val="8"/>
+              </w:numPr>
+              <w:wordWrap/>
+              <w:spacing w:after="0" w:line="211" w:lineRule="auto"/>
               <w:ind w:right="564"/>
               <w:rPr>
-                <w:rFonts w:ascii="맑은 고딕" w:eastAsia="맑은 고딕" w:hAnsi="맑은 고딕" w:cs="맑은 고딕"/>
+                <w:rFonts w:asciiTheme="majorHAnsi" w:eastAsiaTheme="majorHAnsi" w:hAnsiTheme="majorHAnsi" w:cs="맑은 고딕"/>
+                <w:b/>
+                <w:bCs/>
                 <w:color w:val="000000"/>
                 <w:kern w:val="0"/>
                 <w:sz w:val="20"/>
@@ -2734,14 +2420,203 @@
                 <w14:ligatures w14:val="none"/>
               </w:rPr>
             </w:pPr>
+            <w:r>
+              <w:rPr>
+                <w:rFonts w:asciiTheme="majorHAnsi" w:eastAsiaTheme="majorHAnsi" w:hAnsiTheme="majorHAnsi" w:cs="맑은 고딕" w:hint="eastAsia"/>
+                <w:b/>
+                <w:bCs/>
+                <w:color w:val="000000"/>
+                <w:kern w:val="0"/>
+                <w:sz w:val="20"/>
+                <w:szCs w:val="22"/>
+                <w14:ligatures w14:val="none"/>
+              </w:rPr>
+              <w:t xml:space="preserve">친구 </w:t>
+            </w:r>
+            <w:proofErr w:type="gramStart"/>
+            <w:r>
+              <w:rPr>
+                <w:rFonts w:asciiTheme="majorHAnsi" w:eastAsiaTheme="majorHAnsi" w:hAnsiTheme="majorHAnsi" w:cs="맑은 고딕" w:hint="eastAsia"/>
+                <w:b/>
+                <w:bCs/>
+                <w:color w:val="000000"/>
+                <w:kern w:val="0"/>
+                <w:sz w:val="20"/>
+                <w:szCs w:val="22"/>
+                <w14:ligatures w14:val="none"/>
+              </w:rPr>
+              <w:t>찾기</w:t>
+            </w:r>
+            <w:r>
+              <w:rPr>
+                <w:rFonts w:asciiTheme="majorHAnsi" w:eastAsiaTheme="majorHAnsi" w:hAnsiTheme="majorHAnsi" w:cs="맑은 고딕" w:hint="eastAsia"/>
+                <w:b/>
+                <w:bCs/>
+                <w:color w:val="000000"/>
+                <w:kern w:val="0"/>
+                <w:sz w:val="20"/>
+                <w:szCs w:val="22"/>
+                <w14:ligatures w14:val="none"/>
+              </w:rPr>
+              <w:t xml:space="preserve"> /</w:t>
+            </w:r>
+            <w:proofErr w:type="gramEnd"/>
+            <w:r>
+              <w:rPr>
+                <w:rFonts w:asciiTheme="majorHAnsi" w:eastAsiaTheme="majorHAnsi" w:hAnsiTheme="majorHAnsi" w:cs="맑은 고딕" w:hint="eastAsia"/>
+                <w:b/>
+                <w:bCs/>
+                <w:color w:val="000000"/>
+                <w:kern w:val="0"/>
+                <w:sz w:val="20"/>
+                <w:szCs w:val="22"/>
+                <w14:ligatures w14:val="none"/>
+              </w:rPr>
+              <w:t xml:space="preserve"> </w:t>
+            </w:r>
+            <w:r>
+              <w:rPr>
+                <w:rFonts w:asciiTheme="majorHAnsi" w:eastAsiaTheme="majorHAnsi" w:hAnsiTheme="majorHAnsi" w:cs="맑은 고딕" w:hint="eastAsia"/>
+                <w:b/>
+                <w:bCs/>
+                <w:color w:val="000000"/>
+                <w:kern w:val="0"/>
+                <w:sz w:val="20"/>
+                <w:szCs w:val="22"/>
+                <w14:ligatures w14:val="none"/>
+              </w:rPr>
+              <w:t>1:1 채팅</w:t>
+            </w:r>
+            <w:r>
+              <w:rPr>
+                <w:rFonts w:asciiTheme="majorHAnsi" w:eastAsiaTheme="majorHAnsi" w:hAnsiTheme="majorHAnsi" w:cs="맑은 고딕" w:hint="eastAsia"/>
+                <w:b/>
+                <w:bCs/>
+                <w:color w:val="000000"/>
+                <w:kern w:val="0"/>
+                <w:sz w:val="20"/>
+                <w:szCs w:val="22"/>
+                <w14:ligatures w14:val="none"/>
+              </w:rPr>
+              <w:t xml:space="preserve"> 기능</w:t>
+            </w:r>
           </w:p>
           <w:p>
             <w:pPr>
               <w:wordWrap/>
               <w:spacing w:after="0" w:line="211" w:lineRule="auto"/>
+              <w:ind w:left="800" w:right="564"/>
+              <w:rPr>
+                <w:rFonts w:asciiTheme="majorHAnsi" w:eastAsiaTheme="majorHAnsi" w:hAnsiTheme="majorHAnsi" w:cs="맑은 고딕" w:hint="eastAsia"/>
+                <w:color w:val="000000"/>
+                <w:kern w:val="0"/>
+                <w:sz w:val="20"/>
+                <w:szCs w:val="22"/>
+                <w14:ligatures w14:val="none"/>
+              </w:rPr>
+            </w:pPr>
+            <w:r>
+              <w:rPr>
+                <w:rFonts w:asciiTheme="majorHAnsi" w:eastAsiaTheme="majorHAnsi" w:hAnsiTheme="majorHAnsi" w:cs="맑은 고딕" w:hint="eastAsia"/>
+                <w:color w:val="000000"/>
+                <w:kern w:val="0"/>
+                <w:sz w:val="20"/>
+                <w:szCs w:val="22"/>
+                <w14:ligatures w14:val="none"/>
+              </w:rPr>
+              <w:t>현재 접속</w:t>
+            </w:r>
+            <w:r>
+              <w:rPr>
+                <w:rFonts w:asciiTheme="majorHAnsi" w:eastAsiaTheme="majorHAnsi" w:hAnsiTheme="majorHAnsi" w:cs="맑은 고딕" w:hint="eastAsia"/>
+                <w:color w:val="000000"/>
+                <w:kern w:val="0"/>
+                <w:sz w:val="20"/>
+                <w:szCs w:val="22"/>
+                <w14:ligatures w14:val="none"/>
+              </w:rPr>
+              <w:t xml:space="preserve">한 </w:t>
+            </w:r>
+            <w:r>
+              <w:rPr>
+                <w:rFonts w:asciiTheme="majorHAnsi" w:eastAsiaTheme="majorHAnsi" w:hAnsiTheme="majorHAnsi" w:cs="맑은 고딕"/>
+                <w:color w:val="000000"/>
+                <w:kern w:val="0"/>
+                <w:sz w:val="20"/>
+                <w:szCs w:val="22"/>
+                <w14:ligatures w14:val="none"/>
+              </w:rPr>
+              <w:t>사용자</w:t>
+            </w:r>
+            <w:r>
+              <w:rPr>
+                <w:rFonts w:asciiTheme="majorHAnsi" w:eastAsiaTheme="majorHAnsi" w:hAnsiTheme="majorHAnsi" w:cs="맑은 고딕" w:hint="eastAsia"/>
+                <w:color w:val="000000"/>
+                <w:kern w:val="0"/>
+                <w:sz w:val="20"/>
+                <w:szCs w:val="22"/>
+                <w14:ligatures w14:val="none"/>
+              </w:rPr>
+              <w:t>를</w:t>
+            </w:r>
+            <w:r>
+              <w:rPr>
+                <w:rFonts w:asciiTheme="majorHAnsi" w:eastAsiaTheme="majorHAnsi" w:hAnsiTheme="majorHAnsi" w:cs="맑은 고딕"/>
+                <w:color w:val="000000"/>
+                <w:kern w:val="0"/>
+                <w:sz w:val="20"/>
+                <w:szCs w:val="22"/>
+                <w14:ligatures w14:val="none"/>
+              </w:rPr>
+              <w:t xml:space="preserve"> </w:t>
+            </w:r>
+            <w:r>
+              <w:rPr>
+                <w:rFonts w:asciiTheme="majorHAnsi" w:eastAsiaTheme="majorHAnsi" w:hAnsiTheme="majorHAnsi" w:cs="맑은 고딕" w:hint="eastAsia"/>
+                <w:color w:val="000000"/>
+                <w:kern w:val="0"/>
+                <w:sz w:val="20"/>
+                <w:szCs w:val="22"/>
+                <w14:ligatures w14:val="none"/>
+              </w:rPr>
+              <w:t>검색</w:t>
+            </w:r>
+            <w:r>
+              <w:rPr>
+                <w:rFonts w:asciiTheme="majorHAnsi" w:eastAsiaTheme="majorHAnsi" w:hAnsiTheme="majorHAnsi" w:cs="맑은 고딕" w:hint="eastAsia"/>
+                <w:color w:val="000000"/>
+                <w:kern w:val="0"/>
+                <w:sz w:val="20"/>
+                <w:szCs w:val="22"/>
+                <w14:ligatures w14:val="none"/>
+              </w:rPr>
+              <w:t>하여 대화를 시작한다.</w:t>
+            </w:r>
+            <w:r>
+              <w:rPr>
+                <w:rFonts w:asciiTheme="majorHAnsi" w:eastAsiaTheme="majorHAnsi" w:hAnsiTheme="majorHAnsi" w:cs="맑은 고딕" w:hint="eastAsia"/>
+                <w:color w:val="000000"/>
+                <w:kern w:val="0"/>
+                <w:sz w:val="20"/>
+                <w:szCs w:val="22"/>
+                <w14:ligatures w14:val="none"/>
+              </w:rPr>
+              <w:t xml:space="preserve"> </w:t>
+            </w:r>
+          </w:p>
+          <w:p>
+            <w:pPr>
+              <w:numPr>
+                <w:ilvl w:val="0"/>
+                <w:numId w:val="8"/>
+              </w:numPr>
+              <w:wordWrap/>
+              <w:spacing w:after="0" w:line="211" w:lineRule="auto"/>
               <w:ind w:right="564"/>
               <w:rPr>
-                <w:rFonts w:ascii="맑은 고딕" w:eastAsia="맑은 고딕" w:hAnsi="맑은 고딕" w:cs="맑은 고딕"/>
+                <w:rFonts w:asciiTheme="majorHAnsi" w:eastAsiaTheme="majorHAnsi" w:hAnsiTheme="majorHAnsi" w:cs="맑은 고딕"/>
+                <w:b/>
+                <w:bCs/>
                 <w:color w:val="000000"/>
                 <w:kern w:val="0"/>
                 <w:sz w:val="20"/>
@@ -2749,34 +2624,27 @@
                 <w14:ligatures w14:val="none"/>
               </w:rPr>
             </w:pPr>
+            <w:r>
+              <w:rPr>
+                <w:rFonts w:asciiTheme="majorHAnsi" w:eastAsiaTheme="majorHAnsi" w:hAnsiTheme="majorHAnsi" w:cs="맑은 고딕" w:hint="eastAsia"/>
+                <w:b/>
+                <w:bCs/>
+                <w:color w:val="000000"/>
+                <w:kern w:val="0"/>
+                <w:sz w:val="20"/>
+                <w:szCs w:val="22"/>
+                <w14:ligatures w14:val="none"/>
+              </w:rPr>
+              <w:t>그룹 채팅 기능</w:t>
+            </w:r>
           </w:p>
           <w:p>
             <w:pPr>
               <w:wordWrap/>
               <w:spacing w:after="0" w:line="211" w:lineRule="auto"/>
-              <w:ind w:right="564"/>
-              <w:rPr>
-                <w:rFonts w:ascii="맑은 고딕" w:eastAsia="맑은 고딕" w:hAnsi="맑은 고딕" w:cs="맑은 고딕"/>
-                <w:color w:val="000000"/>
-                <w:kern w:val="0"/>
-                <w:sz w:val="20"/>
-                <w:szCs w:val="22"/>
-                <w14:ligatures w14:val="none"/>
-              </w:rPr>
-            </w:pPr>
-          </w:p>
-          <w:p>
-            <w:pPr>
-              <w:pStyle w:val="a6"/>
-              <w:numPr>
-                <w:ilvl w:val="0"/>
-                <w:numId w:val="5"/>
-              </w:numPr>
-              <w:wordWrap/>
-              <w:spacing w:after="0" w:line="211" w:lineRule="auto"/>
-              <w:ind w:right="564"/>
-              <w:rPr>
-                <w:rFonts w:ascii="맑은 고딕" w:eastAsia="맑은 고딕" w:hAnsi="맑은 고딕" w:cs="맑은 고딕"/>
+              <w:ind w:left="800" w:right="564"/>
+              <w:rPr>
+                <w:rFonts w:asciiTheme="majorHAnsi" w:eastAsiaTheme="majorHAnsi" w:hAnsiTheme="majorHAnsi" w:cs="맑은 고딕" w:hint="eastAsia"/>
                 <w:b/>
                 <w:bCs/>
                 <w:color w:val="000000"/>
@@ -2788,42 +2656,29 @@
             </w:pPr>
             <w:r>
               <w:rPr>
-                <w:rFonts w:ascii="맑은 고딕" w:eastAsia="맑은 고딕" w:hAnsi="맑은 고딕" w:cs="맑은 고딕"/>
-                <w:b/>
-                <w:bCs/>
-                <w:color w:val="000000"/>
-                <w:kern w:val="0"/>
-                <w:sz w:val="20"/>
-                <w:szCs w:val="22"/>
-                <w14:ligatures w14:val="none"/>
-              </w:rPr>
-              <w:t>그룹 채팅</w:t>
-            </w:r>
-            <w:r>
-              <w:rPr>
-                <w:rFonts w:ascii="맑은 고딕" w:eastAsia="맑은 고딕" w:hAnsi="맑은 고딕" w:cs="맑은 고딕" w:hint="eastAsia"/>
-                <w:b/>
-                <w:bCs/>
-                <w:color w:val="000000"/>
-                <w:kern w:val="0"/>
-                <w:sz w:val="20"/>
-                <w:szCs w:val="22"/>
-                <w14:ligatures w14:val="none"/>
-              </w:rPr>
-              <w:t xml:space="preserve"> 기능</w:t>
+                <w:rFonts w:asciiTheme="majorHAnsi" w:eastAsiaTheme="majorHAnsi" w:hAnsiTheme="majorHAnsi" w:cs="맑은 고딕" w:hint="eastAsia"/>
+                <w:color w:val="000000"/>
+                <w:kern w:val="0"/>
+                <w:sz w:val="20"/>
+                <w:szCs w:val="22"/>
+                <w14:ligatures w14:val="none"/>
+              </w:rPr>
+              <w:t>대화방을 생성하여 다수의 사용자와 그룹 대화를 지원한다.</w:t>
             </w:r>
           </w:p>
           <w:p>
             <w:pPr>
               <w:numPr>
                 <w:ilvl w:val="0"/>
-                <w:numId w:val="11"/>
+                <w:numId w:val="8"/>
               </w:numPr>
               <w:wordWrap/>
               <w:spacing w:after="0" w:line="211" w:lineRule="auto"/>
               <w:ind w:right="564"/>
               <w:rPr>
-                <w:rFonts w:ascii="맑은 고딕" w:eastAsia="맑은 고딕" w:hAnsi="맑은 고딕" w:cs="맑은 고딕"/>
+                <w:rFonts w:asciiTheme="majorHAnsi" w:eastAsiaTheme="majorHAnsi" w:hAnsiTheme="majorHAnsi" w:cs="맑은 고딕"/>
+                <w:b/>
+                <w:bCs/>
                 <w:color w:val="000000"/>
                 <w:kern w:val="0"/>
                 <w:sz w:val="20"/>
@@ -2833,34 +2688,27 @@
             </w:pPr>
             <w:r>
               <w:rPr>
-                <w:rFonts w:ascii="맑은 고딕" w:eastAsia="맑은 고딕" w:hAnsi="맑은 고딕" w:cs="맑은 고딕" w:hint="eastAsia"/>
-                <w:color w:val="000000"/>
-                <w:kern w:val="0"/>
-                <w:sz w:val="20"/>
-                <w:szCs w:val="22"/>
-                <w14:ligatures w14:val="none"/>
-              </w:rPr>
-              <w:t>대화</w:t>
-            </w:r>
-            <w:r>
-              <w:rPr>
-                <w:rFonts w:ascii="맑은 고딕" w:eastAsia="맑은 고딕" w:hAnsi="맑은 고딕" w:cs="맑은 고딕"/>
-                <w:color w:val="000000"/>
-                <w:kern w:val="0"/>
-                <w:sz w:val="20"/>
-                <w:szCs w:val="22"/>
-                <w14:ligatures w14:val="none"/>
-              </w:rPr>
-              <w:t xml:space="preserve">방 생성 </w:t>
+                <w:rFonts w:asciiTheme="majorHAnsi" w:eastAsiaTheme="majorHAnsi" w:hAnsiTheme="majorHAnsi" w:cs="맑은 고딕" w:hint="eastAsia"/>
+                <w:b/>
+                <w:bCs/>
+                <w:color w:val="000000"/>
+                <w:kern w:val="0"/>
+                <w:sz w:val="20"/>
+                <w:szCs w:val="22"/>
+                <w14:ligatures w14:val="none"/>
+              </w:rPr>
+              <w:t>지도 검색 기능</w:t>
             </w:r>
           </w:p>
           <w:p>
             <w:pPr>
               <w:wordWrap/>
               <w:spacing w:after="0" w:line="211" w:lineRule="auto"/>
-              <w:ind w:right="564"/>
-              <w:rPr>
-                <w:rFonts w:ascii="맑은 고딕" w:eastAsia="맑은 고딕" w:hAnsi="맑은 고딕" w:cs="맑은 고딕"/>
+              <w:ind w:left="800" w:right="564"/>
+              <w:rPr>
+                <w:rFonts w:asciiTheme="majorHAnsi" w:eastAsiaTheme="majorHAnsi" w:hAnsiTheme="majorHAnsi" w:cs="맑은 고딕"/>
+                <w:b/>
+                <w:bCs/>
                 <w:color w:val="000000"/>
                 <w:kern w:val="0"/>
                 <w:sz w:val="20"/>
@@ -2868,18 +2716,64 @@
                 <w14:ligatures w14:val="none"/>
               </w:rPr>
             </w:pPr>
+            <w:r>
+              <w:rPr>
+                <w:rFonts w:asciiTheme="majorHAnsi" w:eastAsiaTheme="majorHAnsi" w:hAnsiTheme="majorHAnsi" w:cs="맑은 고딕" w:hint="eastAsia"/>
+                <w:color w:val="000000"/>
+                <w:kern w:val="0"/>
+                <w:sz w:val="20"/>
+                <w:szCs w:val="22"/>
+                <w14:ligatures w14:val="none"/>
+              </w:rPr>
+              <w:t>지도</w:t>
+            </w:r>
+            <w:r>
+              <w:rPr>
+                <w:rFonts w:asciiTheme="majorHAnsi" w:eastAsiaTheme="majorHAnsi" w:hAnsiTheme="majorHAnsi" w:cs="맑은 고딕"/>
+                <w:color w:val="000000"/>
+                <w:kern w:val="0"/>
+                <w:sz w:val="20"/>
+                <w:szCs w:val="22"/>
+                <w14:ligatures w14:val="none"/>
+              </w:rPr>
+              <w:t xml:space="preserve"> 검색 및 공유</w:t>
+            </w:r>
+            <w:r>
+              <w:rPr>
+                <w:rFonts w:asciiTheme="majorHAnsi" w:eastAsiaTheme="majorHAnsi" w:hAnsiTheme="majorHAnsi" w:cs="맑은 고딕" w:hint="eastAsia"/>
+                <w:color w:val="000000"/>
+                <w:kern w:val="0"/>
+                <w:sz w:val="20"/>
+                <w:szCs w:val="22"/>
+                <w14:ligatures w14:val="none"/>
+              </w:rPr>
+              <w:t xml:space="preserve"> </w:t>
+            </w:r>
+            <w:r>
+              <w:rPr>
+                <w:rFonts w:asciiTheme="majorHAnsi" w:eastAsiaTheme="majorHAnsi" w:hAnsiTheme="majorHAnsi" w:cs="맑은 고딕" w:hint="eastAsia"/>
+                <w:color w:val="000000"/>
+                <w:kern w:val="0"/>
+                <w:sz w:val="20"/>
+                <w:szCs w:val="22"/>
+                <w14:ligatures w14:val="none"/>
+              </w:rPr>
+              <w:t>기능을 지원한다.</w:t>
+            </w:r>
           </w:p>
           <w:p>
             <w:pPr>
               <w:numPr>
                 <w:ilvl w:val="0"/>
-                <w:numId w:val="11"/>
+                <w:numId w:val="8"/>
               </w:numPr>
               <w:wordWrap/>
               <w:spacing w:after="0" w:line="211" w:lineRule="auto"/>
               <w:ind w:right="564"/>
               <w:rPr>
-                <w:rFonts w:ascii="맑은 고딕" w:eastAsia="맑은 고딕" w:hAnsi="맑은 고딕" w:cs="맑은 고딕"/>
+                <w:rFonts w:asciiTheme="majorHAnsi" w:eastAsiaTheme="majorHAnsi" w:hAnsiTheme="majorHAnsi" w:cs="맑은 고딕"/>
+                <w:b/>
+                <w:bCs/>
                 <w:color w:val="000000"/>
                 <w:kern w:val="0"/>
                 <w:sz w:val="20"/>
@@ -2889,27 +2783,103 @@
             </w:pPr>
             <w:r>
               <w:rPr>
-                <w:rFonts w:ascii="맑은 고딕" w:eastAsia="맑은 고딕" w:hAnsi="맑은 고딕" w:cs="맑은 고딕"/>
-                <w:color w:val="000000"/>
-                <w:kern w:val="0"/>
-                <w:sz w:val="20"/>
-                <w:szCs w:val="22"/>
-                <w14:ligatures w14:val="none"/>
-              </w:rPr>
-              <w:t>참여자 목록 관리</w:t>
+                <w:rFonts w:asciiTheme="majorHAnsi" w:eastAsiaTheme="majorHAnsi" w:hAnsiTheme="majorHAnsi" w:cs="맑은 고딕" w:hint="eastAsia"/>
+                <w:b/>
+                <w:bCs/>
+                <w:color w:val="000000"/>
+                <w:kern w:val="0"/>
+                <w:sz w:val="20"/>
+                <w:szCs w:val="22"/>
+                <w14:ligatures w14:val="none"/>
+              </w:rPr>
+              <w:t>파일 전송 기능</w:t>
+            </w:r>
+          </w:p>
+          <w:p>
+            <w:pPr>
+              <w:wordWrap/>
+              <w:spacing w:after="0" w:line="211" w:lineRule="auto"/>
+              <w:ind w:left="800" w:right="564"/>
+              <w:rPr>
+                <w:rFonts w:asciiTheme="majorHAnsi" w:eastAsiaTheme="majorHAnsi" w:hAnsiTheme="majorHAnsi" w:cs="맑은 고딕"/>
+                <w:b/>
+                <w:bCs/>
+                <w:color w:val="000000"/>
+                <w:kern w:val="0"/>
+                <w:sz w:val="20"/>
+                <w:szCs w:val="22"/>
+                <w14:ligatures w14:val="none"/>
+              </w:rPr>
+            </w:pPr>
+            <w:r>
+              <w:rPr>
+                <w:rFonts w:asciiTheme="majorHAnsi" w:eastAsiaTheme="majorHAnsi" w:hAnsiTheme="majorHAnsi" w:cs="맑은 고딕"/>
+                <w:color w:val="000000"/>
+                <w:kern w:val="0"/>
+                <w:sz w:val="20"/>
+                <w:szCs w:val="22"/>
+                <w14:ligatures w14:val="none"/>
+              </w:rPr>
+              <w:t xml:space="preserve">이미지, </w:t>
+            </w:r>
+            <w:r>
+              <w:rPr>
+                <w:rFonts w:asciiTheme="majorHAnsi" w:eastAsiaTheme="majorHAnsi" w:hAnsiTheme="majorHAnsi" w:cs="맑은 고딕" w:hint="eastAsia"/>
+                <w:color w:val="000000"/>
+                <w:kern w:val="0"/>
+                <w:sz w:val="20"/>
+                <w:szCs w:val="22"/>
+                <w14:ligatures w14:val="none"/>
+              </w:rPr>
+              <w:t>문서 등의 파일</w:t>
+            </w:r>
+            <w:r>
+              <w:rPr>
+                <w:rFonts w:asciiTheme="majorHAnsi" w:eastAsiaTheme="majorHAnsi" w:hAnsiTheme="majorHAnsi" w:cs="맑은 고딕"/>
+                <w:color w:val="000000"/>
+                <w:kern w:val="0"/>
+                <w:sz w:val="20"/>
+                <w:szCs w:val="22"/>
+                <w14:ligatures w14:val="none"/>
+              </w:rPr>
+              <w:t xml:space="preserve"> 업로드 </w:t>
+            </w:r>
+            <w:r>
+              <w:rPr>
+                <w:rFonts w:asciiTheme="majorHAnsi" w:eastAsiaTheme="majorHAnsi" w:hAnsiTheme="majorHAnsi" w:cs="맑은 고딕" w:hint="eastAsia"/>
+                <w:color w:val="000000"/>
+                <w:kern w:val="0"/>
+                <w:sz w:val="20"/>
+                <w:szCs w:val="22"/>
+                <w14:ligatures w14:val="none"/>
+              </w:rPr>
+              <w:t>및 공</w:t>
+            </w:r>
+            <w:r>
+              <w:rPr>
+                <w:rFonts w:asciiTheme="majorHAnsi" w:eastAsiaTheme="majorHAnsi" w:hAnsiTheme="majorHAnsi" w:cs="맑은 고딕" w:hint="eastAsia"/>
+                <w:color w:val="000000"/>
+                <w:kern w:val="0"/>
+                <w:sz w:val="20"/>
+                <w:szCs w:val="22"/>
+                <w14:ligatures w14:val="none"/>
+              </w:rPr>
+              <w:t>유한다.</w:t>
             </w:r>
           </w:p>
           <w:p>
             <w:pPr>
               <w:numPr>
                 <w:ilvl w:val="0"/>
-                <w:numId w:val="11"/>
+                <w:numId w:val="8"/>
               </w:numPr>
               <w:wordWrap/>
               <w:spacing w:after="0" w:line="211" w:lineRule="auto"/>
               <w:ind w:right="564"/>
               <w:rPr>
-                <w:rFonts w:ascii="맑은 고딕" w:eastAsia="맑은 고딕" w:hAnsi="맑은 고딕" w:cs="맑은 고딕"/>
+                <w:rFonts w:asciiTheme="majorHAnsi" w:eastAsiaTheme="majorHAnsi" w:hAnsiTheme="majorHAnsi" w:cs="맑은 고딕"/>
+                <w:b/>
+                <w:bCs/>
                 <w:color w:val="000000"/>
                 <w:kern w:val="0"/>
                 <w:sz w:val="20"/>
@@ -2919,34 +2889,38 @@
             </w:pPr>
             <w:r>
               <w:rPr>
-                <w:rFonts w:ascii="맑은 고딕" w:eastAsia="맑은 고딕" w:hAnsi="맑은 고딕" w:cs="맑은 고딕" w:hint="eastAsia"/>
-                <w:color w:val="000000"/>
-                <w:kern w:val="0"/>
-                <w:sz w:val="20"/>
-                <w:szCs w:val="22"/>
-                <w14:ligatures w14:val="none"/>
-              </w:rPr>
-              <w:t>메시지</w:t>
-            </w:r>
-            <w:r>
-              <w:rPr>
-                <w:rFonts w:ascii="맑은 고딕" w:eastAsia="맑은 고딕" w:hAnsi="맑은 고딕" w:cs="맑은 고딕" w:hint="eastAsia"/>
-                <w:color w:val="000000"/>
-                <w:kern w:val="0"/>
-                <w:sz w:val="20"/>
-                <w:szCs w:val="22"/>
-                <w14:ligatures w14:val="none"/>
-              </w:rPr>
-              <w:t xml:space="preserve"> 송수신</w:t>
+                <w:rFonts w:asciiTheme="majorHAnsi" w:eastAsiaTheme="majorHAnsi" w:hAnsiTheme="majorHAnsi" w:cs="맑은 고딕" w:hint="eastAsia"/>
+                <w:b/>
+                <w:bCs/>
+                <w:color w:val="000000"/>
+                <w:kern w:val="0"/>
+                <w:sz w:val="20"/>
+                <w:szCs w:val="22"/>
+                <w14:ligatures w14:val="none"/>
+              </w:rPr>
+              <w:t>대화형 AI</w:t>
+            </w:r>
+            <w:r>
+              <w:rPr>
+                <w:rFonts w:asciiTheme="majorHAnsi" w:eastAsiaTheme="majorHAnsi" w:hAnsiTheme="majorHAnsi" w:cs="맑은 고딕" w:hint="eastAsia"/>
+                <w:b/>
+                <w:bCs/>
+                <w:color w:val="000000"/>
+                <w:kern w:val="0"/>
+                <w:sz w:val="20"/>
+                <w:szCs w:val="22"/>
+                <w14:ligatures w14:val="none"/>
+              </w:rPr>
+              <w:t xml:space="preserve"> 기능</w:t>
             </w:r>
           </w:p>
           <w:p>
             <w:pPr>
               <w:wordWrap/>
               <w:spacing w:after="0" w:line="211" w:lineRule="auto"/>
-              <w:ind w:right="564"/>
-              <w:rPr>
-                <w:rFonts w:ascii="맑은 고딕" w:eastAsia="맑은 고딕" w:hAnsi="맑은 고딕" w:cs="맑은 고딕"/>
+              <w:ind w:left="800" w:right="564"/>
+              <w:rPr>
+                <w:rFonts w:asciiTheme="majorHAnsi" w:eastAsiaTheme="majorHAnsi" w:hAnsiTheme="majorHAnsi" w:cs="맑은 고딕" w:hint="eastAsia"/>
                 <w:color w:val="000000"/>
                 <w:kern w:val="0"/>
                 <w:sz w:val="20"/>
@@ -2954,369 +2928,16 @@
                 <w14:ligatures w14:val="none"/>
               </w:rPr>
             </w:pPr>
-          </w:p>
-          <w:p>
-            <w:pPr>
-              <w:pStyle w:val="a6"/>
-              <w:numPr>
-                <w:ilvl w:val="0"/>
-                <w:numId w:val="5"/>
-              </w:numPr>
-              <w:wordWrap/>
-              <w:spacing w:after="0" w:line="211" w:lineRule="auto"/>
-              <w:ind w:right="564"/>
-              <w:rPr>
-                <w:rFonts w:ascii="맑은 고딕" w:eastAsia="맑은 고딕" w:hAnsi="맑은 고딕" w:cs="맑은 고딕"/>
-                <w:b/>
-                <w:bCs/>
-                <w:color w:val="000000"/>
-                <w:kern w:val="0"/>
-                <w:sz w:val="20"/>
-                <w:szCs w:val="22"/>
-                <w14:ligatures w14:val="none"/>
-              </w:rPr>
-            </w:pPr>
-            <w:r>
-              <w:rPr>
-                <w:rFonts w:ascii="맑은 고딕" w:eastAsia="맑은 고딕" w:hAnsi="맑은 고딕" w:cs="맑은 고딕"/>
-                <w:b/>
-                <w:bCs/>
-                <w:color w:val="000000"/>
-                <w:kern w:val="0"/>
-                <w:sz w:val="20"/>
-                <w:szCs w:val="22"/>
-                <w14:ligatures w14:val="none"/>
-              </w:rPr>
-              <w:t xml:space="preserve">지도 </w:t>
-            </w:r>
-            <w:r>
-              <w:rPr>
-                <w:rFonts w:ascii="맑은 고딕" w:eastAsia="맑은 고딕" w:hAnsi="맑은 고딕" w:cs="맑은 고딕" w:hint="eastAsia"/>
-                <w:b/>
-                <w:bCs/>
-                <w:color w:val="000000"/>
-                <w:kern w:val="0"/>
-                <w:sz w:val="20"/>
-                <w:szCs w:val="22"/>
-                <w14:ligatures w14:val="none"/>
-              </w:rPr>
-              <w:t>검색</w:t>
-            </w:r>
-            <w:r>
-              <w:rPr>
-                <w:rFonts w:ascii="맑은 고딕" w:eastAsia="맑은 고딕" w:hAnsi="맑은 고딕" w:cs="맑은 고딕" w:hint="eastAsia"/>
-                <w:b/>
-                <w:bCs/>
-                <w:color w:val="000000"/>
-                <w:kern w:val="0"/>
-                <w:sz w:val="20"/>
-                <w:szCs w:val="22"/>
-                <w14:ligatures w14:val="none"/>
-              </w:rPr>
-              <w:t xml:space="preserve"> 기능</w:t>
-            </w:r>
-          </w:p>
-          <w:p>
-            <w:pPr>
-              <w:numPr>
-                <w:ilvl w:val="0"/>
-                <w:numId w:val="12"/>
-              </w:numPr>
-              <w:wordWrap/>
-              <w:spacing w:after="0" w:line="211" w:lineRule="auto"/>
-              <w:ind w:right="564"/>
-              <w:rPr>
-                <w:rFonts w:ascii="맑은 고딕" w:eastAsia="맑은 고딕" w:hAnsi="맑은 고딕" w:cs="맑은 고딕"/>
-                <w:color w:val="000000"/>
-                <w:kern w:val="0"/>
-                <w:sz w:val="20"/>
-                <w:szCs w:val="22"/>
-                <w14:ligatures w14:val="none"/>
-              </w:rPr>
-            </w:pPr>
-            <w:r>
-              <w:rPr>
-                <w:rFonts w:ascii="맑은 고딕" w:eastAsia="맑은 고딕" w:hAnsi="맑은 고딕" w:cs="맑은 고딕"/>
-                <w:color w:val="000000"/>
-                <w:kern w:val="0"/>
-                <w:sz w:val="20"/>
-                <w:szCs w:val="22"/>
-                <w14:ligatures w14:val="none"/>
-              </w:rPr>
-              <w:t xml:space="preserve">위치 검색 및 공유 </w:t>
-            </w:r>
-          </w:p>
-          <w:p>
-            <w:pPr>
-              <w:wordWrap/>
-              <w:spacing w:after="0" w:line="211" w:lineRule="auto"/>
-              <w:ind w:right="564"/>
-              <w:rPr>
-                <w:rFonts w:ascii="맑은 고딕" w:eastAsia="맑은 고딕" w:hAnsi="맑은 고딕" w:cs="맑은 고딕"/>
-                <w:color w:val="000000"/>
-                <w:kern w:val="0"/>
-                <w:sz w:val="20"/>
-                <w:szCs w:val="22"/>
-                <w14:ligatures w14:val="none"/>
-              </w:rPr>
-            </w:pPr>
-          </w:p>
-          <w:p>
-            <w:pPr>
-              <w:pStyle w:val="a6"/>
-              <w:numPr>
-                <w:ilvl w:val="0"/>
-                <w:numId w:val="5"/>
-              </w:numPr>
-              <w:wordWrap/>
-              <w:spacing w:after="0" w:line="211" w:lineRule="auto"/>
-              <w:ind w:right="564"/>
-              <w:rPr>
-                <w:rFonts w:ascii="맑은 고딕" w:eastAsia="맑은 고딕" w:hAnsi="맑은 고딕" w:cs="맑은 고딕"/>
-                <w:b/>
-                <w:bCs/>
-                <w:color w:val="000000"/>
-                <w:kern w:val="0"/>
-                <w:sz w:val="20"/>
-                <w:szCs w:val="22"/>
-                <w14:ligatures w14:val="none"/>
-              </w:rPr>
-            </w:pPr>
-            <w:r>
-              <w:rPr>
-                <w:rFonts w:ascii="맑은 고딕" w:eastAsia="맑은 고딕" w:hAnsi="맑은 고딕" w:cs="맑은 고딕"/>
-                <w:b/>
-                <w:bCs/>
-                <w:color w:val="000000"/>
-                <w:kern w:val="0"/>
-                <w:sz w:val="20"/>
-                <w:szCs w:val="22"/>
-                <w14:ligatures w14:val="none"/>
-              </w:rPr>
-              <w:t>파일 전송</w:t>
-            </w:r>
-            <w:r>
-              <w:rPr>
-                <w:rFonts w:ascii="맑은 고딕" w:eastAsia="맑은 고딕" w:hAnsi="맑은 고딕" w:cs="맑은 고딕" w:hint="eastAsia"/>
-                <w:b/>
-                <w:bCs/>
-                <w:color w:val="000000"/>
-                <w:kern w:val="0"/>
-                <w:sz w:val="20"/>
-                <w:szCs w:val="22"/>
-                <w14:ligatures w14:val="none"/>
-              </w:rPr>
-              <w:t xml:space="preserve"> 기능</w:t>
-            </w:r>
-          </w:p>
-          <w:p>
-            <w:pPr>
-              <w:numPr>
-                <w:ilvl w:val="0"/>
-                <w:numId w:val="13"/>
-              </w:numPr>
-              <w:wordWrap/>
-              <w:spacing w:after="0" w:line="211" w:lineRule="auto"/>
-              <w:ind w:right="564"/>
-              <w:rPr>
-                <w:rFonts w:ascii="맑은 고딕" w:eastAsia="맑은 고딕" w:hAnsi="맑은 고딕" w:cs="맑은 고딕"/>
-                <w:color w:val="000000"/>
-                <w:kern w:val="0"/>
-                <w:sz w:val="20"/>
-                <w:szCs w:val="22"/>
-                <w14:ligatures w14:val="none"/>
-              </w:rPr>
-            </w:pPr>
-            <w:r>
-              <w:rPr>
-                <w:rFonts w:ascii="맑은 고딕" w:eastAsia="맑은 고딕" w:hAnsi="맑은 고딕" w:cs="맑은 고딕"/>
-                <w:color w:val="000000"/>
-                <w:kern w:val="0"/>
-                <w:sz w:val="20"/>
-                <w:szCs w:val="22"/>
-                <w14:ligatures w14:val="none"/>
-              </w:rPr>
-              <w:t xml:space="preserve">이미지, </w:t>
-            </w:r>
-            <w:r>
-              <w:rPr>
-                <w:rFonts w:ascii="맑은 고딕" w:eastAsia="맑은 고딕" w:hAnsi="맑은 고딕" w:cs="맑은 고딕" w:hint="eastAsia"/>
-                <w:color w:val="000000"/>
-                <w:kern w:val="0"/>
-                <w:sz w:val="20"/>
-                <w:szCs w:val="22"/>
-                <w14:ligatures w14:val="none"/>
-              </w:rPr>
-              <w:t>문서 등의 파일</w:t>
-            </w:r>
-            <w:r>
-              <w:rPr>
-                <w:rFonts w:ascii="맑은 고딕" w:eastAsia="맑은 고딕" w:hAnsi="맑은 고딕" w:cs="맑은 고딕"/>
-                <w:color w:val="000000"/>
-                <w:kern w:val="0"/>
-                <w:sz w:val="20"/>
-                <w:szCs w:val="22"/>
-                <w14:ligatures w14:val="none"/>
-              </w:rPr>
-              <w:t xml:space="preserve"> 업로드 </w:t>
-            </w:r>
-            <w:r>
-              <w:rPr>
-                <w:rFonts w:ascii="맑은 고딕" w:eastAsia="맑은 고딕" w:hAnsi="맑은 고딕" w:cs="맑은 고딕" w:hint="eastAsia"/>
-                <w:color w:val="000000"/>
-                <w:kern w:val="0"/>
-                <w:sz w:val="20"/>
-                <w:szCs w:val="22"/>
-                <w14:ligatures w14:val="none"/>
-              </w:rPr>
-              <w:t>및 공유</w:t>
-            </w:r>
-          </w:p>
-          <w:p>
-            <w:pPr>
-              <w:wordWrap/>
-              <w:spacing w:after="0" w:line="211" w:lineRule="auto"/>
-              <w:ind w:right="564"/>
-              <w:rPr>
-                <w:rFonts w:ascii="맑은 고딕" w:eastAsia="맑은 고딕" w:hAnsi="맑은 고딕" w:cs="맑은 고딕"/>
-                <w:color w:val="000000"/>
-                <w:kern w:val="0"/>
-                <w:sz w:val="20"/>
-                <w:szCs w:val="22"/>
-                <w14:ligatures w14:val="none"/>
-              </w:rPr>
-            </w:pPr>
-          </w:p>
-          <w:p>
-            <w:pPr>
-              <w:pStyle w:val="a6"/>
-              <w:numPr>
-                <w:ilvl w:val="0"/>
-                <w:numId w:val="5"/>
-              </w:numPr>
-              <w:wordWrap/>
-              <w:spacing w:after="0" w:line="211" w:lineRule="auto"/>
-              <w:ind w:right="564"/>
-              <w:rPr>
-                <w:rFonts w:ascii="맑은 고딕" w:eastAsia="맑은 고딕" w:hAnsi="맑은 고딕" w:cs="맑은 고딕"/>
-                <w:b/>
-                <w:bCs/>
-                <w:color w:val="000000"/>
-                <w:kern w:val="0"/>
-                <w:sz w:val="20"/>
-                <w:szCs w:val="22"/>
-                <w14:ligatures w14:val="none"/>
-              </w:rPr>
-            </w:pPr>
-            <w:r>
-              <w:rPr>
-                <w:rFonts w:ascii="맑은 고딕" w:eastAsia="맑은 고딕" w:hAnsi="맑은 고딕" w:cs="맑은 고딕"/>
-                <w:b/>
-                <w:bCs/>
-                <w:color w:val="000000"/>
-                <w:kern w:val="0"/>
-                <w:sz w:val="20"/>
-                <w:szCs w:val="22"/>
-                <w14:ligatures w14:val="none"/>
-              </w:rPr>
-              <w:t>AI 챗봇</w:t>
-            </w:r>
-            <w:r>
-              <w:rPr>
-                <w:rFonts w:ascii="맑은 고딕" w:eastAsia="맑은 고딕" w:hAnsi="맑은 고딕" w:cs="맑은 고딕" w:hint="eastAsia"/>
-                <w:b/>
-                <w:bCs/>
-                <w:color w:val="000000"/>
-                <w:kern w:val="0"/>
-                <w:sz w:val="20"/>
-                <w:szCs w:val="22"/>
-                <w14:ligatures w14:val="none"/>
-              </w:rPr>
-              <w:t xml:space="preserve"> 기능</w:t>
-            </w:r>
-            <w:r>
-              <w:rPr>
-                <w:rFonts w:ascii="맑은 고딕" w:eastAsia="맑은 고딕" w:hAnsi="맑은 고딕" w:cs="맑은 고딕"/>
-                <w:b/>
-                <w:bCs/>
-                <w:color w:val="000000"/>
-                <w:kern w:val="0"/>
-                <w:sz w:val="20"/>
-                <w:szCs w:val="22"/>
-                <w14:ligatures w14:val="none"/>
-              </w:rPr>
-              <w:t xml:space="preserve"> </w:t>
-            </w:r>
-          </w:p>
-          <w:p>
-            <w:pPr>
-              <w:numPr>
-                <w:ilvl w:val="0"/>
-                <w:numId w:val="14"/>
-              </w:numPr>
-              <w:wordWrap/>
-              <w:spacing w:after="0" w:line="211" w:lineRule="auto"/>
-              <w:ind w:right="564"/>
-              <w:rPr>
-                <w:rFonts w:ascii="맑은 고딕" w:eastAsia="맑은 고딕" w:hAnsi="맑은 고딕" w:cs="맑은 고딕"/>
-                <w:color w:val="000000"/>
-                <w:kern w:val="0"/>
-                <w:sz w:val="20"/>
-                <w:szCs w:val="22"/>
-                <w14:ligatures w14:val="none"/>
-              </w:rPr>
-            </w:pPr>
-            <w:r>
-              <w:rPr>
-                <w:rFonts w:ascii="맑은 고딕" w:eastAsia="맑은 고딕" w:hAnsi="맑은 고딕" w:cs="맑은 고딕"/>
-                <w:color w:val="000000"/>
-                <w:kern w:val="0"/>
-                <w:sz w:val="20"/>
-                <w:szCs w:val="22"/>
-                <w14:ligatures w14:val="none"/>
-              </w:rPr>
-              <w:t>채팅방에서 AI 호출</w:t>
-            </w:r>
-            <w:r>
-              <w:rPr>
-                <w:rFonts w:ascii="맑은 고딕" w:eastAsia="맑은 고딕" w:hAnsi="맑은 고딕" w:cs="맑은 고딕" w:hint="eastAsia"/>
-                <w:color w:val="000000"/>
-                <w:kern w:val="0"/>
-                <w:sz w:val="20"/>
-                <w:szCs w:val="22"/>
-                <w14:ligatures w14:val="none"/>
-              </w:rPr>
-              <w:t xml:space="preserve"> </w:t>
-            </w:r>
-          </w:p>
-          <w:p>
-            <w:pPr>
-              <w:numPr>
-                <w:ilvl w:val="0"/>
-                <w:numId w:val="14"/>
-              </w:numPr>
-              <w:wordWrap/>
-              <w:spacing w:after="0" w:line="211" w:lineRule="auto"/>
-              <w:ind w:right="564"/>
-              <w:rPr>
-                <w:rFonts w:ascii="맑은 고딕" w:eastAsia="맑은 고딕" w:hAnsi="맑은 고딕" w:cs="맑은 고딕"/>
-                <w:color w:val="000000"/>
-                <w:kern w:val="0"/>
-                <w:sz w:val="20"/>
-                <w:szCs w:val="22"/>
-                <w14:ligatures w14:val="none"/>
-              </w:rPr>
-            </w:pPr>
-            <w:r>
-              <w:rPr>
-                <w:rFonts w:ascii="맑은 고딕" w:eastAsia="맑은 고딕" w:hAnsi="맑은 고딕" w:cs="맑은 고딕" w:hint="eastAsia"/>
-                <w:color w:val="000000"/>
-                <w:kern w:val="0"/>
-                <w:sz w:val="20"/>
-                <w:szCs w:val="22"/>
-                <w14:ligatures w14:val="none"/>
-              </w:rPr>
-              <w:t>AI 전용 채팅 공유</w:t>
+            <w:r>
+              <w:rPr>
+                <w:rFonts w:asciiTheme="majorHAnsi" w:eastAsiaTheme="majorHAnsi" w:hAnsiTheme="majorHAnsi" w:cs="맑은 고딕" w:hint="eastAsia"/>
+                <w:color w:val="000000"/>
+                <w:kern w:val="0"/>
+                <w:sz w:val="20"/>
+                <w:szCs w:val="22"/>
+                <w14:ligatures w14:val="none"/>
+              </w:rPr>
+              <w:t>대화형 AI 기능을 통하여 AI와 대화 혹은 질문하여 답변을 제공한다.</w:t>
             </w:r>
           </w:p>
         </w:tc>
@@ -3339,7 +2960,7 @@
               <w:wordWrap/>
               <w:spacing w:before="1" w:after="0" w:line="213" w:lineRule="auto"/>
               <w:rPr>
-                <w:rFonts w:ascii="맑은 고딕" w:eastAsia="맑은 고딕" w:hAnsi="맑은 고딕" w:cs="맑은 고딕"/>
+                <w:rFonts w:asciiTheme="majorHAnsi" w:eastAsiaTheme="majorHAnsi" w:hAnsiTheme="majorHAnsi" w:cs="맑은 고딕"/>
                 <w:color w:val="000000"/>
                 <w:kern w:val="0"/>
                 <w:sz w:val="20"/>
@@ -3349,7 +2970,7 @@
             </w:pPr>
             <w:r>
               <w:rPr>
-                <w:rFonts w:ascii="맑은 고딕" w:eastAsia="맑은 고딕" w:hAnsi="맑은 고딕" w:cs="맑은 고딕" w:hint="eastAsia"/>
+                <w:rFonts w:asciiTheme="majorHAnsi" w:eastAsiaTheme="majorHAnsi" w:hAnsiTheme="majorHAnsi" w:cs="맑은 고딕" w:hint="eastAsia"/>
                 <w:color w:val="000000"/>
                 <w:kern w:val="0"/>
                 <w:sz w:val="20"/>
@@ -3375,7 +2996,7 @@
               <w:wordWrap/>
               <w:spacing w:after="0"/>
               <w:rPr>
-                <w:rFonts w:ascii="맑은 고딕" w:eastAsia="맑은 고딕" w:hAnsi="맑은 고딕" w:cs="맑은 고딕"/>
+                <w:rFonts w:asciiTheme="majorHAnsi" w:eastAsiaTheme="majorHAnsi" w:hAnsiTheme="majorHAnsi" w:cs="맑은 고딕"/>
                 <w:b/>
                 <w:bCs/>
                 <w:kern w:val="0"/>
@@ -3386,7 +3007,7 @@
             </w:pPr>
             <w:r>
               <w:rPr>
-                <w:rFonts w:ascii="맑은 고딕" w:eastAsia="맑은 고딕" w:hAnsi="맑은 고딕" w:cs="맑은 고딕" w:hint="eastAsia"/>
+                <w:rFonts w:asciiTheme="majorHAnsi" w:eastAsiaTheme="majorHAnsi" w:hAnsiTheme="majorHAnsi" w:cs="맑은 고딕" w:hint="eastAsia"/>
                 <w:b/>
                 <w:bCs/>
                 <w:kern w:val="0"/>
@@ -3407,7 +3028,7 @@
               <w:wordWrap/>
               <w:spacing w:after="0"/>
               <w:rPr>
-                <w:rFonts w:ascii="맑은 고딕" w:eastAsia="맑은 고딕" w:hAnsi="맑은 고딕" w:cs="맑은 고딕"/>
+                <w:rFonts w:asciiTheme="majorHAnsi" w:eastAsiaTheme="majorHAnsi" w:hAnsiTheme="majorHAnsi" w:cs="맑은 고딕"/>
                 <w:b/>
                 <w:bCs/>
                 <w:kern w:val="0"/>
@@ -3418,7 +3039,7 @@
             </w:pPr>
             <w:r>
               <w:rPr>
-                <w:rFonts w:ascii="맑은 고딕" w:eastAsia="맑은 고딕" w:hAnsi="맑은 고딕" w:cs="맑은 고딕" w:hint="eastAsia"/>
+                <w:rFonts w:asciiTheme="majorHAnsi" w:eastAsiaTheme="majorHAnsi" w:hAnsiTheme="majorHAnsi" w:cs="맑은 고딕" w:hint="eastAsia"/>
                 <w:b/>
                 <w:bCs/>
                 <w:kern w:val="0"/>
@@ -3439,7 +3060,7 @@
               <w:wordWrap/>
               <w:spacing w:after="0"/>
               <w:rPr>
-                <w:rFonts w:ascii="맑은 고딕" w:eastAsia="맑은 고딕" w:hAnsi="맑은 고딕" w:cs="맑은 고딕"/>
+                <w:rFonts w:asciiTheme="majorHAnsi" w:eastAsiaTheme="majorHAnsi" w:hAnsiTheme="majorHAnsi" w:cs="맑은 고딕"/>
                 <w:kern w:val="0"/>
                 <w:sz w:val="20"/>
                 <w:szCs w:val="20"/>
@@ -3448,7 +3069,7 @@
             </w:pPr>
             <w:r>
               <w:rPr>
-                <w:rFonts w:ascii="맑은 고딕" w:eastAsia="맑은 고딕" w:hAnsi="맑은 고딕" w:cs="맑은 고딕" w:hint="eastAsia"/>
+                <w:rFonts w:asciiTheme="majorHAnsi" w:eastAsiaTheme="majorHAnsi" w:hAnsiTheme="majorHAnsi" w:cs="맑은 고딕" w:hint="eastAsia"/>
                 <w:kern w:val="0"/>
                 <w:sz w:val="20"/>
                 <w:szCs w:val="20"/>
@@ -3467,7 +3088,7 @@
               <w:wordWrap/>
               <w:spacing w:after="0"/>
               <w:rPr>
-                <w:rFonts w:ascii="맑은 고딕" w:eastAsia="맑은 고딕" w:hAnsi="맑은 고딕" w:cs="맑은 고딕"/>
+                <w:rFonts w:asciiTheme="majorHAnsi" w:eastAsiaTheme="majorHAnsi" w:hAnsiTheme="majorHAnsi" w:cs="맑은 고딕"/>
                 <w:kern w:val="0"/>
                 <w:sz w:val="20"/>
                 <w:szCs w:val="20"/>
@@ -3476,7 +3097,7 @@
             </w:pPr>
             <w:r>
               <w:rPr>
-                <w:rFonts w:ascii="맑은 고딕" w:eastAsia="맑은 고딕" w:hAnsi="맑은 고딕" w:cs="맑은 고딕" w:hint="eastAsia"/>
+                <w:rFonts w:asciiTheme="majorHAnsi" w:eastAsiaTheme="majorHAnsi" w:hAnsiTheme="majorHAnsi" w:cs="맑은 고딕" w:hint="eastAsia"/>
                 <w:kern w:val="0"/>
                 <w:sz w:val="20"/>
                 <w:szCs w:val="20"/>
@@ -3495,7 +3116,7 @@
               <w:wordWrap/>
               <w:spacing w:after="0"/>
               <w:rPr>
-                <w:rFonts w:ascii="맑은 고딕" w:eastAsia="맑은 고딕" w:hAnsi="맑은 고딕" w:cs="맑은 고딕"/>
+                <w:rFonts w:asciiTheme="majorHAnsi" w:eastAsiaTheme="majorHAnsi" w:hAnsiTheme="majorHAnsi" w:cs="맑은 고딕"/>
                 <w:b/>
                 <w:bCs/>
                 <w:kern w:val="0"/>
@@ -3506,7 +3127,7 @@
             </w:pPr>
             <w:r>
               <w:rPr>
-                <w:rFonts w:ascii="맑은 고딕" w:eastAsia="맑은 고딕" w:hAnsi="맑은 고딕" w:cs="맑은 고딕" w:hint="eastAsia"/>
+                <w:rFonts w:asciiTheme="majorHAnsi" w:eastAsiaTheme="majorHAnsi" w:hAnsiTheme="majorHAnsi" w:cs="맑은 고딕" w:hint="eastAsia"/>
                 <w:b/>
                 <w:bCs/>
                 <w:kern w:val="0"/>
@@ -3527,7 +3148,7 @@
               <w:wordWrap/>
               <w:spacing w:after="0"/>
               <w:rPr>
-                <w:rFonts w:ascii="맑은 고딕" w:eastAsia="맑은 고딕" w:hAnsi="맑은 고딕" w:cs="맑은 고딕"/>
+                <w:rFonts w:asciiTheme="majorHAnsi" w:eastAsiaTheme="majorHAnsi" w:hAnsiTheme="majorHAnsi" w:cs="맑은 고딕"/>
                 <w:kern w:val="0"/>
                 <w:sz w:val="20"/>
                 <w:szCs w:val="20"/>
@@ -3536,7 +3157,7 @@
             </w:pPr>
             <w:r>
               <w:rPr>
-                <w:rFonts w:ascii="맑은 고딕" w:eastAsia="맑은 고딕" w:hAnsi="맑은 고딕" w:cs="맑은 고딕" w:hint="eastAsia"/>
+                <w:rFonts w:asciiTheme="majorHAnsi" w:eastAsiaTheme="majorHAnsi" w:hAnsiTheme="majorHAnsi" w:cs="맑은 고딕" w:hint="eastAsia"/>
                 <w:kern w:val="0"/>
                 <w:sz w:val="20"/>
                 <w:szCs w:val="20"/>
@@ -3555,7 +3176,7 @@
               <w:wordWrap/>
               <w:spacing w:after="0"/>
               <w:rPr>
-                <w:rFonts w:ascii="맑은 고딕" w:eastAsia="맑은 고딕" w:hAnsi="맑은 고딕" w:cs="맑은 고딕"/>
+                <w:rFonts w:asciiTheme="majorHAnsi" w:eastAsiaTheme="majorHAnsi" w:hAnsiTheme="majorHAnsi" w:cs="맑은 고딕"/>
                 <w:kern w:val="0"/>
                 <w:sz w:val="26"/>
                 <w:szCs w:val="26"/>
@@ -3564,7 +3185,7 @@
             </w:pPr>
             <w:r>
               <w:rPr>
-                <w:rFonts w:ascii="맑은 고딕" w:eastAsia="맑은 고딕" w:hAnsi="맑은 고딕" w:cs="맑은 고딕" w:hint="eastAsia"/>
+                <w:rFonts w:asciiTheme="majorHAnsi" w:eastAsiaTheme="majorHAnsi" w:hAnsiTheme="majorHAnsi" w:cs="맑은 고딕" w:hint="eastAsia"/>
                 <w:kern w:val="0"/>
                 <w:sz w:val="20"/>
                 <w:szCs w:val="20"/>
@@ -3576,7 +3197,13 @@
         </w:tc>
       </w:tr>
     </w:tbl>
-    <w:p/>
+    <w:p>
+      <w:pPr>
+        <w:rPr>
+          <w:rFonts w:asciiTheme="majorHAnsi" w:eastAsiaTheme="majorHAnsi" w:hAnsiTheme="majorHAnsi"/>
+        </w:rPr>
+      </w:pPr>
+    </w:p>
     <w:sectPr>
       <w:pgSz w:w="11906" w:h="16838"/>
       <w:pgMar w:top="1701" w:right="1440" w:bottom="1440" w:left="1440" w:header="851" w:footer="992" w:gutter="0"/>
@@ -6587,6 +6214,7 @@
   <w:style w:type="paragraph" w:default="1" w:styleId="a">
     <w:name w:val="Normal"/>
     <w:qFormat/>
+    <w:rsid w:val="001949C4"/>
     <w:pPr>
       <w:widowControl w:val="0"/>
       <w:wordWrap w:val="0"/>

--- a/프로젝트정의서(PDR).docx
+++ b/프로젝트정의서(PDR).docx
@@ -254,7 +254,7 @@
               <w:spacing w:after="0" w:line="540" w:lineRule="atLeast"/>
               <w:jc w:val="both"/>
               <w:rPr>
-                <w:rFonts w:asciiTheme="majorHAnsi" w:eastAsiaTheme="majorHAnsi" w:hAnsiTheme="majorHAnsi" w:cs="굴림체" w:hint="eastAsia"/>
+                <w:rFonts w:asciiTheme="majorHAnsi" w:eastAsiaTheme="majorHAnsi" w:hAnsiTheme="majorHAnsi" w:cs="굴림체"/>
                 <w:color w:val="1F1F1F"/>
                 <w:kern w:val="0"/>
                 <w:sz w:val="42"/>
@@ -659,7 +659,7 @@
               <w:wordWrap/>
               <w:spacing w:after="0"/>
               <w:rPr>
-                <w:rFonts w:asciiTheme="majorHAnsi" w:eastAsiaTheme="majorHAnsi" w:hAnsiTheme="majorHAnsi" w:cs="맑은 고딕" w:hint="eastAsia"/>
+                <w:rFonts w:asciiTheme="majorHAnsi" w:eastAsiaTheme="majorHAnsi" w:hAnsiTheme="majorHAnsi" w:cs="맑은 고딕"/>
                 <w:color w:val="000000"/>
                 <w:kern w:val="0"/>
                 <w:sz w:val="18"/>
@@ -744,7 +744,7 @@
               <w:wordWrap/>
               <w:spacing w:after="0"/>
               <w:rPr>
-                <w:rFonts w:asciiTheme="majorHAnsi" w:eastAsiaTheme="majorHAnsi" w:hAnsiTheme="majorHAnsi" w:cs="맑은 고딕" w:hint="eastAsia"/>
+                <w:rFonts w:asciiTheme="majorHAnsi" w:eastAsiaTheme="majorHAnsi" w:hAnsiTheme="majorHAnsi" w:cs="맑은 고딕"/>
                 <w:color w:val="000000"/>
                 <w:kern w:val="0"/>
                 <w:sz w:val="18"/>
@@ -1579,37 +1579,14 @@
             </w:r>
             <w:r>
               <w:rPr>
-                <w:rFonts w:asciiTheme="majorHAnsi" w:eastAsiaTheme="majorHAnsi" w:hAnsiTheme="majorHAnsi" w:cs="맑은 고딕"/>
-                <w:color w:val="000000"/>
-                <w:kern w:val="0"/>
-                <w:sz w:val="20"/>
-                <w:szCs w:val="22"/>
-                <w14:ligatures w14:val="none"/>
-              </w:rPr>
-              <w:t>작성/통합/보고</w:t>
-            </w:r>
-            <w:r>
-              <w:rPr>
-                <w:rFonts w:asciiTheme="majorHAnsi" w:eastAsiaTheme="majorHAnsi" w:hAnsiTheme="majorHAnsi" w:cs="맑은 고딕"/>
-                <w:color w:val="000000"/>
-                <w:spacing w:val="25"/>
+                <w:rFonts w:asciiTheme="majorHAnsi" w:eastAsiaTheme="majorHAnsi" w:hAnsiTheme="majorHAnsi" w:cs="맑은 고딕" w:hint="eastAsia"/>
+                <w:color w:val="000000"/>
                 <w:kern w:val="0"/>
                 <w:sz w:val="20"/>
                 <w:szCs w:val="22"/>
                 <w14:ligatures w14:val="none"/>
               </w:rPr>
               <w:t xml:space="preserve"> </w:t>
-            </w:r>
-            <w:r>
-              <w:rPr>
-                <w:rFonts w:asciiTheme="majorHAnsi" w:eastAsiaTheme="majorHAnsi" w:hAnsiTheme="majorHAnsi" w:cs="맑은 고딕"/>
-                <w:color w:val="000000"/>
-                <w:kern w:val="0"/>
-                <w:sz w:val="20"/>
-                <w:szCs w:val="22"/>
-                <w14:ligatures w14:val="none"/>
-              </w:rPr>
-              <w:t>책임</w:t>
             </w:r>
           </w:p>
         </w:tc>
@@ -1871,7 +1848,7 @@
                 <w:szCs w:val="21"/>
                 <w14:ligatures w14:val="none"/>
               </w:rPr>
-              <w:t xml:space="preserve">본 시스템은 학교 학번을 기반으로 사용자 인증을 수행하는 웹 채팅 플랫폼으로, </w:t>
+              <w:t xml:space="preserve">본 시스템은 학교 학번을 기반으로 사용자 </w:t>
             </w:r>
             <w:r>
               <w:rPr>
@@ -1882,7 +1859,7 @@
                 <w:szCs w:val="21"/>
                 <w14:ligatures w14:val="none"/>
               </w:rPr>
-              <w:t>학번</w:t>
+              <w:t>가입</w:t>
             </w:r>
             <w:r>
               <w:rPr>
@@ -1893,7 +1870,117 @@
                 <w:szCs w:val="21"/>
                 <w14:ligatures w14:val="none"/>
               </w:rPr>
-              <w:t xml:space="preserve"> 로그인 방식을 제공하며 관리자가 사용자와 시스템을 통제하는 구조를 가진다. 이 시스템의 목적은 동일 학교 사용자 간 빠</w:t>
+              <w:t xml:space="preserve">을 수행하는 웹 채팅 플랫폼으로, </w:t>
+            </w:r>
+            <w:r>
+              <w:rPr>
+                <w:rFonts w:asciiTheme="majorHAnsi" w:eastAsiaTheme="majorHAnsi" w:hAnsiTheme="majorHAnsi" w:cs="맑은 고딕" w:hint="eastAsia"/>
+                <w:color w:val="000000"/>
+                <w:kern w:val="0"/>
+                <w:sz w:val="21"/>
+                <w:szCs w:val="21"/>
+                <w14:ligatures w14:val="none"/>
+              </w:rPr>
+              <w:t>학번</w:t>
+            </w:r>
+            <w:r>
+              <w:rPr>
+                <w:rFonts w:asciiTheme="majorHAnsi" w:eastAsiaTheme="majorHAnsi" w:hAnsiTheme="majorHAnsi" w:cs="맑은 고딕" w:hint="eastAsia"/>
+                <w:color w:val="000000"/>
+                <w:kern w:val="0"/>
+                <w:sz w:val="21"/>
+                <w:szCs w:val="21"/>
+                <w14:ligatures w14:val="none"/>
+              </w:rPr>
+              <w:t xml:space="preserve"> 로그인 방식을 </w:t>
+            </w:r>
+            <w:r>
+              <w:rPr>
+                <w:rFonts w:asciiTheme="majorHAnsi" w:eastAsiaTheme="majorHAnsi" w:hAnsiTheme="majorHAnsi" w:cs="맑은 고딕" w:hint="eastAsia"/>
+                <w:color w:val="000000"/>
+                <w:kern w:val="0"/>
+                <w:sz w:val="21"/>
+                <w:szCs w:val="21"/>
+                <w14:ligatures w14:val="none"/>
+              </w:rPr>
+              <w:t>이용</w:t>
+            </w:r>
+            <w:r>
+              <w:rPr>
+                <w:rFonts w:asciiTheme="majorHAnsi" w:eastAsiaTheme="majorHAnsi" w:hAnsiTheme="majorHAnsi" w:cs="맑은 고딕" w:hint="eastAsia"/>
+                <w:color w:val="000000"/>
+                <w:kern w:val="0"/>
+                <w:sz w:val="21"/>
+                <w:szCs w:val="21"/>
+                <w14:ligatures w14:val="none"/>
+              </w:rPr>
+              <w:t>하</w:t>
+            </w:r>
+            <w:r>
+              <w:rPr>
+                <w:rFonts w:asciiTheme="majorHAnsi" w:eastAsiaTheme="majorHAnsi" w:hAnsiTheme="majorHAnsi" w:cs="맑은 고딕" w:hint="eastAsia"/>
+                <w:color w:val="000000"/>
+                <w:kern w:val="0"/>
+                <w:sz w:val="21"/>
+                <w:szCs w:val="21"/>
+                <w14:ligatures w14:val="none"/>
+              </w:rPr>
+              <w:t>여</w:t>
+            </w:r>
+            <w:r>
+              <w:rPr>
+                <w:rFonts w:asciiTheme="majorHAnsi" w:eastAsiaTheme="majorHAnsi" w:hAnsiTheme="majorHAnsi" w:cs="맑은 고딕" w:hint="eastAsia"/>
+                <w:color w:val="000000"/>
+                <w:kern w:val="0"/>
+                <w:sz w:val="21"/>
+                <w:szCs w:val="21"/>
+                <w14:ligatures w14:val="none"/>
+              </w:rPr>
+              <w:t xml:space="preserve"> </w:t>
+            </w:r>
+            <w:r>
+              <w:rPr>
+                <w:rFonts w:asciiTheme="majorHAnsi" w:eastAsiaTheme="majorHAnsi" w:hAnsiTheme="majorHAnsi" w:cs="맑은 고딕" w:hint="eastAsia"/>
+                <w:color w:val="000000"/>
+                <w:kern w:val="0"/>
+                <w:sz w:val="21"/>
+                <w:szCs w:val="21"/>
+                <w14:ligatures w14:val="none"/>
+              </w:rPr>
+              <w:t xml:space="preserve">사용자에게 실시간 웹 채팅 서비스를 제공하는 </w:t>
+            </w:r>
+            <w:r>
+              <w:rPr>
+                <w:rFonts w:asciiTheme="majorHAnsi" w:eastAsiaTheme="majorHAnsi" w:hAnsiTheme="majorHAnsi" w:cs="맑은 고딕" w:hint="eastAsia"/>
+                <w:color w:val="000000"/>
+                <w:kern w:val="0"/>
+                <w:sz w:val="21"/>
+                <w:szCs w:val="21"/>
+                <w14:ligatures w14:val="none"/>
+              </w:rPr>
+              <w:t>시스템</w:t>
+            </w:r>
+            <w:r>
+              <w:rPr>
+                <w:rFonts w:asciiTheme="majorHAnsi" w:eastAsiaTheme="majorHAnsi" w:hAnsiTheme="majorHAnsi" w:cs="맑은 고딕" w:hint="eastAsia"/>
+                <w:color w:val="000000"/>
+                <w:kern w:val="0"/>
+                <w:sz w:val="21"/>
+                <w:szCs w:val="21"/>
+                <w14:ligatures w14:val="none"/>
+              </w:rPr>
+              <w:t>이</w:t>
+            </w:r>
+            <w:r>
+              <w:rPr>
+                <w:rFonts w:asciiTheme="majorHAnsi" w:eastAsiaTheme="majorHAnsi" w:hAnsiTheme="majorHAnsi" w:cs="맑은 고딕" w:hint="eastAsia"/>
+                <w:color w:val="000000"/>
+                <w:kern w:val="0"/>
+                <w:sz w:val="21"/>
+                <w:szCs w:val="21"/>
+                <w14:ligatures w14:val="none"/>
+              </w:rPr>
+              <w:t>다. 이 시스템의 목적은 동일 학교 사용자 간 빠</w:t>
             </w:r>
             <w:r>
               <w:rPr>
@@ -2064,7 +2151,7 @@
               <w:spacing w:after="0" w:line="211" w:lineRule="auto"/>
               <w:ind w:right="564"/>
               <w:rPr>
-                <w:rFonts w:asciiTheme="majorHAnsi" w:eastAsiaTheme="majorHAnsi" w:hAnsiTheme="majorHAnsi" w:cs="맑은 고딕" w:hint="eastAsia"/>
+                <w:rFonts w:asciiTheme="majorHAnsi" w:eastAsiaTheme="majorHAnsi" w:hAnsiTheme="majorHAnsi" w:cs="맑은 고딕"/>
                 <w:b/>
                 <w:bCs/>
                 <w:color w:val="000000"/>
@@ -2235,7 +2322,7 @@
               <w:spacing w:after="0" w:line="211" w:lineRule="auto"/>
               <w:ind w:right="564"/>
               <w:rPr>
-                <w:rFonts w:asciiTheme="majorHAnsi" w:eastAsiaTheme="majorHAnsi" w:hAnsiTheme="majorHAnsi" w:cs="맑은 고딕" w:hint="eastAsia"/>
+                <w:rFonts w:asciiTheme="majorHAnsi" w:eastAsiaTheme="majorHAnsi" w:hAnsiTheme="majorHAnsi" w:cs="맑은 고딕"/>
                 <w:b/>
                 <w:bCs/>
                 <w:color w:val="000000"/>
@@ -2325,7 +2412,7 @@
               <w:spacing w:after="0" w:line="211" w:lineRule="auto"/>
               <w:ind w:left="800" w:right="564"/>
               <w:rPr>
-                <w:rFonts w:asciiTheme="majorHAnsi" w:eastAsiaTheme="majorHAnsi" w:hAnsiTheme="majorHAnsi" w:cs="맑은 고딕" w:hint="eastAsia"/>
+                <w:rFonts w:asciiTheme="majorHAnsi" w:eastAsiaTheme="majorHAnsi" w:hAnsiTheme="majorHAnsi" w:cs="맑은 고딕"/>
                 <w:color w:val="000000"/>
                 <w:kern w:val="0"/>
                 <w:sz w:val="20"/>
@@ -2472,20 +2559,7 @@
                 <w:szCs w:val="22"/>
                 <w14:ligatures w14:val="none"/>
               </w:rPr>
-              <w:t xml:space="preserve"> </w:t>
-            </w:r>
-            <w:r>
-              <w:rPr>
-                <w:rFonts w:asciiTheme="majorHAnsi" w:eastAsiaTheme="majorHAnsi" w:hAnsiTheme="majorHAnsi" w:cs="맑은 고딕" w:hint="eastAsia"/>
-                <w:b/>
-                <w:bCs/>
-                <w:color w:val="000000"/>
-                <w:kern w:val="0"/>
-                <w:sz w:val="20"/>
-                <w:szCs w:val="22"/>
-                <w14:ligatures w14:val="none"/>
-              </w:rPr>
-              <w:t>1:1 채팅</w:t>
+              <w:t xml:space="preserve"> 1:1 채팅</w:t>
             </w:r>
             <w:r>
               <w:rPr>
@@ -2507,7 +2581,7 @@
               <w:spacing w:after="0" w:line="211" w:lineRule="auto"/>
               <w:ind w:left="800" w:right="564"/>
               <w:rPr>
-                <w:rFonts w:asciiTheme="majorHAnsi" w:eastAsiaTheme="majorHAnsi" w:hAnsiTheme="majorHAnsi" w:cs="맑은 고딕" w:hint="eastAsia"/>
+                <w:rFonts w:asciiTheme="majorHAnsi" w:eastAsiaTheme="majorHAnsi" w:hAnsiTheme="majorHAnsi" w:cs="맑은 고딕"/>
                 <w:color w:val="000000"/>
                 <w:kern w:val="0"/>
                 <w:sz w:val="20"/>
@@ -2644,7 +2718,7 @@
               <w:spacing w:after="0" w:line="211" w:lineRule="auto"/>
               <w:ind w:left="800" w:right="564"/>
               <w:rPr>
-                <w:rFonts w:asciiTheme="majorHAnsi" w:eastAsiaTheme="majorHAnsi" w:hAnsiTheme="majorHAnsi" w:cs="맑은 고딕" w:hint="eastAsia"/>
+                <w:rFonts w:asciiTheme="majorHAnsi" w:eastAsiaTheme="majorHAnsi" w:hAnsiTheme="majorHAnsi" w:cs="맑은 고딕"/>
                 <w:b/>
                 <w:bCs/>
                 <w:color w:val="000000"/>
@@ -2920,7 +2994,7 @@
               <w:spacing w:after="0" w:line="211" w:lineRule="auto"/>
               <w:ind w:left="800" w:right="564"/>
               <w:rPr>
-                <w:rFonts w:asciiTheme="majorHAnsi" w:eastAsiaTheme="majorHAnsi" w:hAnsiTheme="majorHAnsi" w:cs="맑은 고딕" w:hint="eastAsia"/>
+                <w:rFonts w:asciiTheme="majorHAnsi" w:eastAsiaTheme="majorHAnsi" w:hAnsiTheme="majorHAnsi" w:cs="맑은 고딕"/>
                 <w:color w:val="000000"/>
                 <w:kern w:val="0"/>
                 <w:sz w:val="20"/>
@@ -3212,6 +3286,56 @@
     </w:sectPr>
   </w:body>
 </w:document>
+</file>
+
+<file path=word/endnotes.xml><?xml version="1.0" encoding="utf-8"?>
+<w:endnotes xmlns:wpc="http://schemas.microsoft.com/office/word/2010/wordprocessingCanvas" xmlns:cx="http://schemas.microsoft.com/office/drawing/2014/chartex" xmlns:cx1="http://schemas.microsoft.com/office/drawing/2015/9/8/chartex" xmlns:cx2="http://schemas.microsoft.com/office/drawing/2015/10/21/chartex" xmlns:cx3="http://schemas.microsoft.com/office/drawing/2016/5/9/chartex" xmlns:cx4="http://schemas.microsoft.com/office/drawing/2016/5/10/chartex" xmlns:cx5="http://schemas.microsoft.com/office/drawing/2016/5/11/chartex" xmlns:cx6="http://schemas.microsoft.com/office/drawing/2016/5/12/chartex" xmlns:cx7="http://schemas.microsoft.com/office/drawing/2016/5/13/chartex" xmlns:cx8="http://schemas.microsoft.com/office/drawing/2016/5/14/chartex" xmlns:mc="http://schemas.openxmlformats.org/markup-compatibility/2006" xmlns:aink="http://schemas.microsoft.com/office/drawing/2016/ink" xmlns:am3d="http://schemas.microsoft.com/office/drawing/2017/model3d" xmlns:o="urn:schemas-microsoft-com:office:office" xmlns:oel="http://schemas.microsoft.com/office/2019/extlst" xmlns:r="http://schemas.openxmlformats.org/officeDocument/2006/relationships" xmlns:m="http://schemas.openxmlformats.org/officeDocument/2006/math" xmlns:v="urn:schemas-microsoft-com:vml" xmlns:wp14="http://schemas.microsoft.com/office/word/2010/wordprocessingDrawing" xmlns:wp="http://schemas.openxmlformats.org/drawingml/2006/wordprocessingDrawing" xmlns:w10="urn:schemas-microsoft-com:office:word" xmlns:w="http://schemas.openxmlformats.org/wordprocessingml/2006/main" xmlns:w14="http://schemas.microsoft.com/office/word/2010/wordml" xmlns:w15="http://schemas.microsoft.com/office/word/2012/wordml" xmlns:w16cex="http://schemas.microsoft.com/office/word/2018/wordml/cex" xmlns:w16cid="http://schemas.microsoft.com/office/word/2016/wordml/cid" xmlns:w16="http://schemas.microsoft.com/office/word/2018/wordml" xmlns:w16du="http://schemas.microsoft.com/office/word/2023/wordml/word16du" xmlns:w16sdtdh="http://schemas.microsoft.com/office/word/2020/wordml/sdtdatahash" xmlns:w16sdtfl="http://schemas.microsoft.com/office/word/2024/wordml/sdtformatlock" xmlns:w16se="http://schemas.microsoft.com/office/word/2015/wordml/symex" xmlns:wpg="http://schemas.microsoft.com/office/word/2010/wordprocessingGroup" xmlns:wpi="http://schemas.microsoft.com/office/word/2010/wordprocessingInk" xmlns:wne="http://schemas.microsoft.com/office/word/2006/wordml" xmlns:wps="http://schemas.microsoft.com/office/word/2010/wordprocessingShape" mc:Ignorable="w14 w15 w16se w16cid w16 w16cex w16sdtdh w16sdtfl w16du wp14">
+  <w:endnote w:type="separator" w:id="-1">
+    <w:p>
+      <w:pPr>
+        <w:spacing w:after="0"/>
+      </w:pPr>
+      <w:r>
+        <w:separator/>
+      </w:r>
+    </w:p>
+  </w:endnote>
+  <w:endnote w:type="continuationSeparator" w:id="0">
+    <w:p>
+      <w:pPr>
+        <w:spacing w:after="0"/>
+      </w:pPr>
+      <w:r>
+        <w:continuationSeparator/>
+      </w:r>
+    </w:p>
+  </w:endnote>
+</w:endnotes>
+</file>
+
+<file path=word/footnotes.xml><?xml version="1.0" encoding="utf-8"?>
+<w:footnotes xmlns:wpc="http://schemas.microsoft.com/office/word/2010/wordprocessingCanvas" xmlns:cx="http://schemas.microsoft.com/office/drawing/2014/chartex" xmlns:cx1="http://schemas.microsoft.com/office/drawing/2015/9/8/chartex" xmlns:cx2="http://schemas.microsoft.com/office/drawing/2015/10/21/chartex" xmlns:cx3="http://schemas.microsoft.com/office/drawing/2016/5/9/chartex" xmlns:cx4="http://schemas.microsoft.com/office/drawing/2016/5/10/chartex" xmlns:cx5="http://schemas.microsoft.com/office/drawing/2016/5/11/chartex" xmlns:cx6="http://schemas.microsoft.com/office/drawing/2016/5/12/chartex" xmlns:cx7="http://schemas.microsoft.com/office/drawing/2016/5/13/chartex" xmlns:cx8="http://schemas.microsoft.com/office/drawing/2016/5/14/chartex" xmlns:mc="http://schemas.openxmlformats.org/markup-compatibility/2006" xmlns:aink="http://schemas.microsoft.com/office/drawing/2016/ink" xmlns:am3d="http://schemas.microsoft.com/office/drawing/2017/model3d" xmlns:o="urn:schemas-microsoft-com:office:office" xmlns:oel="http://schemas.microsoft.com/office/2019/extlst" xmlns:r="http://schemas.openxmlformats.org/officeDocument/2006/relationships" xmlns:m="http://schemas.openxmlformats.org/officeDocument/2006/math" xmlns:v="urn:schemas-microsoft-com:vml" xmlns:wp14="http://schemas.microsoft.com/office/word/2010/wordprocessingDrawing" xmlns:wp="http://schemas.openxmlformats.org/drawingml/2006/wordprocessingDrawing" xmlns:w10="urn:schemas-microsoft-com:office:word" xmlns:w="http://schemas.openxmlformats.org/wordprocessingml/2006/main" xmlns:w14="http://schemas.microsoft.com/office/word/2010/wordml" xmlns:w15="http://schemas.microsoft.com/office/word/2012/wordml" xmlns:w16cex="http://schemas.microsoft.com/office/word/2018/wordml/cex" xmlns:w16cid="http://schemas.microsoft.com/office/word/2016/wordml/cid" xmlns:w16="http://schemas.microsoft.com/office/word/2018/wordml" xmlns:w16du="http://schemas.microsoft.com/office/word/2023/wordml/word16du" xmlns:w16sdtdh="http://schemas.microsoft.com/office/word/2020/wordml/sdtdatahash" xmlns:w16sdtfl="http://schemas.microsoft.com/office/word/2024/wordml/sdtformatlock" xmlns:w16se="http://schemas.microsoft.com/office/word/2015/wordml/symex" xmlns:wpg="http://schemas.microsoft.com/office/word/2010/wordprocessingGroup" xmlns:wpi="http://schemas.microsoft.com/office/word/2010/wordprocessingInk" xmlns:wne="http://schemas.microsoft.com/office/word/2006/wordml" xmlns:wps="http://schemas.microsoft.com/office/word/2010/wordprocessingShape" mc:Ignorable="w14 w15 w16se w16cid w16 w16cex w16sdtdh w16sdtfl w16du wp14">
+  <w:footnote w:type="separator" w:id="-1">
+    <w:p>
+      <w:pPr>
+        <w:spacing w:after="0"/>
+      </w:pPr>
+      <w:r>
+        <w:separator/>
+      </w:r>
+    </w:p>
+  </w:footnote>
+  <w:footnote w:type="continuationSeparator" w:id="0">
+    <w:p>
+      <w:pPr>
+        <w:spacing w:after="0"/>
+      </w:pPr>
+      <w:r>
+        <w:continuationSeparator/>
+      </w:r>
+    </w:p>
+  </w:footnote>
+</w:footnotes>
 </file>
 
 <file path=word/numbering.xml><?xml version="1.0" encoding="utf-8"?>
@@ -6731,6 +6855,50 @@
       <w:spacing w:val="5"/>
     </w:rPr>
   </w:style>
+  <w:style w:type="paragraph" w:styleId="aa">
+    <w:name w:val="header"/>
+    <w:basedOn w:val="a"/>
+    <w:link w:val="Char3"/>
+    <w:uiPriority w:val="99"/>
+    <w:unhideWhenUsed/>
+    <w:rsid w:val="00651E73"/>
+    <w:pPr>
+      <w:tabs>
+        <w:tab w:val="center" w:pos="4513"/>
+        <w:tab w:val="right" w:pos="9026"/>
+      </w:tabs>
+      <w:snapToGrid w:val="0"/>
+    </w:pPr>
+  </w:style>
+  <w:style w:type="character" w:customStyle="1" w:styleId="Char3">
+    <w:name w:val="머리글 Char"/>
+    <w:basedOn w:val="a0"/>
+    <w:link w:val="aa"/>
+    <w:uiPriority w:val="99"/>
+    <w:rsid w:val="00651E73"/>
+  </w:style>
+  <w:style w:type="paragraph" w:styleId="ab">
+    <w:name w:val="footer"/>
+    <w:basedOn w:val="a"/>
+    <w:link w:val="Char4"/>
+    <w:uiPriority w:val="99"/>
+    <w:unhideWhenUsed/>
+    <w:rsid w:val="00651E73"/>
+    <w:pPr>
+      <w:tabs>
+        <w:tab w:val="center" w:pos="4513"/>
+        <w:tab w:val="right" w:pos="9026"/>
+      </w:tabs>
+      <w:snapToGrid w:val="0"/>
+    </w:pPr>
+  </w:style>
+  <w:style w:type="character" w:customStyle="1" w:styleId="Char4">
+    <w:name w:val="바닥글 Char"/>
+    <w:basedOn w:val="a0"/>
+    <w:link w:val="ab"/>
+    <w:uiPriority w:val="99"/>
+    <w:rsid w:val="00651E73"/>
+  </w:style>
 </w:styles>
 </file>
 

--- a/프로젝트정의서(PDR).docx
+++ b/프로젝트정의서(PDR).docx
@@ -2239,58 +2239,6 @@
             </w:pPr>
             <w:r>
               <w:rPr>
-                <w:rFonts w:asciiTheme="majorHAnsi" w:eastAsiaTheme="majorHAnsi" w:hAnsiTheme="majorHAnsi" w:cs="맑은 고딕"/>
-                <w:color w:val="000000"/>
-                <w:kern w:val="0"/>
-                <w:sz w:val="20"/>
-                <w:szCs w:val="22"/>
-                <w14:ligatures w14:val="none"/>
-              </w:rPr>
-              <w:t xml:space="preserve">수정(Update): </w:t>
-            </w:r>
-            <w:r>
-              <w:rPr>
-                <w:rFonts w:asciiTheme="majorHAnsi" w:eastAsiaTheme="majorHAnsi" w:hAnsiTheme="majorHAnsi" w:cs="맑은 고딕" w:hint="eastAsia"/>
-                <w:color w:val="000000"/>
-                <w:kern w:val="0"/>
-                <w:sz w:val="20"/>
-                <w:szCs w:val="22"/>
-                <w14:ligatures w14:val="none"/>
-              </w:rPr>
-              <w:t xml:space="preserve">사용자 상태 변경 및 </w:t>
-            </w:r>
-            <w:r>
-              <w:rPr>
-                <w:rFonts w:asciiTheme="majorHAnsi" w:eastAsiaTheme="majorHAnsi" w:hAnsiTheme="majorHAnsi" w:cs="맑은 고딕"/>
-                <w:color w:val="000000"/>
-                <w:kern w:val="0"/>
-                <w:sz w:val="20"/>
-                <w:szCs w:val="22"/>
-                <w14:ligatures w14:val="none"/>
-              </w:rPr>
-              <w:t>권한 변경</w:t>
-            </w:r>
-          </w:p>
-          <w:p>
-            <w:pPr>
-              <w:numPr>
-                <w:ilvl w:val="0"/>
-                <w:numId w:val="8"/>
-              </w:numPr>
-              <w:wordWrap/>
-              <w:spacing w:after="0" w:line="211" w:lineRule="auto"/>
-              <w:ind w:right="564"/>
-              <w:rPr>
-                <w:rFonts w:asciiTheme="majorHAnsi" w:eastAsiaTheme="majorHAnsi" w:hAnsiTheme="majorHAnsi" w:cs="맑은 고딕"/>
-                <w:color w:val="000000"/>
-                <w:kern w:val="0"/>
-                <w:sz w:val="20"/>
-                <w:szCs w:val="22"/>
-                <w14:ligatures w14:val="none"/>
-              </w:rPr>
-            </w:pPr>
-            <w:r>
-              <w:rPr>
                 <w:rFonts w:asciiTheme="majorHAnsi" w:eastAsiaTheme="majorHAnsi" w:hAnsiTheme="majorHAnsi" w:cs="맑은 고딕" w:hint="eastAsia"/>
                 <w:color w:val="000000"/>
                 <w:kern w:val="0"/>
@@ -3051,7 +2999,6 @@
                 <w:szCs w:val="22"/>
                 <w14:ligatures w14:val="none"/>
               </w:rPr>
-              <w:lastRenderedPageBreak/>
               <w:t xml:space="preserve">유사관련 시스템 </w:t>
             </w:r>
           </w:p>
@@ -3177,6 +3124,7 @@
                 <w:szCs w:val="20"/>
                 <w14:ligatures w14:val="none"/>
               </w:rPr>
+              <w:lastRenderedPageBreak/>
               <w:t>그룹 커뮤니케이션에 강점</w:t>
             </w:r>
           </w:p>
